--- a/2025-2026 DECODE/notes/FTC 跑打算法工程笔记.docx
+++ b/2025-2026 DECODE/notes/FTC 跑打算法工程笔记.docx
@@ -1,6 +1,6 @@
 
 <file path=word/document.xml><?xml version="1.0" encoding="utf-8"?>
-<w:document xmlns:wpc="http://schemas.microsoft.com/office/word/2010/wordprocessingCanvas" xmlns:cx="http://schemas.microsoft.com/office/drawing/2014/chartex" xmlns:cx1="http://schemas.microsoft.com/office/drawing/2015/9/8/chartex" xmlns:cx2="http://schemas.microsoft.com/office/drawing/2015/10/21/chartex" xmlns:cx3="http://schemas.microsoft.com/office/drawing/2016/5/9/chartex" xmlns:cx4="http://schemas.microsoft.com/office/drawing/2016/5/10/chartex" xmlns:cx5="http://schemas.microsoft.com/office/drawing/2016/5/11/chartex" xmlns:cx6="http://schemas.microsoft.com/office/drawing/2016/5/12/chartex" xmlns:cx7="http://schemas.microsoft.com/office/drawing/2016/5/13/chartex" xmlns:cx8="http://schemas.microsoft.com/office/drawing/2016/5/14/chartex" xmlns:mc="http://schemas.openxmlformats.org/markup-compatibility/2006" xmlns:aink="http://schemas.microsoft.com/office/drawing/2016/ink" xmlns:am3d="http://schemas.microsoft.com/office/drawing/2017/model3d" xmlns:o="urn:schemas-microsoft-com:office:office" xmlns:oel="http://schemas.microsoft.com/office/2019/extlst" xmlns:r="http://schemas.openxmlformats.org/officeDocument/2006/relationships" xmlns:m="http://schemas.openxmlformats.org/officeDocument/2006/math" xmlns:v="urn:schemas-microsoft-com:vml" xmlns:wp14="http://schemas.microsoft.com/office/word/2010/wordprocessingDrawing" xmlns:wp="http://schemas.openxmlformats.org/drawingml/2006/wordprocessingDrawing" xmlns:w10="urn:schemas-microsoft-com:office:word" xmlns:w="http://schemas.openxmlformats.org/wordprocessingml/2006/main" xmlns:w14="http://schemas.microsoft.com/office/word/2010/wordml" xmlns:w15="http://schemas.microsoft.com/office/word/2012/wordml" xmlns:w16cex="http://schemas.microsoft.com/office/word/2018/wordml/cex" xmlns:w16cid="http://schemas.microsoft.com/office/word/2016/wordml/cid" xmlns:w16="http://schemas.microsoft.com/office/word/2018/wordml" xmlns:w16du="http://schemas.microsoft.com/office/word/2023/wordml/word16du" xmlns:w16sdtdh="http://schemas.microsoft.com/office/word/2020/wordml/sdtdatahash" xmlns:w16sdtfl="http://schemas.microsoft.com/office/word/2024/wordml/sdtformatlock" xmlns:w16se="http://schemas.microsoft.com/office/word/2015/wordml/symex" xmlns:wpg="http://schemas.microsoft.com/office/word/2010/wordprocessingGroup" xmlns:wpi="http://schemas.microsoft.com/office/word/2010/wordprocessingInk" xmlns:wne="http://schemas.microsoft.com/office/word/2006/wordml" xmlns:wps="http://schemas.microsoft.com/office/word/2010/wordprocessingShape" mc:Ignorable="w14 w15 w16se w16cid w16 w16cex w16sdtdh w16sdtfl w16du wp14">
+<w:document xmlns:wpc="http://schemas.microsoft.com/office/word/2010/wordprocessingCanvas" xmlns:cx="http://schemas.microsoft.com/office/drawing/2014/chartex" xmlns:cx1="http://schemas.microsoft.com/office/drawing/2015/9/8/chartex" xmlns:cx2="http://schemas.microsoft.com/office/drawing/2015/10/21/chartex" xmlns:cx3="http://schemas.microsoft.com/office/drawing/2016/5/9/chartex" xmlns:cx4="http://schemas.microsoft.com/office/drawing/2016/5/10/chartex" xmlns:cx5="http://schemas.microsoft.com/office/drawing/2016/5/11/chartex" xmlns:cx6="http://schemas.microsoft.com/office/drawing/2016/5/12/chartex" xmlns:cx7="http://schemas.microsoft.com/office/drawing/2016/5/13/chartex" xmlns:cx8="http://schemas.microsoft.com/office/drawing/2016/5/14/chartex" xmlns:mc="http://schemas.openxmlformats.org/markup-compatibility/2006" xmlns:aink="http://schemas.microsoft.com/office/drawing/2016/ink" xmlns:am3d="http://schemas.microsoft.com/office/drawing/2017/model3d" xmlns:o="urn:schemas-microsoft-com:office:office" xmlns:r="http://schemas.openxmlformats.org/officeDocument/2006/relationships" xmlns:m="http://schemas.openxmlformats.org/officeDocument/2006/math" xmlns:v="urn:schemas-microsoft-com:vml" xmlns:wp14="http://schemas.microsoft.com/office/word/2010/wordprocessingDrawing" xmlns:wp="http://schemas.openxmlformats.org/drawingml/2006/wordprocessingDrawing" xmlns:w10="urn:schemas-microsoft-com:office:word" xmlns:w="http://schemas.openxmlformats.org/wordprocessingml/2006/main" xmlns:w14="http://schemas.microsoft.com/office/word/2010/wordml" xmlns:w15="http://schemas.microsoft.com/office/word/2012/wordml" xmlns:w16cid="http://schemas.microsoft.com/office/word/2016/wordml/cid" xmlns:w16se="http://schemas.microsoft.com/office/word/2015/wordml/symex" xmlns:wpg="http://schemas.microsoft.com/office/word/2010/wordprocessingGroup" xmlns:wpi="http://schemas.microsoft.com/office/word/2010/wordprocessingInk" xmlns:wne="http://schemas.microsoft.com/office/word/2006/wordml" xmlns:wps="http://schemas.microsoft.com/office/word/2010/wordprocessingShape" mc:Ignorable="w14 w15 w16se w16cid wp14">
   <w:body>
     <w:p>
       <w:pPr>
@@ -24,6 +24,7 @@
         <w:pStyle w:val="2"/>
         <w:rPr>
           <w:rFonts w:ascii="宋体" w:eastAsia="宋体" w:hAnsi="宋体"/>
+          <w:sz w:val="24"/>
           <w:lang w:eastAsia="zh-CN"/>
         </w:rPr>
       </w:pPr>
@@ -31,6 +32,7 @@
       <w:r>
         <w:rPr>
           <w:rFonts w:ascii="宋体" w:eastAsia="宋体" w:hAnsi="宋体"/>
+          <w:sz w:val="24"/>
           <w:lang w:eastAsia="zh-CN"/>
         </w:rPr>
         <w:t>一、背景与问题定义</w:t>
@@ -41,7 +43,7 @@
         <w:pStyle w:val="FirstParagraph"/>
         <w:rPr>
           <w:rFonts w:ascii="宋体" w:eastAsia="宋体" w:hAnsi="宋体"/>
-          <w:sz w:val="21"/>
+          <w:sz w:val="20"/>
           <w:szCs w:val="21"/>
           <w:lang w:eastAsia="zh-CN"/>
         </w:rPr>
@@ -49,11 +51,20 @@
       <w:r>
         <w:rPr>
           <w:rFonts w:ascii="宋体" w:eastAsia="宋体" w:hAnsi="宋体"/>
-          <w:sz w:val="21"/>
-          <w:szCs w:val="21"/>
-          <w:lang w:eastAsia="zh-CN"/>
-        </w:rPr>
-        <w:t>FTC 比赛中，利用发射机构将小球射入目标区域是常见的得分手段。然而，小球在飞行过程中受到重力、空气阻力、升力、马格努斯效应等多种气动力的共同作用，使得弹道呈现出复杂的非线性特征。</w:t>
+          <w:sz w:val="20"/>
+          <w:szCs w:val="21"/>
+          <w:lang w:eastAsia="zh-CN"/>
+        </w:rPr>
+        <w:t xml:space="preserve">FTC </w:t>
+      </w:r>
+      <w:r>
+        <w:rPr>
+          <w:rFonts w:ascii="宋体" w:eastAsia="宋体" w:hAnsi="宋体"/>
+          <w:sz w:val="20"/>
+          <w:szCs w:val="21"/>
+          <w:lang w:eastAsia="zh-CN"/>
+        </w:rPr>
+        <w:t>比赛中，利用发射机构将小球射入目标区域是常见的得分手段。然而，小球在飞行过程中受到重力、空气阻力、升力、马格努斯效应等多种气动力的共同作用，使得弹道呈现出复杂的非线性特征。</w:t>
       </w:r>
     </w:p>
     <w:p>
@@ -61,7 +72,7 @@
         <w:pStyle w:val="a0"/>
         <w:rPr>
           <w:rFonts w:ascii="宋体" w:eastAsia="宋体" w:hAnsi="宋体"/>
-          <w:sz w:val="21"/>
+          <w:sz w:val="20"/>
           <w:szCs w:val="21"/>
           <w:lang w:eastAsia="zh-CN"/>
         </w:rPr>
@@ -69,7 +80,7 @@
       <w:r>
         <w:rPr>
           <w:rFonts w:ascii="宋体" w:eastAsia="宋体" w:hAnsi="宋体"/>
-          <w:sz w:val="21"/>
+          <w:sz w:val="20"/>
           <w:szCs w:val="21"/>
           <w:lang w:eastAsia="zh-CN"/>
         </w:rPr>
@@ -91,10 +102,10 @@
         <w:tblLook w:val="0020" w:firstRow="1" w:lastRow="0" w:firstColumn="0" w:lastColumn="0" w:noHBand="0" w:noVBand="0"/>
       </w:tblPr>
       <w:tblGrid>
-        <w:gridCol w:w="3055"/>
-        <w:gridCol w:w="1266"/>
-        <w:gridCol w:w="2738"/>
-        <w:gridCol w:w="849"/>
+        <w:gridCol w:w="2920"/>
+        <w:gridCol w:w="1216"/>
+        <w:gridCol w:w="2618"/>
+        <w:gridCol w:w="819"/>
       </w:tblGrid>
       <w:tr>
         <w:trPr>
@@ -117,7 +128,7 @@
               <w:pStyle w:val="Compact"/>
               <w:rPr>
                 <w:rFonts w:ascii="宋体" w:eastAsia="宋体" w:hAnsi="宋体"/>
-                <w:sz w:val="21"/>
+                <w:sz w:val="20"/>
                 <w:szCs w:val="21"/>
               </w:rPr>
             </w:pPr>
@@ -127,7 +138,7 @@
                 <w:rFonts w:ascii="宋体" w:eastAsia="宋体" w:hAnsi="宋体"/>
                 <w:b/>
                 <w:color w:val="1E3A8A"/>
-                <w:sz w:val="21"/>
+                <w:sz w:val="20"/>
                 <w:szCs w:val="21"/>
               </w:rPr>
               <w:t>方案</w:t>
@@ -151,7 +162,7 @@
               <w:pStyle w:val="Compact"/>
               <w:rPr>
                 <w:rFonts w:ascii="宋体" w:eastAsia="宋体" w:hAnsi="宋体"/>
-                <w:sz w:val="21"/>
+                <w:sz w:val="20"/>
                 <w:szCs w:val="21"/>
               </w:rPr>
             </w:pPr>
@@ -160,7 +171,7 @@
                 <w:rFonts w:ascii="宋体" w:eastAsia="宋体" w:hAnsi="宋体"/>
                 <w:b/>
                 <w:color w:val="1E3A8A"/>
-                <w:sz w:val="21"/>
+                <w:sz w:val="20"/>
                 <w:szCs w:val="21"/>
               </w:rPr>
               <w:t>精度</w:t>
@@ -183,7 +194,7 @@
               <w:pStyle w:val="Compact"/>
               <w:rPr>
                 <w:rFonts w:ascii="宋体" w:eastAsia="宋体" w:hAnsi="宋体"/>
-                <w:sz w:val="21"/>
+                <w:sz w:val="20"/>
                 <w:szCs w:val="21"/>
               </w:rPr>
             </w:pPr>
@@ -192,7 +203,7 @@
                 <w:rFonts w:ascii="宋体" w:eastAsia="宋体" w:hAnsi="宋体"/>
                 <w:b/>
                 <w:color w:val="1E3A8A"/>
-                <w:sz w:val="21"/>
+                <w:sz w:val="20"/>
                 <w:szCs w:val="21"/>
               </w:rPr>
               <w:t>标定成本</w:t>
@@ -215,7 +226,7 @@
               <w:pStyle w:val="Compact"/>
               <w:rPr>
                 <w:rFonts w:ascii="宋体" w:eastAsia="宋体" w:hAnsi="宋体"/>
-                <w:sz w:val="21"/>
+                <w:sz w:val="20"/>
                 <w:szCs w:val="21"/>
               </w:rPr>
             </w:pPr>
@@ -224,7 +235,7 @@
                 <w:rFonts w:ascii="宋体" w:eastAsia="宋体" w:hAnsi="宋体"/>
                 <w:b/>
                 <w:color w:val="1E3A8A"/>
-                <w:sz w:val="21"/>
+                <w:sz w:val="20"/>
                 <w:szCs w:val="21"/>
               </w:rPr>
               <w:t>实时性</w:t>
@@ -248,7 +259,7 @@
               <w:pStyle w:val="Compact"/>
               <w:rPr>
                 <w:rFonts w:ascii="宋体" w:eastAsia="宋体" w:hAnsi="宋体"/>
-                <w:sz w:val="21"/>
+                <w:sz w:val="20"/>
                 <w:szCs w:val="21"/>
                 <w:lang w:eastAsia="zh-CN"/>
               </w:rPr>
@@ -258,7 +269,7 @@
                 <w:rFonts w:ascii="宋体" w:eastAsia="宋体" w:hAnsi="宋体"/>
                 <w:b/>
                 <w:bCs/>
-                <w:sz w:val="21"/>
+                <w:sz w:val="20"/>
                 <w:szCs w:val="21"/>
                 <w:lang w:eastAsia="zh-CN"/>
               </w:rPr>
@@ -267,11 +278,29 @@
             <w:r>
               <w:rPr>
                 <w:rFonts w:ascii="宋体" w:eastAsia="宋体" w:hAnsi="宋体"/>
-                <w:sz w:val="21"/>
+                <w:sz w:val="20"/>
                 <w:szCs w:val="21"/>
                 <w:lang w:eastAsia="zh-CN"/>
               </w:rPr>
-              <w:t>（常见于 FTC 队伍）</w:t>
+              <w:t>（常见于</w:t>
+            </w:r>
+            <w:r>
+              <w:rPr>
+                <w:rFonts w:ascii="宋体" w:eastAsia="宋体" w:hAnsi="宋体"/>
+                <w:sz w:val="20"/>
+                <w:szCs w:val="21"/>
+                <w:lang w:eastAsia="zh-CN"/>
+              </w:rPr>
+              <w:t xml:space="preserve"> FTC </w:t>
+            </w:r>
+            <w:r>
+              <w:rPr>
+                <w:rFonts w:ascii="宋体" w:eastAsia="宋体" w:hAnsi="宋体"/>
+                <w:sz w:val="20"/>
+                <w:szCs w:val="21"/>
+                <w:lang w:eastAsia="zh-CN"/>
+              </w:rPr>
+              <w:t>队伍）</w:t>
             </w:r>
           </w:p>
         </w:tc>
@@ -290,14 +319,14 @@
               <w:pStyle w:val="Compact"/>
               <w:rPr>
                 <w:rFonts w:ascii="宋体" w:eastAsia="宋体" w:hAnsi="宋体"/>
-                <w:sz w:val="21"/>
+                <w:sz w:val="20"/>
                 <w:szCs w:val="21"/>
               </w:rPr>
             </w:pPr>
             <w:r>
               <w:rPr>
                 <w:rFonts w:ascii="宋体" w:eastAsia="宋体" w:hAnsi="宋体"/>
-                <w:sz w:val="21"/>
+                <w:sz w:val="20"/>
                 <w:szCs w:val="21"/>
               </w:rPr>
               <w:t>低</w:t>
@@ -319,14 +348,14 @@
               <w:pStyle w:val="Compact"/>
               <w:rPr>
                 <w:rFonts w:ascii="宋体" w:eastAsia="宋体" w:hAnsi="宋体"/>
-                <w:sz w:val="21"/>
+                <w:sz w:val="20"/>
                 <w:szCs w:val="21"/>
               </w:rPr>
             </w:pPr>
             <w:r>
               <w:rPr>
                 <w:rFonts w:ascii="宋体" w:eastAsia="宋体" w:hAnsi="宋体"/>
-                <w:sz w:val="21"/>
+                <w:sz w:val="20"/>
                 <w:szCs w:val="21"/>
               </w:rPr>
               <w:t>低</w:t>
@@ -348,14 +377,14 @@
               <w:pStyle w:val="Compact"/>
               <w:rPr>
                 <w:rFonts w:ascii="宋体" w:eastAsia="宋体" w:hAnsi="宋体"/>
-                <w:sz w:val="21"/>
+                <w:sz w:val="20"/>
                 <w:szCs w:val="21"/>
               </w:rPr>
             </w:pPr>
             <w:r>
               <w:rPr>
                 <w:rFonts w:ascii="宋体" w:eastAsia="宋体" w:hAnsi="宋体"/>
-                <w:sz w:val="21"/>
+                <w:sz w:val="20"/>
                 <w:szCs w:val="21"/>
               </w:rPr>
               <w:t>高</w:t>
@@ -380,7 +409,7 @@
               <w:pStyle w:val="Compact"/>
               <w:rPr>
                 <w:rFonts w:ascii="宋体" w:eastAsia="宋体" w:hAnsi="宋体"/>
-                <w:sz w:val="21"/>
+                <w:sz w:val="20"/>
                 <w:szCs w:val="21"/>
               </w:rPr>
             </w:pPr>
@@ -389,7 +418,7 @@
                 <w:rFonts w:ascii="宋体" w:eastAsia="宋体" w:hAnsi="宋体"/>
                 <w:b/>
                 <w:bCs/>
-                <w:sz w:val="21"/>
+                <w:sz w:val="20"/>
                 <w:szCs w:val="21"/>
               </w:rPr>
               <w:t>查表法</w:t>
@@ -397,7 +426,7 @@
             <w:r>
               <w:rPr>
                 <w:rFonts w:ascii="宋体" w:eastAsia="宋体" w:hAnsi="宋体"/>
-                <w:sz w:val="21"/>
+                <w:sz w:val="20"/>
                 <w:szCs w:val="21"/>
               </w:rPr>
               <w:t>（强队常用）</w:t>
@@ -420,14 +449,14 @@
               <w:pStyle w:val="Compact"/>
               <w:rPr>
                 <w:rFonts w:ascii="宋体" w:eastAsia="宋体" w:hAnsi="宋体"/>
-                <w:sz w:val="21"/>
+                <w:sz w:val="20"/>
                 <w:szCs w:val="21"/>
               </w:rPr>
             </w:pPr>
             <w:r>
               <w:rPr>
                 <w:rFonts w:ascii="宋体" w:eastAsia="宋体" w:hAnsi="宋体"/>
-                <w:sz w:val="21"/>
+                <w:sz w:val="20"/>
                 <w:szCs w:val="21"/>
               </w:rPr>
               <w:t>高</w:t>
@@ -450,7 +479,7 @@
               <w:pStyle w:val="Compact"/>
               <w:rPr>
                 <w:rFonts w:ascii="宋体" w:eastAsia="宋体" w:hAnsi="宋体"/>
-                <w:sz w:val="21"/>
+                <w:sz w:val="20"/>
                 <w:szCs w:val="21"/>
                 <w:lang w:eastAsia="zh-CN"/>
               </w:rPr>
@@ -460,7 +489,7 @@
                 <w:rFonts w:ascii="宋体" w:eastAsia="宋体" w:hAnsi="宋体"/>
                 <w:b/>
                 <w:bCs/>
-                <w:sz w:val="21"/>
+                <w:sz w:val="20"/>
                 <w:szCs w:val="21"/>
                 <w:lang w:eastAsia="zh-CN"/>
               </w:rPr>
@@ -469,7 +498,7 @@
             <w:r>
               <w:rPr>
                 <w:rFonts w:ascii="宋体" w:eastAsia="宋体" w:hAnsi="宋体"/>
-                <w:sz w:val="21"/>
+                <w:sz w:val="20"/>
                 <w:szCs w:val="21"/>
                 <w:lang w:eastAsia="zh-CN"/>
               </w:rPr>
@@ -493,14 +522,14 @@
               <w:pStyle w:val="Compact"/>
               <w:rPr>
                 <w:rFonts w:ascii="宋体" w:eastAsia="宋体" w:hAnsi="宋体"/>
-                <w:sz w:val="21"/>
+                <w:sz w:val="20"/>
                 <w:szCs w:val="21"/>
               </w:rPr>
             </w:pPr>
             <w:r>
               <w:rPr>
                 <w:rFonts w:ascii="宋体" w:eastAsia="宋体" w:hAnsi="宋体"/>
-                <w:sz w:val="21"/>
+                <w:sz w:val="20"/>
                 <w:szCs w:val="21"/>
               </w:rPr>
               <w:t>高</w:t>
@@ -524,7 +553,7 @@
               <w:pStyle w:val="Compact"/>
               <w:rPr>
                 <w:rFonts w:ascii="宋体" w:eastAsia="宋体" w:hAnsi="宋体"/>
-                <w:sz w:val="21"/>
+                <w:sz w:val="20"/>
                 <w:szCs w:val="21"/>
               </w:rPr>
             </w:pPr>
@@ -533,10 +562,20 @@
                 <w:rFonts w:ascii="宋体" w:eastAsia="宋体" w:hAnsi="宋体"/>
                 <w:b/>
                 <w:bCs/>
-                <w:sz w:val="21"/>
-                <w:szCs w:val="21"/>
-              </w:rPr>
-              <w:t>CFD 仿真</w:t>
+                <w:sz w:val="20"/>
+                <w:szCs w:val="21"/>
+              </w:rPr>
+              <w:t xml:space="preserve">CFD </w:t>
+            </w:r>
+            <w:r>
+              <w:rPr>
+                <w:rFonts w:ascii="宋体" w:eastAsia="宋体" w:hAnsi="宋体"/>
+                <w:b/>
+                <w:bCs/>
+                <w:sz w:val="20"/>
+                <w:szCs w:val="21"/>
+              </w:rPr>
+              <w:t>仿真</w:t>
             </w:r>
           </w:p>
         </w:tc>
@@ -555,14 +594,14 @@
               <w:pStyle w:val="Compact"/>
               <w:rPr>
                 <w:rFonts w:ascii="宋体" w:eastAsia="宋体" w:hAnsi="宋体"/>
-                <w:sz w:val="21"/>
+                <w:sz w:val="20"/>
                 <w:szCs w:val="21"/>
               </w:rPr>
             </w:pPr>
             <w:r>
               <w:rPr>
                 <w:rFonts w:ascii="宋体" w:eastAsia="宋体" w:hAnsi="宋体"/>
-                <w:sz w:val="21"/>
+                <w:sz w:val="20"/>
                 <w:szCs w:val="21"/>
               </w:rPr>
               <w:t>理论上最高</w:t>
@@ -584,7 +623,7 @@
               <w:pStyle w:val="Compact"/>
               <w:rPr>
                 <w:rFonts w:ascii="宋体" w:eastAsia="宋体" w:hAnsi="宋体"/>
-                <w:sz w:val="21"/>
+                <w:sz w:val="20"/>
                 <w:szCs w:val="21"/>
               </w:rPr>
             </w:pPr>
@@ -593,7 +632,7 @@
                 <w:rFonts w:ascii="宋体" w:eastAsia="宋体" w:hAnsi="宋体"/>
                 <w:b/>
                 <w:bCs/>
-                <w:sz w:val="21"/>
+                <w:sz w:val="20"/>
                 <w:szCs w:val="21"/>
               </w:rPr>
               <w:t>不可行</w:t>
@@ -601,7 +640,7 @@
             <w:r>
               <w:rPr>
                 <w:rFonts w:ascii="宋体" w:eastAsia="宋体" w:hAnsi="宋体"/>
-                <w:sz w:val="21"/>
+                <w:sz w:val="20"/>
                 <w:szCs w:val="21"/>
               </w:rPr>
               <w:t>（算力要求极高）</w:t>
@@ -623,14 +662,14 @@
               <w:pStyle w:val="Compact"/>
               <w:rPr>
                 <w:rFonts w:ascii="宋体" w:eastAsia="宋体" w:hAnsi="宋体"/>
-                <w:sz w:val="21"/>
+                <w:sz w:val="20"/>
                 <w:szCs w:val="21"/>
               </w:rPr>
             </w:pPr>
             <w:r>
               <w:rPr>
                 <w:rFonts w:ascii="宋体" w:eastAsia="宋体" w:hAnsi="宋体"/>
-                <w:sz w:val="21"/>
+                <w:sz w:val="20"/>
                 <w:szCs w:val="21"/>
               </w:rPr>
               <w:t>0</w:t>
@@ -643,8 +682,8 @@
       <w:pPr>
         <w:pStyle w:val="a0"/>
         <w:rPr>
-          <w:rFonts w:ascii="宋体" w:eastAsia="宋体" w:hAnsi="宋体" w:hint="eastAsia"/>
-          <w:sz w:val="21"/>
+          <w:rFonts w:ascii="宋体" w:eastAsia="宋体" w:hAnsi="宋体"/>
+          <w:sz w:val="20"/>
           <w:szCs w:val="21"/>
           <w:lang w:eastAsia="zh-CN"/>
         </w:rPr>
@@ -652,7 +691,7 @@
       <w:r>
         <w:rPr>
           <w:rFonts w:ascii="宋体" w:eastAsia="宋体" w:hAnsi="宋体"/>
-          <w:sz w:val="21"/>
+          <w:sz w:val="20"/>
           <w:szCs w:val="21"/>
           <w:lang w:eastAsia="zh-CN"/>
         </w:rPr>
@@ -663,7 +702,7 @@
           <w:rFonts w:ascii="宋体" w:eastAsia="宋体" w:hAnsi="宋体"/>
           <w:b/>
           <w:bCs/>
-          <w:sz w:val="21"/>
+          <w:sz w:val="20"/>
           <w:szCs w:val="21"/>
           <w:lang w:eastAsia="zh-CN"/>
         </w:rPr>
@@ -672,7 +711,7 @@
       <w:r>
         <w:rPr>
           <w:rFonts w:ascii="宋体" w:eastAsia="宋体" w:hAnsi="宋体"/>
-          <w:sz w:val="21"/>
+          <w:sz w:val="20"/>
           <w:szCs w:val="21"/>
           <w:lang w:eastAsia="zh-CN"/>
         </w:rPr>
@@ -684,6 +723,7 @@
         <w:pStyle w:val="2"/>
         <w:rPr>
           <w:rFonts w:ascii="宋体" w:eastAsia="宋体" w:hAnsi="宋体"/>
+          <w:sz w:val="24"/>
           <w:lang w:eastAsia="zh-CN"/>
         </w:rPr>
       </w:pPr>
@@ -692,6 +732,7 @@
       <w:r>
         <w:rPr>
           <w:rFonts w:ascii="宋体" w:eastAsia="宋体" w:hAnsi="宋体"/>
+          <w:sz w:val="24"/>
           <w:lang w:eastAsia="zh-CN"/>
         </w:rPr>
         <w:t>二、核心创新：线性组合气动力模型</w:t>
@@ -702,7 +743,7 @@
         <w:pStyle w:val="3"/>
         <w:rPr>
           <w:rFonts w:ascii="宋体" w:eastAsia="宋体" w:hAnsi="宋体"/>
-          <w:sz w:val="21"/>
+          <w:sz w:val="20"/>
           <w:szCs w:val="21"/>
           <w:lang w:eastAsia="zh-CN"/>
         </w:rPr>
@@ -711,7 +752,7 @@
       <w:r>
         <w:rPr>
           <w:rFonts w:ascii="宋体" w:eastAsia="宋体" w:hAnsi="宋体"/>
-          <w:sz w:val="21"/>
+          <w:sz w:val="20"/>
           <w:szCs w:val="21"/>
           <w:lang w:eastAsia="zh-CN"/>
         </w:rPr>
@@ -720,9 +761,18 @@
       <w:r>
         <w:rPr>
           <w:rFonts w:ascii="宋体" w:eastAsia="宋体" w:hAnsi="宋体"/>
-          <w:lang w:eastAsia="zh-CN"/>
-        </w:rPr>
-        <w:t>.1 物理直觉</w:t>
+          <w:sz w:val="22"/>
+          <w:lang w:eastAsia="zh-CN"/>
+        </w:rPr>
+        <w:t xml:space="preserve">.1 </w:t>
+      </w:r>
+      <w:r>
+        <w:rPr>
+          <w:rFonts w:ascii="宋体" w:eastAsia="宋体" w:hAnsi="宋体"/>
+          <w:sz w:val="22"/>
+          <w:lang w:eastAsia="zh-CN"/>
+        </w:rPr>
+        <w:t>物理直觉</w:t>
       </w:r>
     </w:p>
     <w:p>
@@ -730,7 +780,7 @@
         <w:pStyle w:val="FirstParagraph"/>
         <w:rPr>
           <w:rFonts w:ascii="宋体" w:eastAsia="宋体" w:hAnsi="宋体"/>
-          <w:sz w:val="21"/>
+          <w:sz w:val="20"/>
           <w:szCs w:val="21"/>
           <w:lang w:eastAsia="zh-CN"/>
         </w:rPr>
@@ -738,17 +788,35 @@
       <w:r>
         <w:rPr>
           <w:rFonts w:ascii="宋体" w:eastAsia="宋体" w:hAnsi="宋体"/>
-          <w:sz w:val="21"/>
-          <w:szCs w:val="21"/>
-          <w:lang w:eastAsia="zh-CN"/>
-        </w:rPr>
-        <w:t>抛射体在空中受到的气动力种类繁多：压差阻力、摩擦阻力、诱导阻力、马格努斯升力、尾流升力……它们的合力方向不一定</w:t>
+          <w:sz w:val="20"/>
+          <w:szCs w:val="21"/>
+          <w:lang w:eastAsia="zh-CN"/>
+        </w:rPr>
+        <w:t>抛射体在空中受到的气动力种类繁多：压差阻力、摩擦阻力、诱导阻力、马格努斯升力、尾流升力</w:t>
+      </w:r>
+      <w:r>
+        <w:rPr>
+          <w:rFonts w:ascii="宋体" w:eastAsia="宋体" w:hAnsi="宋体"/>
+          <w:sz w:val="20"/>
+          <w:szCs w:val="21"/>
+          <w:lang w:eastAsia="zh-CN"/>
+        </w:rPr>
+        <w:t>……</w:t>
+      </w:r>
+      <w:r>
+        <w:rPr>
+          <w:rFonts w:ascii="宋体" w:eastAsia="宋体" w:hAnsi="宋体"/>
+          <w:sz w:val="20"/>
+          <w:szCs w:val="21"/>
+          <w:lang w:eastAsia="zh-CN"/>
+        </w:rPr>
+        <w:t>它们的合力方向不一定</w:t>
       </w:r>
       <w:proofErr w:type="gramStart"/>
       <w:r>
         <w:rPr>
           <w:rFonts w:ascii="宋体" w:eastAsia="宋体" w:hAnsi="宋体"/>
-          <w:sz w:val="21"/>
+          <w:sz w:val="20"/>
           <w:szCs w:val="21"/>
           <w:lang w:eastAsia="zh-CN"/>
         </w:rPr>
@@ -758,18 +826,63 @@
       <w:r>
         <w:rPr>
           <w:rFonts w:ascii="宋体" w:eastAsia="宋体" w:hAnsi="宋体"/>
-          <w:sz w:val="21"/>
-          <w:szCs w:val="21"/>
-          <w:lang w:eastAsia="zh-CN"/>
-        </w:rPr>
-        <w:t>反方向，也不一定垂直向上。但是，我们事实上不关心“具体是哪种力在起作用”，只关心“</w:t>
+          <w:sz w:val="20"/>
+          <w:szCs w:val="21"/>
+          <w:lang w:eastAsia="zh-CN"/>
+        </w:rPr>
+        <w:t>反方向，也不一定垂直向上。但是，我们事实上不关心</w:t>
+      </w:r>
+      <w:r>
+        <w:rPr>
+          <w:rFonts w:ascii="宋体" w:eastAsia="宋体" w:hAnsi="宋体"/>
+          <w:sz w:val="20"/>
+          <w:szCs w:val="21"/>
+          <w:lang w:eastAsia="zh-CN"/>
+        </w:rPr>
+        <w:t>“</w:t>
+      </w:r>
+      <w:r>
+        <w:rPr>
+          <w:rFonts w:ascii="宋体" w:eastAsia="宋体" w:hAnsi="宋体"/>
+          <w:sz w:val="20"/>
+          <w:szCs w:val="21"/>
+          <w:lang w:eastAsia="zh-CN"/>
+        </w:rPr>
+        <w:t>具体是哪种力在起作用</w:t>
+      </w:r>
+      <w:r>
+        <w:rPr>
+          <w:rFonts w:ascii="宋体" w:eastAsia="宋体" w:hAnsi="宋体"/>
+          <w:sz w:val="20"/>
+          <w:szCs w:val="21"/>
+          <w:lang w:eastAsia="zh-CN"/>
+        </w:rPr>
+        <w:t>”</w:t>
+      </w:r>
+      <w:r>
+        <w:rPr>
+          <w:rFonts w:ascii="宋体" w:eastAsia="宋体" w:hAnsi="宋体"/>
+          <w:sz w:val="20"/>
+          <w:szCs w:val="21"/>
+          <w:lang w:eastAsia="zh-CN"/>
+        </w:rPr>
+        <w:t>，只关心</w:t>
+      </w:r>
+      <w:r>
+        <w:rPr>
+          <w:rFonts w:ascii="宋体" w:eastAsia="宋体" w:hAnsi="宋体"/>
+          <w:sz w:val="20"/>
+          <w:szCs w:val="21"/>
+          <w:lang w:eastAsia="zh-CN"/>
+        </w:rPr>
+        <w:t>“</w:t>
       </w:r>
       <w:r>
         <w:rPr>
           <w:rFonts w:ascii="宋体" w:eastAsia="宋体" w:hAnsi="宋体"/>
           <w:b/>
           <w:bCs/>
-          <w:sz w:val="21"/>
+          <w:sz w:val="20"/>
           <w:szCs w:val="21"/>
           <w:lang w:eastAsia="zh-CN"/>
         </w:rPr>
@@ -778,18 +891,36 @@
       <w:r>
         <w:rPr>
           <w:rFonts w:ascii="宋体" w:eastAsia="宋体" w:hAnsi="宋体"/>
-          <w:sz w:val="21"/>
-          <w:szCs w:val="21"/>
-          <w:lang w:eastAsia="zh-CN"/>
-        </w:rPr>
-        <w:t>在轨迹平面内的表现”。因此，我们选择</w:t>
+          <w:sz w:val="20"/>
+          <w:szCs w:val="21"/>
+          <w:lang w:eastAsia="zh-CN"/>
+        </w:rPr>
+        <w:t>在轨迹平面内的表现</w:t>
+      </w:r>
+      <w:r>
+        <w:rPr>
+          <w:rFonts w:ascii="宋体" w:eastAsia="宋体" w:hAnsi="宋体"/>
+          <w:sz w:val="20"/>
+          <w:szCs w:val="21"/>
+          <w:lang w:eastAsia="zh-CN"/>
+        </w:rPr>
+        <w:t>”</w:t>
+      </w:r>
+      <w:r>
+        <w:rPr>
+          <w:rFonts w:ascii="宋体" w:eastAsia="宋体" w:hAnsi="宋体"/>
+          <w:sz w:val="20"/>
+          <w:szCs w:val="21"/>
+          <w:lang w:eastAsia="zh-CN"/>
+        </w:rPr>
+        <w:t>。因此，我们选择</w:t>
       </w:r>
       <w:r>
         <w:rPr>
           <w:rFonts w:ascii="宋体" w:eastAsia="宋体" w:hAnsi="宋体"/>
           <w:b/>
           <w:bCs/>
-          <w:sz w:val="21"/>
+          <w:sz w:val="20"/>
           <w:szCs w:val="21"/>
           <w:lang w:eastAsia="zh-CN"/>
         </w:rPr>
@@ -801,6 +932,7 @@
         <w:pStyle w:val="3"/>
         <w:rPr>
           <w:rFonts w:ascii="宋体" w:eastAsia="宋体" w:hAnsi="宋体"/>
+          <w:sz w:val="22"/>
           <w:lang w:eastAsia="zh-CN"/>
         </w:rPr>
       </w:pPr>
@@ -809,9 +941,18 @@
       <w:r>
         <w:rPr>
           <w:rFonts w:ascii="宋体" w:eastAsia="宋体" w:hAnsi="宋体"/>
-          <w:lang w:eastAsia="zh-CN"/>
-        </w:rPr>
-        <w:t>2.2 数学建模</w:t>
+          <w:sz w:val="22"/>
+          <w:lang w:eastAsia="zh-CN"/>
+        </w:rPr>
+        <w:t xml:space="preserve">2.2 </w:t>
+      </w:r>
+      <w:r>
+        <w:rPr>
+          <w:rFonts w:ascii="宋体" w:eastAsia="宋体" w:hAnsi="宋体"/>
+          <w:sz w:val="22"/>
+          <w:lang w:eastAsia="zh-CN"/>
+        </w:rPr>
+        <w:t>数学建模</w:t>
       </w:r>
     </w:p>
     <w:p>
@@ -819,7 +960,7 @@
         <w:pStyle w:val="FirstParagraph"/>
         <w:rPr>
           <w:rFonts w:ascii="宋体" w:eastAsia="宋体" w:hAnsi="宋体"/>
-          <w:sz w:val="21"/>
+          <w:sz w:val="20"/>
           <w:szCs w:val="21"/>
           <w:lang w:eastAsia="zh-CN"/>
         </w:rPr>
@@ -827,7 +968,7 @@
       <w:r>
         <w:rPr>
           <w:rFonts w:ascii="宋体" w:eastAsia="宋体" w:hAnsi="宋体"/>
-          <w:sz w:val="21"/>
+          <w:sz w:val="20"/>
           <w:szCs w:val="21"/>
           <w:lang w:eastAsia="zh-CN"/>
         </w:rPr>
@@ -838,7 +979,7 @@
           <w:rFonts w:ascii="宋体" w:eastAsia="宋体" w:hAnsi="宋体"/>
           <w:b/>
           <w:bCs/>
-          <w:sz w:val="21"/>
+          <w:sz w:val="20"/>
           <w:szCs w:val="21"/>
           <w:lang w:eastAsia="zh-CN"/>
         </w:rPr>
@@ -847,7 +988,7 @@
       <w:r>
         <w:rPr>
           <w:rFonts w:ascii="宋体" w:eastAsia="宋体" w:hAnsi="宋体"/>
-          <w:sz w:val="21"/>
+          <w:sz w:val="20"/>
           <w:szCs w:val="21"/>
           <w:lang w:eastAsia="zh-CN"/>
         </w:rPr>
@@ -859,7 +1000,7 @@
         <w:pStyle w:val="a0"/>
         <w:rPr>
           <w:rFonts w:ascii="宋体" w:eastAsia="宋体" w:hAnsi="宋体"/>
-          <w:sz w:val="21"/>
+          <w:sz w:val="20"/>
           <w:szCs w:val="21"/>
           <w:lang w:eastAsia="zh-CN"/>
         </w:rPr>
@@ -869,11 +1010,22 @@
           <w:rFonts w:ascii="宋体" w:eastAsia="宋体" w:hAnsi="宋体"/>
           <w:b/>
           <w:bCs/>
-          <w:sz w:val="21"/>
-          <w:szCs w:val="21"/>
-          <w:lang w:eastAsia="zh-CN"/>
-        </w:rPr>
-        <w:t xml:space="preserve">所有气动力的合力必定位于小球速度矢量 </w:t>
+          <w:sz w:val="20"/>
+          <w:szCs w:val="21"/>
+          <w:lang w:eastAsia="zh-CN"/>
+        </w:rPr>
+        <w:t>所有气动力的合力必定位于小球速度矢量</w:t>
+      </w:r>
+      <w:r>
+        <w:rPr>
+          <w:rFonts w:ascii="宋体" w:eastAsia="宋体" w:hAnsi="宋体"/>
+          <w:b/>
+          <w:bCs/>
+          <w:sz w:val="20"/>
+          <w:szCs w:val="21"/>
+          <w:lang w:eastAsia="zh-CN"/>
+        </w:rPr>
+        <w:t xml:space="preserve"> </w:t>
       </w:r>
       <m:oMath>
         <m:r>
@@ -882,7 +1034,7 @@
           </m:rPr>
           <w:rPr>
             <w:rFonts w:ascii="Cambria Math" w:eastAsia="宋体" w:hAnsi="Cambria Math"/>
-            <w:sz w:val="21"/>
+            <w:sz w:val="20"/>
             <w:szCs w:val="21"/>
             <w:lang w:eastAsia="zh-CN"/>
           </w:rPr>
@@ -894,11 +1046,44 @@
           <w:rFonts w:ascii="宋体" w:eastAsia="宋体" w:hAnsi="宋体"/>
           <w:b/>
           <w:bCs/>
-          <w:sz w:val="21"/>
-          <w:szCs w:val="21"/>
-          <w:lang w:eastAsia="zh-CN"/>
-        </w:rPr>
-        <w:t xml:space="preserve"> 与竖直方向单位向量 </w:t>
+          <w:sz w:val="20"/>
+          <w:szCs w:val="21"/>
+          <w:lang w:eastAsia="zh-CN"/>
+        </w:rPr>
+        <w:t xml:space="preserve"> </w:t>
+      </w:r>
+      <w:r>
+        <w:rPr>
+          <w:rFonts w:ascii="宋体" w:eastAsia="宋体" w:hAnsi="宋体"/>
+          <w:b/>
+          <w:bCs/>
+          <w:sz w:val="20"/>
+          <w:szCs w:val="21"/>
+          <w:lang w:eastAsia="zh-CN"/>
+        </w:rPr>
+        <w:t>与竖直方向单</w:t>
+      </w:r>
+      <w:r>
+        <w:rPr>
+          <w:rFonts w:ascii="宋体" w:eastAsia="宋体" w:hAnsi="宋体"/>
+          <w:b/>
+          <w:bCs/>
+          <w:sz w:val="20"/>
+          <w:szCs w:val="21"/>
+          <w:lang w:eastAsia="zh-CN"/>
+        </w:rPr>
+        <w:t>位向量</w:t>
+      </w:r>
+      <w:r>
+        <w:rPr>
+          <w:rFonts w:ascii="宋体" w:eastAsia="宋体" w:hAnsi="宋体"/>
+          <w:b/>
+          <w:bCs/>
+          <w:sz w:val="20"/>
+          <w:szCs w:val="21"/>
+          <w:lang w:eastAsia="zh-CN"/>
+        </w:rPr>
+        <w:t xml:space="preserve"> </w:t>
       </w:r>
       <m:oMath>
         <m:r>
@@ -907,7 +1092,7 @@
           </m:rPr>
           <w:rPr>
             <w:rFonts w:ascii="Cambria Math" w:eastAsia="宋体" w:hAnsi="Cambria Math"/>
-            <w:sz w:val="21"/>
+            <w:sz w:val="20"/>
             <w:szCs w:val="21"/>
             <w:lang w:eastAsia="zh-CN"/>
           </w:rPr>
@@ -919,11 +1104,22 @@
           <w:rFonts w:ascii="宋体" w:eastAsia="宋体" w:hAnsi="宋体"/>
           <w:b/>
           <w:bCs/>
-          <w:sz w:val="21"/>
-          <w:szCs w:val="21"/>
-          <w:lang w:eastAsia="zh-CN"/>
-        </w:rPr>
-        <w:t xml:space="preserve"> 所张成的轨迹平面内。</w:t>
+          <w:sz w:val="20"/>
+          <w:szCs w:val="21"/>
+          <w:lang w:eastAsia="zh-CN"/>
+        </w:rPr>
+        <w:t xml:space="preserve"> </w:t>
+      </w:r>
+      <w:r>
+        <w:rPr>
+          <w:rFonts w:ascii="宋体" w:eastAsia="宋体" w:hAnsi="宋体"/>
+          <w:b/>
+          <w:bCs/>
+          <w:sz w:val="20"/>
+          <w:szCs w:val="21"/>
+          <w:lang w:eastAsia="zh-CN"/>
+        </w:rPr>
+        <w:t>所张成的轨迹平面内。</w:t>
       </w:r>
     </w:p>
     <w:p>
@@ -931,7 +1127,7 @@
         <w:pStyle w:val="a0"/>
         <w:rPr>
           <w:rFonts w:ascii="宋体" w:eastAsia="宋体" w:hAnsi="宋体"/>
-          <w:sz w:val="21"/>
+          <w:sz w:val="20"/>
           <w:szCs w:val="21"/>
           <w:lang w:eastAsia="zh-CN"/>
         </w:rPr>
@@ -939,7 +1135,7 @@
       <w:r>
         <w:rPr>
           <w:rFonts w:ascii="宋体" w:eastAsia="宋体" w:hAnsi="宋体"/>
-          <w:sz w:val="21"/>
+          <w:sz w:val="20"/>
           <w:szCs w:val="21"/>
           <w:lang w:eastAsia="zh-CN"/>
         </w:rPr>
@@ -951,7 +1147,7 @@
         <w:pStyle w:val="a0"/>
         <w:rPr>
           <w:rFonts w:ascii="宋体" w:eastAsia="宋体" w:hAnsi="宋体"/>
-          <w:sz w:val="21"/>
+          <w:sz w:val="20"/>
           <w:szCs w:val="21"/>
           <w:lang w:eastAsia="zh-CN"/>
         </w:rPr>
@@ -959,11 +1155,20 @@
       <w:r>
         <w:rPr>
           <w:rFonts w:ascii="宋体" w:eastAsia="宋体" w:hAnsi="宋体"/>
-          <w:sz w:val="21"/>
-          <w:szCs w:val="21"/>
-          <w:lang w:eastAsia="zh-CN"/>
-        </w:rPr>
-        <w:t xml:space="preserve">由线性代数基本定理，轨迹平面内的任意向量可表示为 </w:t>
+          <w:sz w:val="20"/>
+          <w:szCs w:val="21"/>
+          <w:lang w:eastAsia="zh-CN"/>
+        </w:rPr>
+        <w:t>由线性代数基本定理，轨迹平面内的任意向量可表示为</w:t>
+      </w:r>
+      <w:r>
+        <w:rPr>
+          <w:rFonts w:ascii="宋体" w:eastAsia="宋体" w:hAnsi="宋体"/>
+          <w:sz w:val="20"/>
+          <w:szCs w:val="21"/>
+          <w:lang w:eastAsia="zh-CN"/>
+        </w:rPr>
+        <w:t xml:space="preserve"> </w:t>
       </w:r>
       <m:oMath>
         <m:r>
@@ -972,7 +1177,7 @@
           </m:rPr>
           <w:rPr>
             <w:rFonts w:ascii="Cambria Math" w:eastAsia="宋体" w:hAnsi="Cambria Math"/>
-            <w:sz w:val="21"/>
+            <w:sz w:val="20"/>
             <w:szCs w:val="21"/>
             <w:lang w:eastAsia="zh-CN"/>
           </w:rPr>
@@ -982,11 +1187,29 @@
       <w:r>
         <w:rPr>
           <w:rFonts w:ascii="宋体" w:eastAsia="宋体" w:hAnsi="宋体"/>
-          <w:sz w:val="21"/>
-          <w:szCs w:val="21"/>
-          <w:lang w:eastAsia="zh-CN"/>
-        </w:rPr>
-        <w:t xml:space="preserve"> 与 </w:t>
+          <w:sz w:val="20"/>
+          <w:szCs w:val="21"/>
+          <w:lang w:eastAsia="zh-CN"/>
+        </w:rPr>
+        <w:t xml:space="preserve"> </w:t>
+      </w:r>
+      <w:r>
+        <w:rPr>
+          <w:rFonts w:ascii="宋体" w:eastAsia="宋体" w:hAnsi="宋体"/>
+          <w:sz w:val="20"/>
+          <w:szCs w:val="21"/>
+          <w:lang w:eastAsia="zh-CN"/>
+        </w:rPr>
+        <w:t>与</w:t>
+      </w:r>
+      <w:r>
+        <w:rPr>
+          <w:rFonts w:ascii="宋体" w:eastAsia="宋体" w:hAnsi="宋体"/>
+          <w:sz w:val="20"/>
+          <w:szCs w:val="21"/>
+          <w:lang w:eastAsia="zh-CN"/>
+        </w:rPr>
+        <w:t xml:space="preserve"> </w:t>
       </w:r>
       <m:oMath>
         <m:r>
@@ -995,7 +1218,7 @@
           </m:rPr>
           <w:rPr>
             <w:rFonts w:ascii="Cambria Math" w:eastAsia="宋体" w:hAnsi="Cambria Math"/>
-            <w:sz w:val="21"/>
+            <w:sz w:val="20"/>
             <w:szCs w:val="21"/>
             <w:lang w:eastAsia="zh-CN"/>
           </w:rPr>
@@ -1005,18 +1228,27 @@
       <w:r>
         <w:rPr>
           <w:rFonts w:ascii="宋体" w:eastAsia="宋体" w:hAnsi="宋体"/>
-          <w:sz w:val="21"/>
-          <w:szCs w:val="21"/>
-          <w:lang w:eastAsia="zh-CN"/>
-        </w:rPr>
-        <w:t xml:space="preserve"> 的线性组合。在此基础上，假设每个气动力都与速度</w:t>
+          <w:sz w:val="20"/>
+          <w:szCs w:val="21"/>
+          <w:lang w:eastAsia="zh-CN"/>
+        </w:rPr>
+        <w:t xml:space="preserve"> </w:t>
+      </w:r>
+      <w:r>
+        <w:rPr>
+          <w:rFonts w:ascii="宋体" w:eastAsia="宋体" w:hAnsi="宋体"/>
+          <w:sz w:val="20"/>
+          <w:szCs w:val="21"/>
+          <w:lang w:eastAsia="zh-CN"/>
+        </w:rPr>
+        <w:t>的线性组合。在此基础上，假设每个气动力都与速度</w:t>
       </w:r>
       <w:r>
         <w:rPr>
           <w:rFonts w:ascii="宋体" w:eastAsia="宋体" w:hAnsi="宋体"/>
           <w:b/>
           <w:bCs/>
-          <w:sz w:val="21"/>
+          <w:sz w:val="20"/>
           <w:szCs w:val="21"/>
           <w:lang w:eastAsia="zh-CN"/>
         </w:rPr>
@@ -1025,7 +1257,7 @@
       <w:r>
         <w:rPr>
           <w:rFonts w:ascii="宋体" w:eastAsia="宋体" w:hAnsi="宋体"/>
-          <w:sz w:val="21"/>
+          <w:sz w:val="20"/>
           <w:szCs w:val="21"/>
           <w:lang w:eastAsia="zh-CN"/>
         </w:rPr>
@@ -1037,7 +1269,7 @@
         <w:pStyle w:val="a0"/>
         <w:rPr>
           <w:rFonts w:ascii="宋体" w:eastAsia="宋体" w:hAnsi="宋体"/>
-          <w:sz w:val="21"/>
+          <w:sz w:val="20"/>
           <w:szCs w:val="21"/>
         </w:rPr>
       </w:pPr>
@@ -1052,7 +1284,7 @@
             </m:rPr>
             <w:rPr>
               <w:rFonts w:ascii="Cambria Math" w:eastAsia="宋体" w:hAnsi="Cambria Math"/>
-              <w:sz w:val="21"/>
+              <w:sz w:val="20"/>
               <w:szCs w:val="21"/>
             </w:rPr>
             <m:t>F</m:t>
@@ -1063,7 +1295,7 @@
             </m:rPr>
             <w:rPr>
               <w:rFonts w:ascii="Cambria Math" w:eastAsia="宋体" w:hAnsi="Cambria Math"/>
-              <w:sz w:val="21"/>
+              <w:sz w:val="20"/>
               <w:szCs w:val="21"/>
             </w:rPr>
             <m:t>=</m:t>
@@ -1075,7 +1307,7 @@
               <m:ctrlPr>
                 <w:rPr>
                   <w:rFonts w:ascii="Cambria Math" w:eastAsia="宋体" w:hAnsi="Cambria Math"/>
-                  <w:sz w:val="21"/>
+                  <w:sz w:val="20"/>
                   <w:szCs w:val="21"/>
                 </w:rPr>
               </m:ctrlPr>
@@ -1095,7 +1327,7 @@
                   <m:ctrlPr>
                     <w:rPr>
                       <w:rFonts w:ascii="Cambria Math" w:eastAsia="宋体" w:hAnsi="Cambria Math"/>
-                      <w:sz w:val="21"/>
+                      <w:sz w:val="20"/>
                       <w:szCs w:val="21"/>
                     </w:rPr>
                   </m:ctrlPr>
@@ -1108,7 +1340,7 @@
                       </m:rPr>
                       <w:rPr>
                         <w:rFonts w:ascii="Cambria Math" w:eastAsia="宋体" w:hAnsi="Cambria Math"/>
-                        <w:sz w:val="21"/>
+                        <w:sz w:val="20"/>
                         <w:szCs w:val="21"/>
                       </w:rPr>
                       <m:t>v</m:t>
@@ -1116,7 +1348,7 @@
                     <m:r>
                       <w:rPr>
                         <w:rFonts w:ascii="Cambria Math" w:eastAsia="宋体" w:hAnsi="Cambria Math"/>
-                        <w:sz w:val="21"/>
+                        <w:sz w:val="20"/>
                         <w:szCs w:val="21"/>
                       </w:rPr>
                       <m:t> </m:t>
@@ -1128,7 +1360,7 @@
                         <m:ctrlPr>
                           <w:rPr>
                             <w:rFonts w:ascii="Cambria Math" w:eastAsia="宋体" w:hAnsi="Cambria Math"/>
-                            <w:sz w:val="21"/>
+                            <w:sz w:val="20"/>
                             <w:szCs w:val="21"/>
                           </w:rPr>
                         </m:ctrlPr>
@@ -1140,7 +1372,7 @@
                           </m:rPr>
                           <w:rPr>
                             <w:rFonts w:ascii="Cambria Math" w:eastAsia="宋体" w:hAnsi="Cambria Math"/>
-                            <w:sz w:val="21"/>
+                            <w:sz w:val="20"/>
                             <w:szCs w:val="21"/>
                           </w:rPr>
                           <m:t>v</m:t>
@@ -1153,7 +1385,7 @@
                       </m:rPr>
                       <w:rPr>
                         <w:rFonts w:ascii="Cambria Math" w:eastAsia="宋体" w:hAnsi="Cambria Math"/>
-                        <w:sz w:val="21"/>
+                        <w:sz w:val="20"/>
                         <w:szCs w:val="21"/>
                       </w:rPr>
                       <m:t>z</m:t>
@@ -1169,7 +1401,7 @@
             </m:rPr>
             <w:rPr>
               <w:rFonts w:ascii="Cambria Math" w:eastAsia="宋体" w:hAnsi="Cambria Math"/>
-              <w:sz w:val="21"/>
+              <w:sz w:val="20"/>
               <w:szCs w:val="21"/>
             </w:rPr>
             <m:t>k</m:t>
@@ -1182,7 +1414,7 @@
         <w:pStyle w:val="FirstParagraph"/>
         <w:rPr>
           <w:rFonts w:ascii="宋体" w:eastAsia="宋体" w:hAnsi="宋体"/>
-          <w:sz w:val="21"/>
+          <w:sz w:val="20"/>
           <w:szCs w:val="21"/>
           <w:lang w:eastAsia="zh-CN"/>
         </w:rPr>
@@ -1190,7 +1422,7 @@
       <w:r>
         <w:rPr>
           <w:rFonts w:ascii="宋体" w:eastAsia="宋体" w:hAnsi="宋体"/>
-          <w:sz w:val="21"/>
+          <w:sz w:val="20"/>
           <w:szCs w:val="21"/>
           <w:lang w:eastAsia="zh-CN"/>
         </w:rPr>
@@ -1203,7 +1435,7 @@
           </m:rPr>
           <w:rPr>
             <w:rFonts w:ascii="Cambria Math" w:eastAsia="宋体" w:hAnsi="Cambria Math"/>
-            <w:sz w:val="21"/>
+            <w:sz w:val="20"/>
             <w:szCs w:val="21"/>
             <w:lang w:eastAsia="zh-CN"/>
           </w:rPr>
@@ -1213,11 +1445,29 @@
       <w:r>
         <w:rPr>
           <w:rFonts w:ascii="宋体" w:eastAsia="宋体" w:hAnsi="宋体"/>
-          <w:sz w:val="21"/>
-          <w:szCs w:val="21"/>
-          <w:lang w:eastAsia="zh-CN"/>
-        </w:rPr>
-        <w:t>为2维向量，展开为矩阵形式：</w:t>
+          <w:sz w:val="20"/>
+          <w:szCs w:val="21"/>
+          <w:lang w:eastAsia="zh-CN"/>
+        </w:rPr>
+        <w:t>为</w:t>
+      </w:r>
+      <w:r>
+        <w:rPr>
+          <w:rFonts w:ascii="宋体" w:eastAsia="宋体" w:hAnsi="宋体"/>
+          <w:sz w:val="20"/>
+          <w:szCs w:val="21"/>
+          <w:lang w:eastAsia="zh-CN"/>
+        </w:rPr>
+        <w:t>2</w:t>
+      </w:r>
+      <w:r>
+        <w:rPr>
+          <w:rFonts w:ascii="宋体" w:eastAsia="宋体" w:hAnsi="宋体"/>
+          <w:sz w:val="20"/>
+          <w:szCs w:val="21"/>
+          <w:lang w:eastAsia="zh-CN"/>
+        </w:rPr>
+        <w:t>维向量，展开为矩阵形式：</w:t>
       </w:r>
     </w:p>
     <w:p>
@@ -1225,7 +1475,7 @@
         <w:pStyle w:val="a0"/>
         <w:rPr>
           <w:rFonts w:ascii="宋体" w:eastAsia="宋体" w:hAnsi="宋体"/>
-          <w:sz w:val="21"/>
+          <w:sz w:val="20"/>
           <w:szCs w:val="21"/>
         </w:rPr>
       </w:pPr>
@@ -1240,7 +1490,7 @@
             </m:rPr>
             <w:rPr>
               <w:rFonts w:ascii="Cambria Math" w:eastAsia="宋体" w:hAnsi="Cambria Math"/>
-              <w:sz w:val="21"/>
+              <w:sz w:val="20"/>
               <w:szCs w:val="21"/>
             </w:rPr>
             <m:t>F</m:t>
@@ -1251,7 +1501,7 @@
             </m:rPr>
             <w:rPr>
               <w:rFonts w:ascii="Cambria Math" w:eastAsia="宋体" w:hAnsi="Cambria Math"/>
-              <w:sz w:val="21"/>
+              <w:sz w:val="20"/>
               <w:szCs w:val="21"/>
             </w:rPr>
             <m:t>=</m:t>
@@ -1263,7 +1513,7 @@
               <m:ctrlPr>
                 <w:rPr>
                   <w:rFonts w:ascii="Cambria Math" w:eastAsia="宋体" w:hAnsi="Cambria Math"/>
-                  <w:sz w:val="21"/>
+                  <w:sz w:val="20"/>
                   <w:szCs w:val="21"/>
                 </w:rPr>
               </m:ctrlPr>
@@ -1283,7 +1533,7 @@
                   <m:ctrlPr>
                     <w:rPr>
                       <w:rFonts w:ascii="Cambria Math" w:eastAsia="宋体" w:hAnsi="Cambria Math"/>
-                      <w:sz w:val="21"/>
+                      <w:sz w:val="20"/>
                       <w:szCs w:val="21"/>
                     </w:rPr>
                   </m:ctrlPr>
@@ -1295,7 +1545,7 @@
                         <m:ctrlPr>
                           <w:rPr>
                             <w:rFonts w:ascii="Cambria Math" w:eastAsia="宋体" w:hAnsi="Cambria Math"/>
-                            <w:sz w:val="21"/>
+                            <w:sz w:val="20"/>
                             <w:szCs w:val="21"/>
                           </w:rPr>
                         </m:ctrlPr>
@@ -1304,7 +1554,7 @@
                         <m:r>
                           <w:rPr>
                             <w:rFonts w:ascii="Cambria Math" w:eastAsia="宋体" w:hAnsi="Cambria Math"/>
-                            <w:sz w:val="21"/>
+                            <w:sz w:val="20"/>
                             <w:szCs w:val="21"/>
                           </w:rPr>
                           <m:t>v</m:t>
@@ -1314,7 +1564,7 @@
                         <m:r>
                           <w:rPr>
                             <w:rFonts w:ascii="Cambria Math" w:eastAsia="宋体" w:hAnsi="Cambria Math"/>
-                            <w:sz w:val="21"/>
+                            <w:sz w:val="20"/>
                             <w:szCs w:val="21"/>
                           </w:rPr>
                           <m:t>x</m:t>
@@ -1324,10 +1574,18 @@
                     <m:r>
                       <w:rPr>
                         <w:rFonts w:ascii="Cambria Math" w:eastAsia="宋体" w:hAnsi="Cambria Math"/>
-                        <w:sz w:val="21"/>
+                        <w:sz w:val="20"/>
                         <w:szCs w:val="21"/>
                       </w:rPr>
-                      <m:t> 0</m:t>
+                      <m:t> </m:t>
+                    </m:r>
+                    <m:r>
+                      <w:rPr>
+                        <w:rFonts w:ascii="Cambria Math" w:eastAsia="宋体" w:hAnsi="Cambria Math"/>
+                        <w:sz w:val="20"/>
+                        <w:szCs w:val="21"/>
+                      </w:rPr>
+                      <m:t>0</m:t>
                     </m:r>
                   </m:e>
                 </m:mr>
@@ -1338,7 +1596,7 @@
                         <m:ctrlPr>
                           <w:rPr>
                             <w:rFonts w:ascii="Cambria Math" w:eastAsia="宋体" w:hAnsi="Cambria Math"/>
-                            <w:sz w:val="21"/>
+                            <w:sz w:val="20"/>
                             <w:szCs w:val="21"/>
                           </w:rPr>
                         </m:ctrlPr>
@@ -1347,7 +1605,7 @@
                         <m:r>
                           <w:rPr>
                             <w:rFonts w:ascii="Cambria Math" w:eastAsia="宋体" w:hAnsi="Cambria Math"/>
-                            <w:sz w:val="21"/>
+                            <w:sz w:val="20"/>
                             <w:szCs w:val="21"/>
                           </w:rPr>
                           <m:t>v</m:t>
@@ -1357,7 +1615,7 @@
                         <m:r>
                           <w:rPr>
                             <w:rFonts w:ascii="Cambria Math" w:eastAsia="宋体" w:hAnsi="Cambria Math"/>
-                            <w:sz w:val="21"/>
+                            <w:sz w:val="20"/>
                             <w:szCs w:val="21"/>
                           </w:rPr>
                           <m:t>y</m:t>
@@ -1367,10 +1625,18 @@
                     <m:r>
                       <w:rPr>
                         <w:rFonts w:ascii="Cambria Math" w:eastAsia="宋体" w:hAnsi="Cambria Math"/>
-                        <w:sz w:val="21"/>
+                        <w:sz w:val="20"/>
                         <w:szCs w:val="21"/>
                       </w:rPr>
-                      <m:t> 0</m:t>
+                      <m:t> </m:t>
+                    </m:r>
+                    <m:r>
+                      <w:rPr>
+                        <w:rFonts w:ascii="Cambria Math" w:eastAsia="宋体" w:hAnsi="Cambria Math"/>
+                        <w:sz w:val="20"/>
+                        <w:szCs w:val="21"/>
+                      </w:rPr>
+                      <m:t>0</m:t>
                     </m:r>
                   </m:e>
                 </m:mr>
@@ -1381,7 +1647,7 @@
                         <m:ctrlPr>
                           <w:rPr>
                             <w:rFonts w:ascii="Cambria Math" w:eastAsia="宋体" w:hAnsi="Cambria Math"/>
-                            <w:sz w:val="21"/>
+                            <w:sz w:val="20"/>
                             <w:szCs w:val="21"/>
                           </w:rPr>
                         </m:ctrlPr>
@@ -1390,7 +1656,7 @@
                         <m:r>
                           <w:rPr>
                             <w:rFonts w:ascii="Cambria Math" w:eastAsia="宋体" w:hAnsi="Cambria Math"/>
-                            <w:sz w:val="21"/>
+                            <w:sz w:val="20"/>
                             <w:szCs w:val="21"/>
                           </w:rPr>
                           <m:t>v</m:t>
@@ -1400,7 +1666,7 @@
                         <m:r>
                           <w:rPr>
                             <w:rFonts w:ascii="Cambria Math" w:eastAsia="宋体" w:hAnsi="Cambria Math"/>
-                            <w:sz w:val="21"/>
+                            <w:sz w:val="20"/>
                             <w:szCs w:val="21"/>
                           </w:rPr>
                           <m:t>z</m:t>
@@ -1410,7 +1676,7 @@
                     <m:r>
                       <w:rPr>
                         <w:rFonts w:ascii="Cambria Math" w:eastAsia="宋体" w:hAnsi="Cambria Math"/>
-                        <w:sz w:val="21"/>
+                        <w:sz w:val="20"/>
                         <w:szCs w:val="21"/>
                       </w:rPr>
                       <m:t> </m:t>
@@ -1422,7 +1688,7 @@
                         <m:ctrlPr>
                           <w:rPr>
                             <w:rFonts w:ascii="Cambria Math" w:eastAsia="宋体" w:hAnsi="Cambria Math"/>
-                            <w:sz w:val="21"/>
+                            <w:sz w:val="20"/>
                             <w:szCs w:val="21"/>
                           </w:rPr>
                         </m:ctrlPr>
@@ -1434,7 +1700,7 @@
                           </m:rPr>
                           <w:rPr>
                             <w:rFonts w:ascii="Cambria Math" w:eastAsia="宋体" w:hAnsi="Cambria Math"/>
-                            <w:sz w:val="21"/>
+                            <w:sz w:val="20"/>
                             <w:szCs w:val="21"/>
                           </w:rPr>
                           <m:t>v</m:t>
@@ -1452,7 +1718,7 @@
             </m:rPr>
             <w:rPr>
               <w:rFonts w:ascii="Cambria Math" w:eastAsia="宋体" w:hAnsi="Cambria Math"/>
-              <w:sz w:val="21"/>
+              <w:sz w:val="20"/>
               <w:szCs w:val="21"/>
             </w:rPr>
             <m:t>k</m:t>
@@ -1465,7 +1731,7 @@
         <w:pStyle w:val="FirstParagraph"/>
         <w:rPr>
           <w:rFonts w:ascii="宋体" w:eastAsia="宋体" w:hAnsi="宋体"/>
-          <w:sz w:val="21"/>
+          <w:sz w:val="20"/>
           <w:szCs w:val="21"/>
           <w:lang w:eastAsia="zh-CN"/>
         </w:rPr>
@@ -1473,7 +1739,7 @@
       <w:r>
         <w:rPr>
           <w:rFonts w:ascii="宋体" w:eastAsia="宋体" w:hAnsi="宋体"/>
-          <w:sz w:val="21"/>
+          <w:sz w:val="20"/>
           <w:szCs w:val="21"/>
           <w:lang w:eastAsia="zh-CN"/>
         </w:rPr>
@@ -1484,7 +1750,7 @@
           <w:rFonts w:ascii="宋体" w:eastAsia="宋体" w:hAnsi="宋体"/>
           <w:b/>
           <w:bCs/>
-          <w:sz w:val="21"/>
+          <w:sz w:val="20"/>
           <w:szCs w:val="21"/>
           <w:lang w:eastAsia="zh-CN"/>
         </w:rPr>
@@ -1493,19 +1759,44 @@
       <w:r>
         <w:rPr>
           <w:rFonts w:ascii="宋体" w:eastAsia="宋体" w:hAnsi="宋体"/>
-          <w:sz w:val="21"/>
+          <w:sz w:val="20"/>
           <w:szCs w:val="21"/>
           <w:lang w:eastAsia="zh-CN"/>
         </w:rPr>
         <w:t>，具备良好泛用性。</w:t>
       </w:r>
-      <w:r>
-        <w:rPr>
-          <w:rFonts w:ascii="宋体" w:eastAsia="宋体" w:hAnsi="宋体"/>
-          <w:sz w:val="21"/>
-          <w:szCs w:val="21"/>
-          <w:lang w:eastAsia="zh-CN"/>
-        </w:rPr>
+    </w:p>
+    <w:p>
+      <w:pPr>
+        <w:pStyle w:val="FirstParagraph"/>
+        <w:rPr>
+          <w:rFonts w:ascii="宋体" w:eastAsia="宋体" w:hAnsi="宋体"/>
+          <w:sz w:val="20"/>
+          <w:szCs w:val="21"/>
+          <w:lang w:eastAsia="zh-CN"/>
+        </w:rPr>
+      </w:pPr>
+    </w:p>
+    <w:p>
+      <w:pPr>
+        <w:pStyle w:val="FirstParagraph"/>
+        <w:rPr>
+          <w:rFonts w:ascii="宋体" w:eastAsia="宋体" w:hAnsi="宋体"/>
+          <w:sz w:val="20"/>
+          <w:szCs w:val="21"/>
+          <w:lang w:eastAsia="zh-CN"/>
+        </w:rPr>
+      </w:pPr>
+      <w:bookmarkStart w:id="5" w:name="_GoBack"/>
+      <w:bookmarkEnd w:id="5"/>
+      <w:r>
+        <w:rPr>
+          <w:rFonts w:ascii="宋体" w:eastAsia="宋体" w:hAnsi="宋体"/>
+          <w:sz w:val="20"/>
+          <w:szCs w:val="21"/>
+          <w:lang w:eastAsia="zh-CN"/>
+        </w:rPr>
+        <w:lastRenderedPageBreak/>
         <w:br/>
       </w:r>
       <w:r>
@@ -1514,14 +1805,26 @@
           <w:b/>
           <w:bCs/>
           <w:color w:val="4F81BD" w:themeColor="accent1"/>
-          <w:lang w:eastAsia="zh-CN"/>
-        </w:rPr>
-        <w:t>2.3 核心优势</w:t>
-      </w:r>
-      <w:r>
-        <w:rPr>
-          <w:rFonts w:ascii="宋体" w:eastAsia="宋体" w:hAnsi="宋体"/>
-          <w:sz w:val="21"/>
+          <w:sz w:val="22"/>
+          <w:lang w:eastAsia="zh-CN"/>
+        </w:rPr>
+        <w:t xml:space="preserve">2.3 </w:t>
+      </w:r>
+      <w:r>
+        <w:rPr>
+          <w:rFonts w:ascii="宋体" w:eastAsia="宋体" w:hAnsi="宋体" w:cstheme="majorBidi"/>
+          <w:b/>
+          <w:bCs/>
+          <w:color w:val="4F81BD" w:themeColor="accent1"/>
+          <w:sz w:val="22"/>
+          <w:lang w:eastAsia="zh-CN"/>
+        </w:rPr>
+        <w:t>核心优势</w:t>
+      </w:r>
+      <w:r>
+        <w:rPr>
+          <w:rFonts w:ascii="宋体" w:eastAsia="宋体" w:hAnsi="宋体"/>
+          <w:sz w:val="20"/>
           <w:szCs w:val="21"/>
           <w:lang w:eastAsia="zh-CN"/>
         </w:rPr>
@@ -1530,12 +1833,101 @@
       <w:r>
         <w:rPr>
           <w:rFonts w:ascii="宋体" w:eastAsia="宋体" w:hAnsi="宋体"/>
-          <w:sz w:val="21"/>
-          <w:szCs w:val="21"/>
-          <w:lang w:eastAsia="zh-CN"/>
-        </w:rPr>
-        <w:lastRenderedPageBreak/>
-        <w:t>以上模型中，只需标定2个标量，极大减轻了标定难度，同时理论上又可达到接近查表法和CFD的精度，实现了“强队查表法的精度 + 普通线性回归的低标定成本”的平衡。</w:t>
+          <w:sz w:val="20"/>
+          <w:szCs w:val="21"/>
+          <w:lang w:eastAsia="zh-CN"/>
+        </w:rPr>
+        <w:t>以上模型中，只需标定</w:t>
+      </w:r>
+      <w:r>
+        <w:rPr>
+          <w:rFonts w:ascii="宋体" w:eastAsia="宋体" w:hAnsi="宋体"/>
+          <w:sz w:val="20"/>
+          <w:szCs w:val="21"/>
+          <w:lang w:eastAsia="zh-CN"/>
+        </w:rPr>
+        <w:t>2</w:t>
+      </w:r>
+      <w:r>
+        <w:rPr>
+          <w:rFonts w:ascii="宋体" w:eastAsia="宋体" w:hAnsi="宋体"/>
+          <w:sz w:val="20"/>
+          <w:szCs w:val="21"/>
+          <w:lang w:eastAsia="zh-CN"/>
+        </w:rPr>
+        <w:t>个标量，极大减轻了标定难度，同时理论上又可达到接近查表法和</w:t>
+      </w:r>
+      <w:r>
+        <w:rPr>
+          <w:rFonts w:ascii="宋体" w:eastAsia="宋体" w:hAnsi="宋体"/>
+          <w:sz w:val="20"/>
+          <w:szCs w:val="21"/>
+          <w:lang w:eastAsia="zh-CN"/>
+        </w:rPr>
+        <w:t>CFD</w:t>
+      </w:r>
+      <w:r>
+        <w:rPr>
+          <w:rFonts w:ascii="宋体" w:eastAsia="宋体" w:hAnsi="宋体"/>
+          <w:sz w:val="20"/>
+          <w:szCs w:val="21"/>
+          <w:lang w:eastAsia="zh-CN"/>
+        </w:rPr>
+        <w:t>的精度，实现了</w:t>
+      </w:r>
+      <w:r>
+        <w:rPr>
+          <w:rFonts w:ascii="宋体" w:eastAsia="宋体" w:hAnsi="宋体"/>
+          <w:sz w:val="20"/>
+          <w:szCs w:val="21"/>
+          <w:lang w:eastAsia="zh-CN"/>
+        </w:rPr>
+        <w:t>“</w:t>
+      </w:r>
+      <w:r>
+        <w:rPr>
+          <w:rFonts w:ascii="宋体" w:eastAsia="宋体" w:hAnsi="宋体"/>
+          <w:sz w:val="20"/>
+          <w:szCs w:val="21"/>
+          <w:lang w:eastAsia="zh-CN"/>
+        </w:rPr>
+        <w:t>强队查表法的精度</w:t>
+      </w:r>
+      <w:r>
+        <w:rPr>
+          <w:rFonts w:ascii="宋体" w:eastAsia="宋体" w:hAnsi="宋体"/>
+          <w:sz w:val="20"/>
+          <w:szCs w:val="21"/>
+          <w:lang w:eastAsia="zh-CN"/>
+        </w:rPr>
+        <w:t xml:space="preserve"> + </w:t>
+      </w:r>
+      <w:r>
+        <w:rPr>
+          <w:rFonts w:ascii="宋体" w:eastAsia="宋体" w:hAnsi="宋体"/>
+          <w:sz w:val="20"/>
+          <w:szCs w:val="21"/>
+          <w:lang w:eastAsia="zh-CN"/>
+        </w:rPr>
+        <w:t>普通线性回归的低标定成本</w:t>
+      </w:r>
+      <w:r>
+        <w:rPr>
+          <w:rFonts w:ascii="宋体" w:eastAsia="宋体" w:hAnsi="宋体"/>
+          <w:sz w:val="20"/>
+          <w:szCs w:val="21"/>
+          <w:lang w:eastAsia="zh-CN"/>
+        </w:rPr>
+        <w:t>”</w:t>
+      </w:r>
+      <w:r>
+        <w:rPr>
+          <w:rFonts w:ascii="宋体" w:eastAsia="宋体" w:hAnsi="宋体"/>
+          <w:sz w:val="20"/>
+          <w:szCs w:val="21"/>
+          <w:lang w:eastAsia="zh-CN"/>
+        </w:rPr>
+        <w:t>的平衡。</w:t>
       </w:r>
     </w:p>
     <w:tbl>
@@ -1553,10 +1945,10 @@
         <w:tblLook w:val="0020" w:firstRow="1" w:lastRow="0" w:firstColumn="0" w:lastColumn="0" w:noHBand="0" w:noVBand="0"/>
       </w:tblPr>
       <w:tblGrid>
-        <w:gridCol w:w="2106"/>
-        <w:gridCol w:w="1060"/>
-        <w:gridCol w:w="1056"/>
-        <w:gridCol w:w="1060"/>
+        <w:gridCol w:w="2016"/>
+        <w:gridCol w:w="1020"/>
+        <w:gridCol w:w="1016"/>
+        <w:gridCol w:w="1020"/>
       </w:tblGrid>
       <w:tr>
         <w:trPr>
@@ -1579,7 +1971,7 @@
               <w:pStyle w:val="Compact"/>
               <w:rPr>
                 <w:rFonts w:ascii="宋体" w:eastAsia="宋体" w:hAnsi="宋体"/>
-                <w:sz w:val="21"/>
+                <w:sz w:val="20"/>
                 <w:szCs w:val="21"/>
               </w:rPr>
             </w:pPr>
@@ -1589,7 +1981,7 @@
                 <w:rFonts w:ascii="宋体" w:eastAsia="宋体" w:hAnsi="宋体"/>
                 <w:b/>
                 <w:color w:val="1E3A8A"/>
-                <w:sz w:val="21"/>
+                <w:sz w:val="20"/>
                 <w:szCs w:val="21"/>
               </w:rPr>
               <w:t>与传统方法笔较</w:t>
@@ -1613,7 +2005,7 @@
               <w:pStyle w:val="Compact"/>
               <w:rPr>
                 <w:rFonts w:ascii="宋体" w:eastAsia="宋体" w:hAnsi="宋体"/>
-                <w:sz w:val="21"/>
+                <w:sz w:val="20"/>
                 <w:szCs w:val="21"/>
               </w:rPr>
             </w:pPr>
@@ -1622,7 +2014,7 @@
                 <w:rFonts w:ascii="宋体" w:eastAsia="宋体" w:hAnsi="宋体"/>
                 <w:b/>
                 <w:color w:val="1E3A8A"/>
-                <w:sz w:val="21"/>
+                <w:sz w:val="20"/>
                 <w:szCs w:val="21"/>
               </w:rPr>
               <w:t>线性回归</w:t>
@@ -1645,7 +2037,7 @@
               <w:pStyle w:val="Compact"/>
               <w:rPr>
                 <w:rFonts w:ascii="宋体" w:eastAsia="宋体" w:hAnsi="宋体"/>
-                <w:sz w:val="21"/>
+                <w:sz w:val="20"/>
                 <w:szCs w:val="21"/>
               </w:rPr>
             </w:pPr>
@@ -1654,7 +2046,7 @@
                 <w:rFonts w:ascii="宋体" w:eastAsia="宋体" w:hAnsi="宋体"/>
                 <w:b/>
                 <w:color w:val="1E3A8A"/>
-                <w:sz w:val="21"/>
+                <w:sz w:val="20"/>
                 <w:szCs w:val="21"/>
               </w:rPr>
               <w:t>查表法</w:t>
@@ -1677,7 +2069,7 @@
               <w:pStyle w:val="Compact"/>
               <w:rPr>
                 <w:rFonts w:ascii="宋体" w:eastAsia="宋体" w:hAnsi="宋体"/>
-                <w:sz w:val="21"/>
+                <w:sz w:val="20"/>
                 <w:szCs w:val="21"/>
               </w:rPr>
             </w:pPr>
@@ -1687,7 +2079,7 @@
                 <w:b/>
                 <w:bCs/>
                 <w:color w:val="1E3A8A"/>
-                <w:sz w:val="21"/>
+                <w:sz w:val="20"/>
                 <w:szCs w:val="21"/>
               </w:rPr>
               <w:t>本方案</w:t>
@@ -1711,14 +2103,14 @@
               <w:pStyle w:val="Compact"/>
               <w:rPr>
                 <w:rFonts w:ascii="宋体" w:eastAsia="宋体" w:hAnsi="宋体"/>
-                <w:sz w:val="21"/>
+                <w:sz w:val="20"/>
                 <w:szCs w:val="21"/>
               </w:rPr>
             </w:pPr>
             <w:r>
               <w:rPr>
                 <w:rFonts w:ascii="宋体" w:eastAsia="宋体" w:hAnsi="宋体"/>
-                <w:sz w:val="21"/>
+                <w:sz w:val="20"/>
                 <w:szCs w:val="21"/>
               </w:rPr>
               <w:t>模型复杂度</w:t>
@@ -1740,14 +2132,14 @@
               <w:pStyle w:val="Compact"/>
               <w:rPr>
                 <w:rFonts w:ascii="宋体" w:eastAsia="宋体" w:hAnsi="宋体"/>
-                <w:sz w:val="21"/>
+                <w:sz w:val="20"/>
                 <w:szCs w:val="21"/>
               </w:rPr>
             </w:pPr>
             <w:r>
               <w:rPr>
                 <w:rFonts w:ascii="宋体" w:eastAsia="宋体" w:hAnsi="宋体"/>
-                <w:sz w:val="21"/>
+                <w:sz w:val="20"/>
                 <w:szCs w:val="21"/>
               </w:rPr>
               <w:t>低</w:t>
@@ -1769,14 +2161,14 @@
               <w:pStyle w:val="Compact"/>
               <w:rPr>
                 <w:rFonts w:ascii="宋体" w:eastAsia="宋体" w:hAnsi="宋体"/>
-                <w:sz w:val="21"/>
+                <w:sz w:val="20"/>
                 <w:szCs w:val="21"/>
               </w:rPr>
             </w:pPr>
             <w:r>
               <w:rPr>
                 <w:rFonts w:ascii="宋体" w:eastAsia="宋体" w:hAnsi="宋体"/>
-                <w:sz w:val="21"/>
+                <w:sz w:val="20"/>
                 <w:szCs w:val="21"/>
               </w:rPr>
               <w:t>中</w:t>
@@ -1798,7 +2190,7 @@
               <w:pStyle w:val="Compact"/>
               <w:rPr>
                 <w:rFonts w:ascii="宋体" w:eastAsia="宋体" w:hAnsi="宋体"/>
-                <w:sz w:val="21"/>
+                <w:sz w:val="20"/>
                 <w:szCs w:val="21"/>
               </w:rPr>
             </w:pPr>
@@ -1807,7 +2199,7 @@
                 <w:rFonts w:ascii="宋体" w:eastAsia="宋体" w:hAnsi="宋体"/>
                 <w:b/>
                 <w:bCs/>
-                <w:sz w:val="21"/>
+                <w:sz w:val="20"/>
                 <w:szCs w:val="21"/>
               </w:rPr>
               <w:t>中</w:t>
@@ -1832,14 +2224,14 @@
               <w:pStyle w:val="Compact"/>
               <w:rPr>
                 <w:rFonts w:ascii="宋体" w:eastAsia="宋体" w:hAnsi="宋体"/>
-                <w:sz w:val="21"/>
+                <w:sz w:val="20"/>
                 <w:szCs w:val="21"/>
               </w:rPr>
             </w:pPr>
             <w:r>
               <w:rPr>
                 <w:rFonts w:ascii="宋体" w:eastAsia="宋体" w:hAnsi="宋体"/>
-                <w:sz w:val="21"/>
+                <w:sz w:val="20"/>
                 <w:szCs w:val="21"/>
               </w:rPr>
               <w:t>标定数据量</w:t>
@@ -1862,17 +2254,25 @@
               <w:pStyle w:val="Compact"/>
               <w:rPr>
                 <w:rFonts w:ascii="宋体" w:eastAsia="宋体" w:hAnsi="宋体"/>
-                <w:sz w:val="21"/>
+                <w:sz w:val="20"/>
                 <w:szCs w:val="21"/>
               </w:rPr>
             </w:pPr>
             <w:r>
               <w:rPr>
                 <w:rFonts w:ascii="宋体" w:eastAsia="宋体" w:hAnsi="宋体"/>
-                <w:sz w:val="21"/>
-                <w:szCs w:val="21"/>
-              </w:rPr>
-              <w:t>3~5 组</w:t>
+                <w:sz w:val="20"/>
+                <w:szCs w:val="21"/>
+              </w:rPr>
+              <w:t xml:space="preserve">3~5 </w:t>
+            </w:r>
+            <w:r>
+              <w:rPr>
+                <w:rFonts w:ascii="宋体" w:eastAsia="宋体" w:hAnsi="宋体"/>
+                <w:sz w:val="20"/>
+                <w:szCs w:val="21"/>
+              </w:rPr>
+              <w:t>组</w:t>
             </w:r>
           </w:p>
         </w:tc>
@@ -1892,17 +2292,25 @@
               <w:pStyle w:val="Compact"/>
               <w:rPr>
                 <w:rFonts w:ascii="宋体" w:eastAsia="宋体" w:hAnsi="宋体"/>
-                <w:sz w:val="21"/>
+                <w:sz w:val="20"/>
                 <w:szCs w:val="21"/>
               </w:rPr>
             </w:pPr>
             <w:r>
               <w:rPr>
                 <w:rFonts w:ascii="宋体" w:eastAsia="宋体" w:hAnsi="宋体"/>
-                <w:sz w:val="21"/>
-                <w:szCs w:val="21"/>
-              </w:rPr>
-              <w:t>100+ 组</w:t>
+                <w:sz w:val="20"/>
+                <w:szCs w:val="21"/>
+              </w:rPr>
+              <w:t xml:space="preserve">100+ </w:t>
+            </w:r>
+            <w:r>
+              <w:rPr>
+                <w:rFonts w:ascii="宋体" w:eastAsia="宋体" w:hAnsi="宋体"/>
+                <w:sz w:val="20"/>
+                <w:szCs w:val="21"/>
+              </w:rPr>
+              <w:t>组</w:t>
             </w:r>
           </w:p>
         </w:tc>
@@ -1922,7 +2330,7 @@
               <w:pStyle w:val="Compact"/>
               <w:rPr>
                 <w:rFonts w:ascii="宋体" w:eastAsia="宋体" w:hAnsi="宋体"/>
-                <w:sz w:val="21"/>
+                <w:sz w:val="20"/>
                 <w:szCs w:val="21"/>
               </w:rPr>
             </w:pPr>
@@ -1931,10 +2339,20 @@
                 <w:rFonts w:ascii="宋体" w:eastAsia="宋体" w:hAnsi="宋体"/>
                 <w:b/>
                 <w:bCs/>
-                <w:sz w:val="21"/>
-                <w:szCs w:val="21"/>
-              </w:rPr>
-              <w:t>5~10 组</w:t>
+                <w:sz w:val="20"/>
+                <w:szCs w:val="21"/>
+              </w:rPr>
+              <w:t xml:space="preserve">5~10 </w:t>
+            </w:r>
+            <w:r>
+              <w:rPr>
+                <w:rFonts w:ascii="宋体" w:eastAsia="宋体" w:hAnsi="宋体"/>
+                <w:b/>
+                <w:bCs/>
+                <w:sz w:val="20"/>
+                <w:szCs w:val="21"/>
+              </w:rPr>
+              <w:t>组</w:t>
             </w:r>
           </w:p>
         </w:tc>
@@ -1955,14 +2373,14 @@
               <w:pStyle w:val="Compact"/>
               <w:rPr>
                 <w:rFonts w:ascii="宋体" w:eastAsia="宋体" w:hAnsi="宋体"/>
-                <w:sz w:val="21"/>
+                <w:sz w:val="20"/>
                 <w:szCs w:val="21"/>
               </w:rPr>
             </w:pPr>
             <w:r>
               <w:rPr>
                 <w:rFonts w:ascii="宋体" w:eastAsia="宋体" w:hAnsi="宋体"/>
-                <w:sz w:val="21"/>
+                <w:sz w:val="20"/>
                 <w:szCs w:val="21"/>
               </w:rPr>
               <w:t>保证精度的容许射程</w:t>
@@ -1984,17 +2402,25 @@
               <w:pStyle w:val="Compact"/>
               <w:rPr>
                 <w:rFonts w:ascii="宋体" w:eastAsia="宋体" w:hAnsi="宋体"/>
-                <w:sz w:val="21"/>
+                <w:sz w:val="20"/>
                 <w:szCs w:val="21"/>
               </w:rPr>
             </w:pPr>
             <w:r>
               <w:rPr>
                 <w:rFonts w:ascii="宋体" w:eastAsia="宋体" w:hAnsi="宋体"/>
-                <w:sz w:val="21"/>
-                <w:szCs w:val="21"/>
-              </w:rPr>
-              <w:t>1m以内</w:t>
+                <w:sz w:val="20"/>
+                <w:szCs w:val="21"/>
+              </w:rPr>
+              <w:t>1m</w:t>
+            </w:r>
+            <w:r>
+              <w:rPr>
+                <w:rFonts w:ascii="宋体" w:eastAsia="宋体" w:hAnsi="宋体"/>
+                <w:sz w:val="20"/>
+                <w:szCs w:val="21"/>
+              </w:rPr>
+              <w:t>以内</w:t>
             </w:r>
           </w:p>
         </w:tc>
@@ -2013,14 +2439,14 @@
               <w:pStyle w:val="Compact"/>
               <w:rPr>
                 <w:rFonts w:ascii="宋体" w:eastAsia="宋体" w:hAnsi="宋体"/>
-                <w:sz w:val="21"/>
+                <w:sz w:val="20"/>
                 <w:szCs w:val="21"/>
               </w:rPr>
             </w:pPr>
             <w:r>
               <w:rPr>
                 <w:rFonts w:ascii="宋体" w:eastAsia="宋体" w:hAnsi="宋体"/>
-                <w:sz w:val="21"/>
+                <w:sz w:val="20"/>
                 <w:szCs w:val="21"/>
               </w:rPr>
               <w:t>全场</w:t>
@@ -2042,7 +2468,7 @@
               <w:pStyle w:val="Compact"/>
               <w:rPr>
                 <w:rFonts w:ascii="宋体" w:eastAsia="宋体" w:hAnsi="宋体"/>
-                <w:sz w:val="21"/>
+                <w:sz w:val="20"/>
                 <w:szCs w:val="21"/>
               </w:rPr>
             </w:pPr>
@@ -2051,7 +2477,7 @@
                 <w:rFonts w:ascii="宋体" w:eastAsia="宋体" w:hAnsi="宋体"/>
                 <w:b/>
                 <w:bCs/>
-                <w:sz w:val="21"/>
+                <w:sz w:val="20"/>
                 <w:szCs w:val="21"/>
               </w:rPr>
               <w:t>几乎全场</w:t>
@@ -2076,14 +2502,14 @@
               <w:pStyle w:val="Compact"/>
               <w:rPr>
                 <w:rFonts w:ascii="宋体" w:eastAsia="宋体" w:hAnsi="宋体"/>
-                <w:sz w:val="21"/>
+                <w:sz w:val="20"/>
                 <w:szCs w:val="21"/>
               </w:rPr>
             </w:pPr>
             <w:r>
               <w:rPr>
                 <w:rFonts w:ascii="宋体" w:eastAsia="宋体" w:hAnsi="宋体"/>
-                <w:sz w:val="21"/>
+                <w:sz w:val="20"/>
                 <w:szCs w:val="21"/>
               </w:rPr>
               <w:t>能否跑打</w:t>
@@ -2106,14 +2532,14 @@
               <w:pStyle w:val="Compact"/>
               <w:rPr>
                 <w:rFonts w:ascii="宋体" w:eastAsia="宋体" w:hAnsi="宋体"/>
-                <w:sz w:val="21"/>
+                <w:sz w:val="20"/>
                 <w:szCs w:val="21"/>
               </w:rPr>
             </w:pPr>
             <w:r>
               <w:rPr>
                 <w:rFonts w:ascii="Segoe UI Emoji" w:eastAsia="宋体" w:hAnsi="Segoe UI Emoji" w:cs="Segoe UI Emoji"/>
-                <w:sz w:val="21"/>
+                <w:sz w:val="20"/>
                 <w:szCs w:val="21"/>
               </w:rPr>
               <w:t>✅</w:t>
@@ -2136,14 +2562,14 @@
               <w:pStyle w:val="Compact"/>
               <w:rPr>
                 <w:rFonts w:ascii="宋体" w:eastAsia="宋体" w:hAnsi="宋体"/>
-                <w:sz w:val="21"/>
+                <w:sz w:val="20"/>
                 <w:szCs w:val="21"/>
               </w:rPr>
             </w:pPr>
             <w:r>
               <w:rPr>
                 <w:rFonts w:ascii="Segoe UI Emoji" w:eastAsia="宋体" w:hAnsi="Segoe UI Emoji" w:cs="Segoe UI Emoji"/>
-                <w:sz w:val="21"/>
+                <w:sz w:val="20"/>
                 <w:szCs w:val="21"/>
               </w:rPr>
               <w:t>❌</w:t>
@@ -2166,14 +2592,14 @@
               <w:pStyle w:val="Compact"/>
               <w:rPr>
                 <w:rFonts w:ascii="宋体" w:eastAsia="宋体" w:hAnsi="宋体"/>
-                <w:sz w:val="21"/>
+                <w:sz w:val="20"/>
                 <w:szCs w:val="21"/>
               </w:rPr>
             </w:pPr>
             <w:r>
               <w:rPr>
                 <w:rFonts w:ascii="Segoe UI Emoji" w:eastAsia="宋体" w:hAnsi="Segoe UI Emoji" w:cs="Segoe UI Emoji"/>
-                <w:sz w:val="21"/>
+                <w:sz w:val="20"/>
                 <w:szCs w:val="21"/>
               </w:rPr>
               <w:t>✅</w:t>
@@ -2197,14 +2623,14 @@
               <w:pStyle w:val="Compact"/>
               <w:rPr>
                 <w:rFonts w:ascii="宋体" w:eastAsia="宋体" w:hAnsi="宋体"/>
-                <w:sz w:val="21"/>
+                <w:sz w:val="20"/>
                 <w:szCs w:val="21"/>
               </w:rPr>
             </w:pPr>
             <w:r>
               <w:rPr>
                 <w:rFonts w:ascii="宋体" w:eastAsia="宋体" w:hAnsi="宋体"/>
-                <w:sz w:val="21"/>
+                <w:sz w:val="20"/>
                 <w:szCs w:val="21"/>
               </w:rPr>
               <w:t>适用场景</w:t>
@@ -2226,14 +2652,14 @@
               <w:pStyle w:val="Compact"/>
               <w:rPr>
                 <w:rFonts w:ascii="宋体" w:eastAsia="宋体" w:hAnsi="宋体"/>
-                <w:sz w:val="21"/>
+                <w:sz w:val="20"/>
                 <w:szCs w:val="21"/>
               </w:rPr>
             </w:pPr>
             <w:r>
               <w:rPr>
                 <w:rFonts w:ascii="宋体" w:eastAsia="宋体" w:hAnsi="宋体"/>
-                <w:sz w:val="21"/>
+                <w:sz w:val="20"/>
                 <w:szCs w:val="21"/>
               </w:rPr>
               <w:t>任意</w:t>
@@ -2255,14 +2681,14 @@
               <w:pStyle w:val="Compact"/>
               <w:rPr>
                 <w:rFonts w:ascii="宋体" w:eastAsia="宋体" w:hAnsi="宋体"/>
-                <w:sz w:val="21"/>
+                <w:sz w:val="20"/>
                 <w:szCs w:val="21"/>
               </w:rPr>
             </w:pPr>
             <w:r>
               <w:rPr>
                 <w:rFonts w:ascii="宋体" w:eastAsia="宋体" w:hAnsi="宋体"/>
-                <w:sz w:val="21"/>
+                <w:sz w:val="20"/>
                 <w:szCs w:val="21"/>
               </w:rPr>
               <w:t>特定场地</w:t>
@@ -2284,7 +2710,7 @@
               <w:pStyle w:val="Compact"/>
               <w:rPr>
                 <w:rFonts w:ascii="宋体" w:eastAsia="宋体" w:hAnsi="宋体"/>
-                <w:sz w:val="21"/>
+                <w:sz w:val="20"/>
                 <w:szCs w:val="21"/>
               </w:rPr>
             </w:pPr>
@@ -2293,7 +2719,7 @@
                 <w:rFonts w:ascii="宋体" w:eastAsia="宋体" w:hAnsi="宋体"/>
                 <w:b/>
                 <w:bCs/>
-                <w:sz w:val="21"/>
+                <w:sz w:val="20"/>
                 <w:szCs w:val="21"/>
               </w:rPr>
               <w:t>任意</w:t>
@@ -2307,7 +2733,7 @@
         <w:pStyle w:val="a0"/>
         <w:rPr>
           <w:rFonts w:ascii="宋体" w:eastAsia="宋体" w:hAnsi="宋体"/>
-          <w:sz w:val="21"/>
+          <w:sz w:val="20"/>
           <w:szCs w:val="21"/>
         </w:rPr>
       </w:pPr>
@@ -2316,7 +2742,7 @@
           <w:rFonts w:ascii="宋体" w:eastAsia="宋体" w:hAnsi="宋体"/>
           <w:b/>
           <w:bCs/>
-          <w:sz w:val="21"/>
+          <w:sz w:val="20"/>
           <w:szCs w:val="21"/>
         </w:rPr>
         <w:t>核心优势总结</w:t>
@@ -2324,7 +2750,7 @@
       <w:r>
         <w:rPr>
           <w:rFonts w:ascii="宋体" w:eastAsia="宋体" w:hAnsi="宋体"/>
-          <w:sz w:val="21"/>
+          <w:sz w:val="20"/>
           <w:szCs w:val="21"/>
         </w:rPr>
         <w:t>：</w:t>
@@ -2339,7 +2765,7 @@
         </w:numPr>
         <w:rPr>
           <w:rFonts w:ascii="宋体" w:eastAsia="宋体" w:hAnsi="宋体"/>
-          <w:sz w:val="21"/>
+          <w:sz w:val="20"/>
           <w:szCs w:val="21"/>
           <w:lang w:eastAsia="zh-CN"/>
         </w:rPr>
@@ -2349,7 +2775,7 @@
           <w:rFonts w:ascii="宋体" w:eastAsia="宋体" w:hAnsi="宋体"/>
           <w:b/>
           <w:bCs/>
-          <w:sz w:val="21"/>
+          <w:sz w:val="20"/>
           <w:szCs w:val="21"/>
           <w:lang w:eastAsia="zh-CN"/>
         </w:rPr>
@@ -2358,7 +2784,7 @@
       <w:r>
         <w:rPr>
           <w:rFonts w:ascii="宋体" w:eastAsia="宋体" w:hAnsi="宋体"/>
-          <w:sz w:val="21"/>
+          <w:sz w:val="20"/>
           <w:szCs w:val="21"/>
           <w:lang w:eastAsia="zh-CN"/>
         </w:rPr>
@@ -2368,7 +2794,7 @@
       <w:r>
         <w:rPr>
           <w:rFonts w:ascii="宋体" w:eastAsia="宋体" w:hAnsi="宋体"/>
-          <w:sz w:val="21"/>
+          <w:sz w:val="20"/>
           <w:szCs w:val="21"/>
           <w:lang w:eastAsia="zh-CN"/>
         </w:rPr>
@@ -2378,7 +2804,7 @@
       <w:r>
         <w:rPr>
           <w:rFonts w:ascii="宋体" w:eastAsia="宋体" w:hAnsi="宋体"/>
-          <w:sz w:val="21"/>
+          <w:sz w:val="20"/>
           <w:szCs w:val="21"/>
           <w:lang w:eastAsia="zh-CN"/>
         </w:rPr>
@@ -2391,7 +2817,7 @@
           </m:rPr>
           <w:rPr>
             <w:rFonts w:ascii="Cambria Math" w:eastAsia="宋体" w:hAnsi="Cambria Math"/>
-            <w:sz w:val="21"/>
+            <w:sz w:val="20"/>
             <w:szCs w:val="21"/>
             <w:lang w:eastAsia="zh-CN"/>
           </w:rPr>
@@ -2401,11 +2827,20 @@
       <w:r>
         <w:rPr>
           <w:rFonts w:ascii="宋体" w:eastAsia="宋体" w:hAnsi="宋体"/>
-          <w:sz w:val="21"/>
-          <w:szCs w:val="21"/>
-          <w:lang w:eastAsia="zh-CN"/>
-        </w:rPr>
-        <w:t xml:space="preserve"> 从线性组合角度捕捉所有气动力合力，有明确的数学基础</w:t>
+          <w:sz w:val="20"/>
+          <w:szCs w:val="21"/>
+          <w:lang w:eastAsia="zh-CN"/>
+        </w:rPr>
+        <w:t xml:space="preserve"> </w:t>
+      </w:r>
+      <w:r>
+        <w:rPr>
+          <w:rFonts w:ascii="宋体" w:eastAsia="宋体" w:hAnsi="宋体"/>
+          <w:sz w:val="20"/>
+          <w:szCs w:val="21"/>
+          <w:lang w:eastAsia="zh-CN"/>
+        </w:rPr>
+        <w:t>从线性组合角度捕捉所有气动力合力，有明确的数学基础</w:t>
       </w:r>
     </w:p>
     <w:p>
@@ -2417,7 +2852,7 @@
         </w:numPr>
         <w:rPr>
           <w:rFonts w:ascii="宋体" w:eastAsia="宋体" w:hAnsi="宋体"/>
-          <w:sz w:val="21"/>
+          <w:sz w:val="20"/>
           <w:szCs w:val="21"/>
           <w:lang w:eastAsia="zh-CN"/>
         </w:rPr>
@@ -2427,7 +2862,7 @@
           <w:rFonts w:ascii="宋体" w:eastAsia="宋体" w:hAnsi="宋体"/>
           <w:b/>
           <w:bCs/>
-          <w:sz w:val="21"/>
+          <w:sz w:val="20"/>
           <w:szCs w:val="21"/>
           <w:lang w:eastAsia="zh-CN"/>
         </w:rPr>
@@ -2436,17 +2871,26 @@
       <w:r>
         <w:rPr>
           <w:rFonts w:ascii="宋体" w:eastAsia="宋体" w:hAnsi="宋体"/>
-          <w:sz w:val="21"/>
-          <w:szCs w:val="21"/>
-          <w:lang w:eastAsia="zh-CN"/>
-        </w:rPr>
-        <w:t xml:space="preserve">：仅需 5~8 </w:t>
+          <w:sz w:val="20"/>
+          <w:szCs w:val="21"/>
+          <w:lang w:eastAsia="zh-CN"/>
+        </w:rPr>
+        <w:t>：仅需</w:t>
+      </w:r>
+      <w:r>
+        <w:rPr>
+          <w:rFonts w:ascii="宋体" w:eastAsia="宋体" w:hAnsi="宋体"/>
+          <w:sz w:val="20"/>
+          <w:szCs w:val="21"/>
+          <w:lang w:eastAsia="zh-CN"/>
+        </w:rPr>
+        <w:t xml:space="preserve"> 5~8 </w:t>
       </w:r>
       <w:proofErr w:type="gramStart"/>
       <w:r>
         <w:rPr>
           <w:rFonts w:ascii="宋体" w:eastAsia="宋体" w:hAnsi="宋体"/>
-          <w:sz w:val="21"/>
+          <w:sz w:val="20"/>
           <w:szCs w:val="21"/>
           <w:lang w:eastAsia="zh-CN"/>
         </w:rPr>
@@ -2456,7 +2900,7 @@
       <w:r>
         <w:rPr>
           <w:rFonts w:ascii="宋体" w:eastAsia="宋体" w:hAnsi="宋体"/>
-          <w:sz w:val="21"/>
+          <w:sz w:val="20"/>
           <w:szCs w:val="21"/>
           <w:lang w:eastAsia="zh-CN"/>
         </w:rPr>
@@ -2472,7 +2916,7 @@
         </w:numPr>
         <w:rPr>
           <w:rFonts w:ascii="宋体" w:eastAsia="宋体" w:hAnsi="宋体"/>
-          <w:sz w:val="21"/>
+          <w:sz w:val="20"/>
           <w:szCs w:val="21"/>
           <w:lang w:eastAsia="zh-CN"/>
         </w:rPr>
@@ -2482,7 +2926,7 @@
           <w:rFonts w:ascii="宋体" w:eastAsia="宋体" w:hAnsi="宋体"/>
           <w:b/>
           <w:bCs/>
-          <w:sz w:val="21"/>
+          <w:sz w:val="20"/>
           <w:szCs w:val="21"/>
           <w:lang w:eastAsia="zh-CN"/>
         </w:rPr>
@@ -2491,11 +2935,29 @@
       <w:r>
         <w:rPr>
           <w:rFonts w:ascii="宋体" w:eastAsia="宋体" w:hAnsi="宋体"/>
-          <w:sz w:val="21"/>
-          <w:szCs w:val="21"/>
-          <w:lang w:eastAsia="zh-CN"/>
-        </w:rPr>
-        <w:t>：实测平均误差 &lt; 0.08 m，远超线性回归</w:t>
+          <w:sz w:val="20"/>
+          <w:szCs w:val="21"/>
+          <w:lang w:eastAsia="zh-CN"/>
+        </w:rPr>
+        <w:t>：实测平均误差</w:t>
+      </w:r>
+      <w:r>
+        <w:rPr>
+          <w:rFonts w:ascii="宋体" w:eastAsia="宋体" w:hAnsi="宋体"/>
+          <w:sz w:val="20"/>
+          <w:szCs w:val="21"/>
+          <w:lang w:eastAsia="zh-CN"/>
+        </w:rPr>
+        <w:t xml:space="preserve"> &lt; 0.08 m</w:t>
+      </w:r>
+      <w:r>
+        <w:rPr>
+          <w:rFonts w:ascii="宋体" w:eastAsia="宋体" w:hAnsi="宋体"/>
+          <w:sz w:val="20"/>
+          <w:szCs w:val="21"/>
+          <w:lang w:eastAsia="zh-CN"/>
+        </w:rPr>
+        <w:t>，远超线性回归</w:t>
       </w:r>
     </w:p>
     <w:p>
@@ -2507,7 +2969,7 @@
         </w:numPr>
         <w:rPr>
           <w:rFonts w:ascii="宋体" w:eastAsia="宋体" w:hAnsi="宋体"/>
-          <w:sz w:val="21"/>
+          <w:sz w:val="20"/>
           <w:szCs w:val="21"/>
           <w:lang w:eastAsia="zh-CN"/>
         </w:rPr>
@@ -2517,7 +2979,7 @@
           <w:rFonts w:ascii="宋体" w:eastAsia="宋体" w:hAnsi="宋体"/>
           <w:b/>
           <w:bCs/>
-          <w:sz w:val="21"/>
+          <w:sz w:val="20"/>
           <w:szCs w:val="21"/>
           <w:lang w:eastAsia="zh-CN"/>
         </w:rPr>
@@ -2526,17 +2988,26 @@
       <w:r>
         <w:rPr>
           <w:rFonts w:ascii="宋体" w:eastAsia="宋体" w:hAnsi="宋体"/>
-          <w:sz w:val="21"/>
-          <w:szCs w:val="21"/>
-          <w:lang w:eastAsia="zh-CN"/>
-        </w:rPr>
-        <w:t xml:space="preserve">：单次求解 &lt; 2 </w:t>
+          <w:sz w:val="20"/>
+          <w:szCs w:val="21"/>
+          <w:lang w:eastAsia="zh-CN"/>
+        </w:rPr>
+        <w:t>：单次求解</w:t>
+      </w:r>
+      <w:r>
+        <w:rPr>
+          <w:rFonts w:ascii="宋体" w:eastAsia="宋体" w:hAnsi="宋体"/>
+          <w:sz w:val="20"/>
+          <w:szCs w:val="21"/>
+          <w:lang w:eastAsia="zh-CN"/>
+        </w:rPr>
+        <w:t xml:space="preserve"> &lt; 2 </w:t>
       </w:r>
       <w:proofErr w:type="spellStart"/>
       <w:r>
         <w:rPr>
           <w:rFonts w:ascii="宋体" w:eastAsia="宋体" w:hAnsi="宋体"/>
-          <w:sz w:val="21"/>
+          <w:sz w:val="20"/>
           <w:szCs w:val="21"/>
           <w:lang w:eastAsia="zh-CN"/>
         </w:rPr>
@@ -2546,11 +3017,29 @@
       <w:r>
         <w:rPr>
           <w:rFonts w:ascii="宋体" w:eastAsia="宋体" w:hAnsi="宋体"/>
-          <w:sz w:val="21"/>
-          <w:szCs w:val="21"/>
-          <w:lang w:eastAsia="zh-CN"/>
-        </w:rPr>
-        <w:t>，满足 20~50 Hz 控制需求</w:t>
+          <w:sz w:val="20"/>
+          <w:szCs w:val="21"/>
+          <w:lang w:eastAsia="zh-CN"/>
+        </w:rPr>
+        <w:t>，满足</w:t>
+      </w:r>
+      <w:r>
+        <w:rPr>
+          <w:rFonts w:ascii="宋体" w:eastAsia="宋体" w:hAnsi="宋体"/>
+          <w:sz w:val="20"/>
+          <w:szCs w:val="21"/>
+          <w:lang w:eastAsia="zh-CN"/>
+        </w:rPr>
+        <w:t xml:space="preserve"> 20~50 Hz </w:t>
+      </w:r>
+      <w:r>
+        <w:rPr>
+          <w:rFonts w:ascii="宋体" w:eastAsia="宋体" w:hAnsi="宋体"/>
+          <w:sz w:val="20"/>
+          <w:szCs w:val="21"/>
+          <w:lang w:eastAsia="zh-CN"/>
+        </w:rPr>
+        <w:t>控制需求</w:t>
       </w:r>
     </w:p>
     <w:p>
@@ -2562,7 +3051,7 @@
         </w:numPr>
         <w:rPr>
           <w:rFonts w:ascii="宋体" w:eastAsia="宋体" w:hAnsi="宋体"/>
-          <w:sz w:val="21"/>
+          <w:sz w:val="20"/>
           <w:szCs w:val="21"/>
           <w:lang w:eastAsia="zh-CN"/>
         </w:rPr>
@@ -2572,7 +3061,7 @@
           <w:rFonts w:ascii="宋体" w:eastAsia="宋体" w:hAnsi="宋体"/>
           <w:b/>
           <w:bCs/>
-          <w:sz w:val="21"/>
+          <w:sz w:val="20"/>
           <w:szCs w:val="21"/>
           <w:lang w:eastAsia="zh-CN"/>
         </w:rPr>
@@ -2581,7 +3070,7 @@
       <w:r>
         <w:rPr>
           <w:rFonts w:ascii="宋体" w:eastAsia="宋体" w:hAnsi="宋体"/>
-          <w:sz w:val="21"/>
+          <w:sz w:val="20"/>
           <w:szCs w:val="21"/>
           <w:lang w:eastAsia="zh-CN"/>
         </w:rPr>
@@ -2593,15 +3082,17 @@
         <w:pStyle w:val="2"/>
         <w:rPr>
           <w:rFonts w:ascii="宋体" w:eastAsia="宋体" w:hAnsi="宋体"/>
+          <w:sz w:val="24"/>
           <w:lang w:eastAsia="zh-CN"/>
         </w:rPr>
       </w:pPr>
-      <w:bookmarkStart w:id="5" w:name="三算法核心架构"/>
+      <w:bookmarkStart w:id="6" w:name="三算法核心架构"/>
       <w:bookmarkEnd w:id="2"/>
       <w:bookmarkEnd w:id="4"/>
       <w:r>
         <w:rPr>
           <w:rFonts w:ascii="宋体" w:eastAsia="宋体" w:hAnsi="宋体"/>
+          <w:sz w:val="24"/>
           <w:lang w:eastAsia="zh-CN"/>
         </w:rPr>
         <w:t>三、算法核心架构</w:t>
@@ -2612,16 +3103,26 @@
         <w:pStyle w:val="3"/>
         <w:rPr>
           <w:rFonts w:ascii="宋体" w:eastAsia="宋体" w:hAnsi="宋体"/>
+          <w:sz w:val="22"/>
           <w:lang w:eastAsia="zh-CN"/>
         </w:rPr>
       </w:pPr>
-      <w:bookmarkStart w:id="6" w:name="rk4-数值积分"/>
-      <w:r>
-        <w:rPr>
-          <w:rFonts w:ascii="宋体" w:eastAsia="宋体" w:hAnsi="宋体"/>
-          <w:lang w:eastAsia="zh-CN"/>
-        </w:rPr>
-        <w:t>3.1 RK4 数值积分</w:t>
+      <w:bookmarkStart w:id="7" w:name="rk4-数值积分"/>
+      <w:r>
+        <w:rPr>
+          <w:rFonts w:ascii="宋体" w:eastAsia="宋体" w:hAnsi="宋体"/>
+          <w:sz w:val="22"/>
+          <w:lang w:eastAsia="zh-CN"/>
+        </w:rPr>
+        <w:t xml:space="preserve">3.1 RK4 </w:t>
+      </w:r>
+      <w:r>
+        <w:rPr>
+          <w:rFonts w:ascii="宋体" w:eastAsia="宋体" w:hAnsi="宋体"/>
+          <w:sz w:val="22"/>
+          <w:lang w:eastAsia="zh-CN"/>
+        </w:rPr>
+        <w:t>数值积分</w:t>
       </w:r>
     </w:p>
     <w:p>
@@ -2629,7 +3130,7 @@
         <w:pStyle w:val="FirstParagraph"/>
         <w:rPr>
           <w:rFonts w:ascii="宋体" w:eastAsia="宋体" w:hAnsi="宋体"/>
-          <w:sz w:val="21"/>
+          <w:sz w:val="20"/>
           <w:szCs w:val="21"/>
           <w:lang w:eastAsia="zh-CN"/>
         </w:rPr>
@@ -2637,7 +3138,7 @@
       <w:r>
         <w:rPr>
           <w:rFonts w:ascii="宋体" w:eastAsia="宋体" w:hAnsi="宋体"/>
-          <w:sz w:val="21"/>
+          <w:sz w:val="20"/>
           <w:szCs w:val="21"/>
           <w:lang w:eastAsia="zh-CN"/>
         </w:rPr>
@@ -2647,7 +3148,7 @@
       <w:r>
         <w:rPr>
           <w:rFonts w:ascii="宋体" w:eastAsia="宋体" w:hAnsi="宋体"/>
-          <w:sz w:val="21"/>
+          <w:sz w:val="20"/>
           <w:szCs w:val="21"/>
           <w:lang w:eastAsia="zh-CN"/>
         </w:rPr>
@@ -2657,7 +3158,7 @@
       <w:r>
         <w:rPr>
           <w:rFonts w:ascii="宋体" w:eastAsia="宋体" w:hAnsi="宋体"/>
-          <w:sz w:val="21"/>
+          <w:sz w:val="20"/>
           <w:szCs w:val="21"/>
           <w:lang w:eastAsia="zh-CN"/>
         </w:rPr>
@@ -2667,7 +3168,7 @@
       <w:r>
         <w:rPr>
           <w:rFonts w:ascii="宋体" w:eastAsia="宋体" w:hAnsi="宋体"/>
-          <w:sz w:val="21"/>
+          <w:sz w:val="20"/>
           <w:szCs w:val="21"/>
           <w:lang w:eastAsia="zh-CN"/>
         </w:rPr>
@@ -2677,17 +3178,26 @@
       <w:r>
         <w:rPr>
           <w:rFonts w:ascii="宋体" w:eastAsia="宋体" w:hAnsi="宋体"/>
-          <w:sz w:val="21"/>
-          <w:szCs w:val="21"/>
-          <w:lang w:eastAsia="zh-CN"/>
-        </w:rPr>
-        <w:t xml:space="preserve">求解微分方程，步长 </w:t>
+          <w:sz w:val="20"/>
+          <w:szCs w:val="21"/>
+          <w:lang w:eastAsia="zh-CN"/>
+        </w:rPr>
+        <w:t>求解微分方程，步长</w:t>
+      </w:r>
+      <w:r>
+        <w:rPr>
+          <w:rFonts w:ascii="宋体" w:eastAsia="宋体" w:hAnsi="宋体"/>
+          <w:sz w:val="20"/>
+          <w:szCs w:val="21"/>
+          <w:lang w:eastAsia="zh-CN"/>
+        </w:rPr>
+        <w:t xml:space="preserve"> </w:t>
       </w:r>
       <m:oMath>
         <m:r>
           <w:rPr>
             <w:rFonts w:ascii="Cambria Math" w:eastAsia="宋体" w:hAnsi="Cambria Math"/>
-            <w:sz w:val="21"/>
+            <w:sz w:val="20"/>
             <w:szCs w:val="21"/>
             <w:lang w:eastAsia="zh-CN"/>
           </w:rPr>
@@ -2699,7 +3209,7 @@
           </m:rPr>
           <w:rPr>
             <w:rFonts w:ascii="Cambria Math" w:eastAsia="宋体" w:hAnsi="Cambria Math"/>
-            <w:sz w:val="21"/>
+            <w:sz w:val="20"/>
             <w:szCs w:val="21"/>
             <w:lang w:eastAsia="zh-CN"/>
           </w:rPr>
@@ -2708,7 +3218,7 @@
         <m:r>
           <w:rPr>
             <w:rFonts w:ascii="Cambria Math" w:eastAsia="宋体" w:hAnsi="Cambria Math"/>
-            <w:sz w:val="21"/>
+            <w:sz w:val="20"/>
             <w:szCs w:val="21"/>
             <w:lang w:eastAsia="zh-CN"/>
           </w:rPr>
@@ -2720,7 +3230,7 @@
           </m:rPr>
           <w:rPr>
             <w:rFonts w:ascii="宋体" w:eastAsia="宋体" w:hAnsi="宋体"/>
-            <w:sz w:val="21"/>
+            <w:sz w:val="20"/>
             <w:szCs w:val="21"/>
             <w:lang w:eastAsia="zh-CN"/>
           </w:rPr>
@@ -2730,16 +3240,25 @@
       <w:r>
         <w:rPr>
           <w:rFonts w:ascii="宋体" w:eastAsia="宋体" w:hAnsi="宋体"/>
-          <w:sz w:val="21"/>
-          <w:szCs w:val="21"/>
-          <w:lang w:eastAsia="zh-CN"/>
-        </w:rPr>
-        <w:t>。单次仿真步数约 40</w:t>
+          <w:sz w:val="20"/>
+          <w:szCs w:val="21"/>
+          <w:lang w:eastAsia="zh-CN"/>
+        </w:rPr>
+        <w:t>。单次仿真步数约</w:t>
+      </w:r>
+      <w:r>
+        <w:rPr>
+          <w:rFonts w:ascii="宋体" w:eastAsia="宋体" w:hAnsi="宋体"/>
+          <w:sz w:val="20"/>
+          <w:szCs w:val="21"/>
+          <w:lang w:eastAsia="zh-CN"/>
+        </w:rPr>
+        <w:t xml:space="preserve"> 40</w:t>
       </w:r>
       <w:r>
         <w:rPr>
           <w:rFonts w:ascii="宋体" w:eastAsia="宋体" w:hAnsi="宋体" w:hint="eastAsia"/>
-          <w:sz w:val="21"/>
+          <w:sz w:val="20"/>
           <w:szCs w:val="21"/>
           <w:lang w:eastAsia="zh-CN"/>
         </w:rPr>
@@ -2748,11 +3267,38 @@
       <w:r>
         <w:rPr>
           <w:rFonts w:ascii="宋体" w:eastAsia="宋体" w:hAnsi="宋体"/>
-          <w:sz w:val="21"/>
-          <w:szCs w:val="21"/>
-          <w:lang w:eastAsia="zh-CN"/>
-        </w:rPr>
-        <w:t>80 步（飞行时间 0.4~0.8 秒）。</w:t>
+          <w:sz w:val="20"/>
+          <w:szCs w:val="21"/>
+          <w:lang w:eastAsia="zh-CN"/>
+        </w:rPr>
+        <w:t xml:space="preserve">80 </w:t>
+      </w:r>
+      <w:r>
+        <w:rPr>
+          <w:rFonts w:ascii="宋体" w:eastAsia="宋体" w:hAnsi="宋体"/>
+          <w:sz w:val="20"/>
+          <w:szCs w:val="21"/>
+          <w:lang w:eastAsia="zh-CN"/>
+        </w:rPr>
+        <w:t>步（飞行时间</w:t>
+      </w:r>
+      <w:r>
+        <w:rPr>
+          <w:rFonts w:ascii="宋体" w:eastAsia="宋体" w:hAnsi="宋体"/>
+          <w:sz w:val="20"/>
+          <w:szCs w:val="21"/>
+          <w:lang w:eastAsia="zh-CN"/>
+        </w:rPr>
+        <w:t xml:space="preserve"> 0.4~0.8 </w:t>
+      </w:r>
+      <w:r>
+        <w:rPr>
+          <w:rFonts w:ascii="宋体" w:eastAsia="宋体" w:hAnsi="宋体"/>
+          <w:sz w:val="20"/>
+          <w:szCs w:val="21"/>
+          <w:lang w:eastAsia="zh-CN"/>
+        </w:rPr>
+        <w:t>秒）。</w:t>
       </w:r>
     </w:p>
     <w:p>
@@ -2760,17 +3306,27 @@
         <w:pStyle w:val="3"/>
         <w:rPr>
           <w:rFonts w:ascii="宋体" w:eastAsia="宋体" w:hAnsi="宋体"/>
+          <w:sz w:val="22"/>
           <w:lang w:eastAsia="zh-CN"/>
         </w:rPr>
       </w:pPr>
-      <w:bookmarkStart w:id="7" w:name="双层迭代求解器"/>
-      <w:bookmarkEnd w:id="6"/>
-      <w:r>
-        <w:rPr>
-          <w:rFonts w:ascii="宋体" w:eastAsia="宋体" w:hAnsi="宋体"/>
-          <w:lang w:eastAsia="zh-CN"/>
-        </w:rPr>
-        <w:t>3.2 双层迭代求解器</w:t>
+      <w:bookmarkStart w:id="8" w:name="双层迭代求解器"/>
+      <w:bookmarkEnd w:id="7"/>
+      <w:r>
+        <w:rPr>
+          <w:rFonts w:ascii="宋体" w:eastAsia="宋体" w:hAnsi="宋体"/>
+          <w:sz w:val="22"/>
+          <w:lang w:eastAsia="zh-CN"/>
+        </w:rPr>
+        <w:t xml:space="preserve">3.2 </w:t>
+      </w:r>
+      <w:r>
+        <w:rPr>
+          <w:rFonts w:ascii="宋体" w:eastAsia="宋体" w:hAnsi="宋体"/>
+          <w:sz w:val="22"/>
+          <w:lang w:eastAsia="zh-CN"/>
+        </w:rPr>
+        <w:t>双层迭代求解器</w:t>
       </w:r>
     </w:p>
     <w:p>
@@ -2778,7 +3334,7 @@
         <w:pStyle w:val="FirstParagraph"/>
         <w:rPr>
           <w:rFonts w:ascii="宋体" w:eastAsia="宋体" w:hAnsi="宋体"/>
-          <w:sz w:val="21"/>
+          <w:sz w:val="20"/>
           <w:szCs w:val="21"/>
           <w:lang w:eastAsia="zh-CN"/>
         </w:rPr>
@@ -2786,17 +3342,35 @@
       <w:r>
         <w:rPr>
           <w:rFonts w:ascii="宋体" w:eastAsia="宋体" w:hAnsi="宋体"/>
-          <w:sz w:val="21"/>
-          <w:szCs w:val="21"/>
-          <w:lang w:eastAsia="zh-CN"/>
-        </w:rPr>
-        <w:t xml:space="preserve">外层迭代修正炮塔水平角 </w:t>
+          <w:sz w:val="20"/>
+          <w:szCs w:val="21"/>
+          <w:lang w:eastAsia="zh-CN"/>
+        </w:rPr>
+        <w:t>外层迭代修正</w:t>
+      </w:r>
+      <w:r>
+        <w:rPr>
+          <w:rFonts w:ascii="宋体" w:eastAsia="宋体" w:hAnsi="宋体"/>
+          <w:sz w:val="20"/>
+          <w:szCs w:val="21"/>
+          <w:lang w:eastAsia="zh-CN"/>
+        </w:rPr>
+        <w:t>炮塔水平角</w:t>
+      </w:r>
+      <w:r>
+        <w:rPr>
+          <w:rFonts w:ascii="宋体" w:eastAsia="宋体" w:hAnsi="宋体"/>
+          <w:sz w:val="20"/>
+          <w:szCs w:val="21"/>
+          <w:lang w:eastAsia="zh-CN"/>
+        </w:rPr>
+        <w:t xml:space="preserve"> </w:t>
       </w:r>
       <m:oMath>
         <m:r>
           <w:rPr>
             <w:rFonts w:ascii="Cambria Math" w:eastAsia="宋体" w:hAnsi="Cambria Math"/>
-            <w:sz w:val="21"/>
+            <w:sz w:val="20"/>
             <w:szCs w:val="21"/>
             <w:lang w:eastAsia="zh-CN"/>
           </w:rPr>
@@ -2806,17 +3380,26 @@
       <w:r>
         <w:rPr>
           <w:rFonts w:ascii="宋体" w:eastAsia="宋体" w:hAnsi="宋体"/>
-          <w:sz w:val="21"/>
-          <w:szCs w:val="21"/>
-          <w:lang w:eastAsia="zh-CN"/>
-        </w:rPr>
-        <w:t xml:space="preserve">，内层通过二分法搜索仰角 </w:t>
+          <w:sz w:val="20"/>
+          <w:szCs w:val="21"/>
+          <w:lang w:eastAsia="zh-CN"/>
+        </w:rPr>
+        <w:t>，内层通过二分法搜索仰角</w:t>
+      </w:r>
+      <w:r>
+        <w:rPr>
+          <w:rFonts w:ascii="宋体" w:eastAsia="宋体" w:hAnsi="宋体"/>
+          <w:sz w:val="20"/>
+          <w:szCs w:val="21"/>
+          <w:lang w:eastAsia="zh-CN"/>
+        </w:rPr>
+        <w:t xml:space="preserve"> </w:t>
       </w:r>
       <m:oMath>
         <m:r>
           <w:rPr>
             <w:rFonts w:ascii="Cambria Math" w:eastAsia="宋体" w:hAnsi="Cambria Math"/>
-            <w:sz w:val="21"/>
+            <w:sz w:val="20"/>
             <w:szCs w:val="21"/>
             <w:lang w:eastAsia="zh-CN"/>
           </w:rPr>
@@ -2826,11 +3409,29 @@
       <w:r>
         <w:rPr>
           <w:rFonts w:ascii="宋体" w:eastAsia="宋体" w:hAnsi="宋体"/>
-          <w:sz w:val="21"/>
-          <w:szCs w:val="21"/>
-          <w:lang w:eastAsia="zh-CN"/>
-        </w:rPr>
-        <w:t xml:space="preserve"> 或初速度 </w:t>
+          <w:sz w:val="20"/>
+          <w:szCs w:val="21"/>
+          <w:lang w:eastAsia="zh-CN"/>
+        </w:rPr>
+        <w:t xml:space="preserve"> </w:t>
+      </w:r>
+      <w:r>
+        <w:rPr>
+          <w:rFonts w:ascii="宋体" w:eastAsia="宋体" w:hAnsi="宋体"/>
+          <w:sz w:val="20"/>
+          <w:szCs w:val="21"/>
+          <w:lang w:eastAsia="zh-CN"/>
+        </w:rPr>
+        <w:t>或初速度</w:t>
+      </w:r>
+      <w:r>
+        <w:rPr>
+          <w:rFonts w:ascii="宋体" w:eastAsia="宋体" w:hAnsi="宋体"/>
+          <w:sz w:val="20"/>
+          <w:szCs w:val="21"/>
+          <w:lang w:eastAsia="zh-CN"/>
+        </w:rPr>
+        <w:t xml:space="preserve"> </w:t>
       </w:r>
       <m:oMath>
         <m:sSub>
@@ -2838,7 +3439,7 @@
             <m:ctrlPr>
               <w:rPr>
                 <w:rFonts w:ascii="Cambria Math" w:eastAsia="宋体" w:hAnsi="Cambria Math"/>
-                <w:sz w:val="21"/>
+                <w:sz w:val="20"/>
                 <w:szCs w:val="21"/>
               </w:rPr>
             </m:ctrlPr>
@@ -2847,7 +3448,7 @@
             <m:r>
               <w:rPr>
                 <w:rFonts w:ascii="Cambria Math" w:eastAsia="宋体" w:hAnsi="Cambria Math"/>
-                <w:sz w:val="21"/>
+                <w:sz w:val="20"/>
                 <w:szCs w:val="21"/>
                 <w:lang w:eastAsia="zh-CN"/>
               </w:rPr>
@@ -2858,7 +3459,7 @@
             <m:r>
               <w:rPr>
                 <w:rFonts w:ascii="Cambria Math" w:eastAsia="宋体" w:hAnsi="Cambria Math"/>
-                <w:sz w:val="21"/>
+                <w:sz w:val="20"/>
                 <w:szCs w:val="21"/>
                 <w:lang w:eastAsia="zh-CN"/>
               </w:rPr>
@@ -2870,7 +3471,7 @@
       <w:r>
         <w:rPr>
           <w:rFonts w:ascii="宋体" w:eastAsia="宋体" w:hAnsi="宋体"/>
-          <w:sz w:val="21"/>
+          <w:sz w:val="20"/>
           <w:szCs w:val="21"/>
           <w:lang w:eastAsia="zh-CN"/>
         </w:rPr>
@@ -2884,22 +3485,44 @@
           <w:rFonts w:ascii="宋体" w:eastAsia="宋体" w:hAnsi="宋体"/>
           <w:i w:val="0"/>
           <w:iCs/>
-          <w:sz w:val="21"/>
+          <w:sz w:val="20"/>
           <w:szCs w:val="21"/>
           <w:lang w:eastAsia="zh-CN"/>
         </w:rPr>
       </w:pPr>
-      <w:bookmarkStart w:id="8" w:name="外层迭代炮塔角修正"/>
+      <w:bookmarkStart w:id="9" w:name="外层迭代炮塔角修正"/>
       <w:r>
         <w:rPr>
           <w:rFonts w:ascii="宋体" w:eastAsia="宋体" w:hAnsi="宋体"/>
           <w:i w:val="0"/>
           <w:iCs/>
-          <w:sz w:val="21"/>
-          <w:szCs w:val="21"/>
-          <w:lang w:eastAsia="zh-CN"/>
-        </w:rPr>
-        <w:t>外层迭代——炮塔角修正</w:t>
+          <w:sz w:val="20"/>
+          <w:szCs w:val="21"/>
+          <w:lang w:eastAsia="zh-CN"/>
+        </w:rPr>
+        <w:t>外层迭代</w:t>
+      </w:r>
+      <w:r>
+        <w:rPr>
+          <w:rFonts w:ascii="宋体" w:eastAsia="宋体" w:hAnsi="宋体"/>
+          <w:i w:val="0"/>
+          <w:iCs/>
+          <w:sz w:val="20"/>
+          <w:szCs w:val="21"/>
+          <w:lang w:eastAsia="zh-CN"/>
+        </w:rPr>
+        <w:t>——</w:t>
+      </w:r>
+      <w:r>
+        <w:rPr>
+          <w:rFonts w:ascii="宋体" w:eastAsia="宋体" w:hAnsi="宋体"/>
+          <w:i w:val="0"/>
+          <w:iCs/>
+          <w:sz w:val="20"/>
+          <w:szCs w:val="21"/>
+          <w:lang w:eastAsia="zh-CN"/>
+        </w:rPr>
+        <w:t>炮塔角修正</w:t>
       </w:r>
     </w:p>
     <w:p>
@@ -2907,7 +3530,7 @@
         <w:pStyle w:val="FirstParagraph"/>
         <w:rPr>
           <w:rFonts w:ascii="宋体" w:eastAsia="宋体" w:hAnsi="宋体"/>
-          <w:sz w:val="21"/>
+          <w:sz w:val="20"/>
           <w:szCs w:val="21"/>
           <w:lang w:eastAsia="zh-CN"/>
         </w:rPr>
@@ -2915,11 +3538,20 @@
       <w:r>
         <w:rPr>
           <w:rFonts w:ascii="宋体" w:eastAsia="宋体" w:hAnsi="宋体"/>
-          <w:sz w:val="21"/>
-          <w:szCs w:val="21"/>
-          <w:lang w:eastAsia="zh-CN"/>
-        </w:rPr>
-        <w:t xml:space="preserve">设地面所需速度方向为 </w:t>
+          <w:sz w:val="20"/>
+          <w:szCs w:val="21"/>
+          <w:lang w:eastAsia="zh-CN"/>
+        </w:rPr>
+        <w:t>设地面所需速度方向为</w:t>
+      </w:r>
+      <w:r>
+        <w:rPr>
+          <w:rFonts w:ascii="宋体" w:eastAsia="宋体" w:hAnsi="宋体"/>
+          <w:sz w:val="20"/>
+          <w:szCs w:val="21"/>
+          <w:lang w:eastAsia="zh-CN"/>
+        </w:rPr>
+        <w:t xml:space="preserve"> </w:t>
       </w:r>
       <m:oMath>
         <m:sSub>
@@ -2927,7 +3559,7 @@
             <m:ctrlPr>
               <w:rPr>
                 <w:rFonts w:ascii="Cambria Math" w:eastAsia="宋体" w:hAnsi="Cambria Math"/>
-                <w:sz w:val="21"/>
+                <w:sz w:val="20"/>
                 <w:szCs w:val="21"/>
               </w:rPr>
             </m:ctrlPr>
@@ -2936,7 +3568,7 @@
             <m:r>
               <w:rPr>
                 <w:rFonts w:ascii="Cambria Math" w:eastAsia="宋体" w:hAnsi="Cambria Math"/>
-                <w:sz w:val="21"/>
+                <w:sz w:val="20"/>
                 <w:szCs w:val="21"/>
                 <w:lang w:eastAsia="zh-CN"/>
               </w:rPr>
@@ -2950,7 +3582,7 @@
               </m:rPr>
               <w:rPr>
                 <w:rFonts w:ascii="宋体" w:eastAsia="宋体" w:hAnsi="宋体"/>
-                <w:sz w:val="21"/>
+                <w:sz w:val="20"/>
                 <w:szCs w:val="21"/>
                 <w:lang w:eastAsia="zh-CN"/>
               </w:rPr>
@@ -2962,11 +3594,20 @@
       <w:r>
         <w:rPr>
           <w:rFonts w:ascii="宋体" w:eastAsia="宋体" w:hAnsi="宋体"/>
-          <w:sz w:val="21"/>
-          <w:szCs w:val="21"/>
-          <w:lang w:eastAsia="zh-CN"/>
-        </w:rPr>
-        <w:t xml:space="preserve">，机器人速度为 </w:t>
+          <w:sz w:val="20"/>
+          <w:szCs w:val="21"/>
+          <w:lang w:eastAsia="zh-CN"/>
+        </w:rPr>
+        <w:t>，机器人速度为</w:t>
+      </w:r>
+      <w:r>
+        <w:rPr>
+          <w:rFonts w:ascii="宋体" w:eastAsia="宋体" w:hAnsi="宋体"/>
+          <w:sz w:val="20"/>
+          <w:szCs w:val="21"/>
+          <w:lang w:eastAsia="zh-CN"/>
+        </w:rPr>
+        <w:t xml:space="preserve"> </w:t>
       </w:r>
       <m:oMath>
         <m:sSub>
@@ -2974,7 +3615,7 @@
             <m:ctrlPr>
               <w:rPr>
                 <w:rFonts w:ascii="Cambria Math" w:eastAsia="宋体" w:hAnsi="Cambria Math"/>
-                <w:sz w:val="21"/>
+                <w:sz w:val="20"/>
                 <w:szCs w:val="21"/>
               </w:rPr>
             </m:ctrlPr>
@@ -2986,7 +3627,7 @@
               </m:rPr>
               <w:rPr>
                 <w:rFonts w:ascii="Cambria Math" w:eastAsia="宋体" w:hAnsi="Cambria Math"/>
-                <w:sz w:val="21"/>
+                <w:sz w:val="20"/>
                 <w:szCs w:val="21"/>
                 <w:lang w:eastAsia="zh-CN"/>
               </w:rPr>
@@ -2997,7 +3638,7 @@
             <m:r>
               <w:rPr>
                 <w:rFonts w:ascii="Cambria Math" w:eastAsia="宋体" w:hAnsi="Cambria Math"/>
-                <w:sz w:val="21"/>
+                <w:sz w:val="20"/>
                 <w:szCs w:val="21"/>
                 <w:lang w:eastAsia="zh-CN"/>
               </w:rPr>
@@ -3009,7 +3650,7 @@
       <w:r>
         <w:rPr>
           <w:rFonts w:ascii="宋体" w:eastAsia="宋体" w:hAnsi="宋体"/>
-          <w:sz w:val="21"/>
+          <w:sz w:val="20"/>
           <w:szCs w:val="21"/>
           <w:lang w:eastAsia="zh-CN"/>
         </w:rPr>
@@ -3021,7 +3662,7 @@
         <w:pStyle w:val="a0"/>
         <w:rPr>
           <w:rFonts w:ascii="宋体" w:eastAsia="宋体" w:hAnsi="宋体"/>
-          <w:sz w:val="21"/>
+          <w:sz w:val="20"/>
           <w:szCs w:val="21"/>
         </w:rPr>
       </w:pPr>
@@ -3035,7 +3676,7 @@
               <m:ctrlPr>
                 <w:rPr>
                   <w:rFonts w:ascii="Cambria Math" w:eastAsia="宋体" w:hAnsi="Cambria Math"/>
-                  <w:sz w:val="21"/>
+                  <w:sz w:val="20"/>
                   <w:szCs w:val="21"/>
                 </w:rPr>
               </m:ctrlPr>
@@ -3044,7 +3685,7 @@
               <m:r>
                 <w:rPr>
                   <w:rFonts w:ascii="Cambria Math" w:eastAsia="宋体" w:hAnsi="Cambria Math"/>
-                  <w:sz w:val="21"/>
+                  <w:sz w:val="20"/>
                   <w:szCs w:val="21"/>
                 </w:rPr>
                 <m:t>ϕ</m:t>
@@ -3056,7 +3697,7 @@
                   <m:ctrlPr>
                     <w:rPr>
                       <w:rFonts w:ascii="Cambria Math" w:eastAsia="宋体" w:hAnsi="Cambria Math"/>
-                      <w:sz w:val="21"/>
+                      <w:sz w:val="20"/>
                       <w:szCs w:val="21"/>
                     </w:rPr>
                   </m:ctrlPr>
@@ -3065,7 +3706,7 @@
                   <m:r>
                     <w:rPr>
                       <w:rFonts w:ascii="Cambria Math" w:eastAsia="宋体" w:hAnsi="Cambria Math"/>
-                      <w:sz w:val="21"/>
+                      <w:sz w:val="20"/>
                       <w:szCs w:val="21"/>
                     </w:rPr>
                     <m:t>k</m:t>
@@ -3076,7 +3717,7 @@
                     </m:rPr>
                     <w:rPr>
                       <w:rFonts w:ascii="Cambria Math" w:eastAsia="宋体" w:hAnsi="Cambria Math"/>
-                      <w:sz w:val="21"/>
+                      <w:sz w:val="20"/>
                       <w:szCs w:val="21"/>
                     </w:rPr>
                     <m:t>+</m:t>
@@ -3084,7 +3725,7 @@
                   <m:r>
                     <w:rPr>
                       <w:rFonts w:ascii="Cambria Math" w:eastAsia="宋体" w:hAnsi="Cambria Math"/>
-                      <w:sz w:val="21"/>
+                      <w:sz w:val="20"/>
                       <w:szCs w:val="21"/>
                     </w:rPr>
                     <m:t>1</m:t>
@@ -3099,7 +3740,7 @@
             </m:rPr>
             <w:rPr>
               <w:rFonts w:ascii="Cambria Math" w:eastAsia="宋体" w:hAnsi="Cambria Math"/>
-              <w:sz w:val="21"/>
+              <w:sz w:val="20"/>
               <w:szCs w:val="21"/>
             </w:rPr>
             <m:t>=</m:t>
@@ -3109,7 +3750,7 @@
               <m:ctrlPr>
                 <w:rPr>
                   <w:rFonts w:ascii="Cambria Math" w:eastAsia="宋体" w:hAnsi="Cambria Math"/>
-                  <w:sz w:val="21"/>
+                  <w:sz w:val="20"/>
                   <w:szCs w:val="21"/>
                 </w:rPr>
               </m:ctrlPr>
@@ -3118,7 +3759,7 @@
               <m:r>
                 <w:rPr>
                   <w:rFonts w:ascii="Cambria Math" w:eastAsia="宋体" w:hAnsi="Cambria Math"/>
-                  <w:sz w:val="21"/>
+                  <w:sz w:val="20"/>
                   <w:szCs w:val="21"/>
                 </w:rPr>
                 <m:t>ψ</m:t>
@@ -3131,7 +3772,7 @@
                 </m:rPr>
                 <w:rPr>
                   <w:rFonts w:ascii="宋体" w:eastAsia="宋体" w:hAnsi="宋体"/>
-                  <w:sz w:val="21"/>
+                  <w:sz w:val="20"/>
                   <w:szCs w:val="21"/>
                 </w:rPr>
                 <m:t>req</m:t>
@@ -3144,17 +3785,28 @@
             </m:rPr>
             <w:rPr>
               <w:rFonts w:ascii="Cambria Math" w:eastAsia="宋体" w:hAnsi="Cambria Math"/>
-              <w:sz w:val="21"/>
+              <w:sz w:val="20"/>
               <w:szCs w:val="21"/>
             </w:rPr>
-            <m:t>-arcsin</m:t>
+            <m:t>-</m:t>
+          </m:r>
+          <m:r>
+            <m:rPr>
+              <m:sty m:val="p"/>
+            </m:rPr>
+            <w:rPr>
+              <w:rFonts w:ascii="Cambria Math" w:eastAsia="宋体" w:hAnsi="Cambria Math"/>
+              <w:sz w:val="20"/>
+              <w:szCs w:val="21"/>
+            </w:rPr>
+            <m:t>arcsin</m:t>
           </m:r>
           <m:d>
             <m:dPr>
               <m:ctrlPr>
                 <w:rPr>
                   <w:rFonts w:ascii="Cambria Math" w:eastAsia="宋体" w:hAnsi="Cambria Math"/>
-                  <w:sz w:val="21"/>
+                  <w:sz w:val="20"/>
                   <w:szCs w:val="21"/>
                 </w:rPr>
               </m:ctrlPr>
@@ -3165,7 +3817,7 @@
                   <m:ctrlPr>
                     <w:rPr>
                       <w:rFonts w:ascii="Cambria Math" w:eastAsia="宋体" w:hAnsi="Cambria Math"/>
-                      <w:sz w:val="21"/>
+                      <w:sz w:val="20"/>
                       <w:szCs w:val="21"/>
                     </w:rPr>
                   </m:ctrlPr>
@@ -3176,7 +3828,7 @@
                       <m:ctrlPr>
                         <w:rPr>
                           <w:rFonts w:ascii="Cambria Math" w:eastAsia="宋体" w:hAnsi="Cambria Math"/>
-                          <w:sz w:val="21"/>
+                          <w:sz w:val="20"/>
                           <w:szCs w:val="21"/>
                         </w:rPr>
                       </m:ctrlPr>
@@ -3185,7 +3837,7 @@
                       <m:r>
                         <w:rPr>
                           <w:rFonts w:ascii="Cambria Math" w:eastAsia="宋体" w:hAnsi="Cambria Math"/>
-                          <w:sz w:val="21"/>
+                          <w:sz w:val="20"/>
                           <w:szCs w:val="21"/>
                         </w:rPr>
                         <m:t>v</m:t>
@@ -3195,7 +3847,7 @@
                       <m:r>
                         <w:rPr>
                           <w:rFonts w:ascii="Cambria Math" w:eastAsia="宋体" w:hAnsi="Cambria Math"/>
-                          <w:sz w:val="21"/>
+                          <w:sz w:val="20"/>
                           <w:szCs w:val="21"/>
                         </w:rPr>
                         <m:t>r</m:t>
@@ -3208,7 +3860,7 @@
                         </m:rPr>
                         <w:rPr>
                           <w:rFonts w:ascii="Cambria Math" w:eastAsia="宋体" w:hAnsi="Cambria Math"/>
-                          <w:sz w:val="21"/>
+                          <w:sz w:val="20"/>
                           <w:szCs w:val="21"/>
                         </w:rPr>
                         <m:t>⊥</m:t>
@@ -3222,7 +3874,7 @@
                       <m:ctrlPr>
                         <w:rPr>
                           <w:rFonts w:ascii="Cambria Math" w:eastAsia="宋体" w:hAnsi="Cambria Math"/>
-                          <w:sz w:val="21"/>
+                          <w:sz w:val="20"/>
                           <w:szCs w:val="21"/>
                         </w:rPr>
                       </m:ctrlPr>
@@ -3231,7 +3883,7 @@
                       <m:r>
                         <w:rPr>
                           <w:rFonts w:ascii="Cambria Math" w:eastAsia="宋体" w:hAnsi="Cambria Math"/>
-                          <w:sz w:val="21"/>
+                          <w:sz w:val="20"/>
                           <w:szCs w:val="21"/>
                         </w:rPr>
                         <m:t>v</m:t>
@@ -3241,7 +3893,7 @@
                       <m:r>
                         <w:rPr>
                           <w:rFonts w:ascii="Cambria Math" w:eastAsia="宋体" w:hAnsi="Cambria Math"/>
-                          <w:sz w:val="21"/>
+                          <w:sz w:val="20"/>
                           <w:szCs w:val="21"/>
                         </w:rPr>
                         <m:t>0</m:t>
@@ -3254,7 +3906,7 @@
                     </m:rPr>
                     <w:rPr>
                       <w:rFonts w:ascii="Cambria Math" w:eastAsia="宋体" w:hAnsi="Cambria Math"/>
-                      <w:sz w:val="21"/>
+                      <w:sz w:val="20"/>
                       <w:szCs w:val="21"/>
                     </w:rPr>
                     <m:t>cos</m:t>
@@ -3264,7 +3916,7 @@
                       <m:ctrlPr>
                         <w:rPr>
                           <w:rFonts w:ascii="Cambria Math" w:eastAsia="宋体" w:hAnsi="Cambria Math"/>
-                          <w:sz w:val="21"/>
+                          <w:sz w:val="20"/>
                           <w:szCs w:val="21"/>
                         </w:rPr>
                       </m:ctrlPr>
@@ -3273,7 +3925,7 @@
                       <m:r>
                         <w:rPr>
                           <w:rFonts w:ascii="Cambria Math" w:eastAsia="宋体" w:hAnsi="Cambria Math"/>
-                          <w:sz w:val="21"/>
+                          <w:sz w:val="20"/>
                           <w:szCs w:val="21"/>
                         </w:rPr>
                         <m:t>θ</m:t>
@@ -3285,7 +3937,7 @@
                           <m:ctrlPr>
                             <w:rPr>
                               <w:rFonts w:ascii="Cambria Math" w:eastAsia="宋体" w:hAnsi="Cambria Math"/>
-                              <w:sz w:val="21"/>
+                              <w:sz w:val="20"/>
                               <w:szCs w:val="21"/>
                             </w:rPr>
                           </m:ctrlPr>
@@ -3294,7 +3946,7 @@
                           <m:r>
                             <w:rPr>
                               <w:rFonts w:ascii="Cambria Math" w:eastAsia="宋体" w:hAnsi="Cambria Math"/>
-                              <w:sz w:val="21"/>
+                              <w:sz w:val="20"/>
                               <w:szCs w:val="21"/>
                             </w:rPr>
                             <m:t>k</m:t>
@@ -3315,7 +3967,7 @@
         <w:pStyle w:val="FirstParagraph"/>
         <w:rPr>
           <w:rFonts w:ascii="宋体" w:eastAsia="宋体" w:hAnsi="宋体"/>
-          <w:sz w:val="21"/>
+          <w:sz w:val="20"/>
           <w:szCs w:val="21"/>
           <w:lang w:eastAsia="zh-CN"/>
         </w:rPr>
@@ -3323,11 +3975,20 @@
       <w:r>
         <w:rPr>
           <w:rFonts w:ascii="宋体" w:eastAsia="宋体" w:hAnsi="宋体"/>
-          <w:sz w:val="21"/>
-          <w:szCs w:val="21"/>
-          <w:lang w:eastAsia="zh-CN"/>
-        </w:rPr>
-        <w:t xml:space="preserve">其中 </w:t>
+          <w:sz w:val="20"/>
+          <w:szCs w:val="21"/>
+          <w:lang w:eastAsia="zh-CN"/>
+        </w:rPr>
+        <w:t>其中</w:t>
+      </w:r>
+      <w:r>
+        <w:rPr>
+          <w:rFonts w:ascii="宋体" w:eastAsia="宋体" w:hAnsi="宋体"/>
+          <w:sz w:val="20"/>
+          <w:szCs w:val="21"/>
+          <w:lang w:eastAsia="zh-CN"/>
+        </w:rPr>
+        <w:t xml:space="preserve"> </w:t>
       </w:r>
       <m:oMath>
         <m:sSubSup>
@@ -3335,7 +3996,7 @@
             <m:ctrlPr>
               <w:rPr>
                 <w:rFonts w:ascii="Cambria Math" w:eastAsia="宋体" w:hAnsi="Cambria Math"/>
-                <w:sz w:val="21"/>
+                <w:sz w:val="20"/>
                 <w:szCs w:val="21"/>
               </w:rPr>
             </m:ctrlPr>
@@ -3344,7 +4005,7 @@
             <m:r>
               <w:rPr>
                 <w:rFonts w:ascii="Cambria Math" w:eastAsia="宋体" w:hAnsi="Cambria Math"/>
-                <w:sz w:val="21"/>
+                <w:sz w:val="20"/>
                 <w:szCs w:val="21"/>
                 <w:lang w:eastAsia="zh-CN"/>
               </w:rPr>
@@ -3355,7 +4016,7 @@
             <m:r>
               <w:rPr>
                 <w:rFonts w:ascii="Cambria Math" w:eastAsia="宋体" w:hAnsi="Cambria Math"/>
-                <w:sz w:val="21"/>
+                <w:sz w:val="20"/>
                 <w:szCs w:val="21"/>
                 <w:lang w:eastAsia="zh-CN"/>
               </w:rPr>
@@ -3369,7 +4030,7 @@
               </m:rPr>
               <w:rPr>
                 <w:rFonts w:ascii="Cambria Math" w:eastAsia="宋体" w:hAnsi="Cambria Math"/>
-                <w:sz w:val="21"/>
+                <w:sz w:val="20"/>
                 <w:szCs w:val="21"/>
                 <w:lang w:eastAsia="zh-CN"/>
               </w:rPr>
@@ -3381,11 +4042,20 @@
       <w:r>
         <w:rPr>
           <w:rFonts w:ascii="宋体" w:eastAsia="宋体" w:hAnsi="宋体"/>
-          <w:sz w:val="21"/>
-          <w:szCs w:val="21"/>
-          <w:lang w:eastAsia="zh-CN"/>
-        </w:rPr>
-        <w:t xml:space="preserve"> 是机器人速度垂直于目标方向的分量。</w:t>
+          <w:sz w:val="20"/>
+          <w:szCs w:val="21"/>
+          <w:lang w:eastAsia="zh-CN"/>
+        </w:rPr>
+        <w:t xml:space="preserve"> </w:t>
+      </w:r>
+      <w:r>
+        <w:rPr>
+          <w:rFonts w:ascii="宋体" w:eastAsia="宋体" w:hAnsi="宋体"/>
+          <w:sz w:val="20"/>
+          <w:szCs w:val="21"/>
+          <w:lang w:eastAsia="zh-CN"/>
+        </w:rPr>
+        <w:t>是机器人速度垂直于目标方向的分量。</w:t>
       </w:r>
     </w:p>
     <w:p>
@@ -3393,14 +4063,14 @@
         <w:pStyle w:val="a0"/>
         <w:rPr>
           <w:rFonts w:ascii="宋体" w:eastAsia="宋体" w:hAnsi="宋体"/>
-          <w:sz w:val="21"/>
+          <w:sz w:val="20"/>
           <w:szCs w:val="21"/>
         </w:rPr>
       </w:pPr>
       <w:r>
         <w:rPr>
           <w:rFonts w:ascii="宋体" w:eastAsia="宋体" w:hAnsi="宋体"/>
-          <w:sz w:val="21"/>
+          <w:sz w:val="20"/>
           <w:szCs w:val="21"/>
         </w:rPr>
         <w:t>代码实现（</w:t>
@@ -3409,7 +4079,7 @@
         <w:rPr>
           <w:rStyle w:val="VerbatimChar"/>
           <w:rFonts w:ascii="宋体" w:eastAsia="宋体" w:hAnsi="宋体"/>
-          <w:sz w:val="21"/>
+          <w:sz w:val="20"/>
           <w:szCs w:val="21"/>
         </w:rPr>
         <w:t>Solver.java</w:t>
@@ -3417,7 +4087,7 @@
       <w:r>
         <w:rPr>
           <w:rFonts w:ascii="宋体" w:eastAsia="宋体" w:hAnsi="宋体"/>
-          <w:sz w:val="21"/>
+          <w:sz w:val="20"/>
           <w:szCs w:val="21"/>
         </w:rPr>
         <w:t>）：</w:t>
@@ -3428,7 +4098,7 @@
         <w:pStyle w:val="SourceCode"/>
         <w:rPr>
           <w:rFonts w:ascii="宋体" w:eastAsia="宋体" w:hAnsi="宋体"/>
-          <w:sz w:val="21"/>
+          <w:sz w:val="20"/>
           <w:szCs w:val="21"/>
         </w:rPr>
       </w:pPr>
@@ -3436,7 +4106,7 @@
         <w:rPr>
           <w:rStyle w:val="KeywordTok"/>
           <w:rFonts w:ascii="宋体" w:eastAsia="宋体" w:hAnsi="宋体"/>
-          <w:sz w:val="21"/>
+          <w:sz w:val="20"/>
           <w:szCs w:val="21"/>
         </w:rPr>
         <w:t>private</w:t>
@@ -3445,7 +4115,7 @@
         <w:rPr>
           <w:rStyle w:val="NormalTok"/>
           <w:rFonts w:ascii="宋体" w:eastAsia="宋体" w:hAnsi="宋体"/>
-          <w:sz w:val="21"/>
+          <w:sz w:val="20"/>
           <w:szCs w:val="21"/>
         </w:rPr>
         <w:t xml:space="preserve"> </w:t>
@@ -3454,7 +4124,7 @@
         <w:rPr>
           <w:rStyle w:val="DataTypeTok"/>
           <w:rFonts w:ascii="宋体" w:eastAsia="宋体" w:hAnsi="宋体"/>
-          <w:sz w:val="21"/>
+          <w:sz w:val="20"/>
           <w:szCs w:val="21"/>
         </w:rPr>
         <w:t>double</w:t>
@@ -3463,7 +4133,7 @@
         <w:rPr>
           <w:rStyle w:val="NormalTok"/>
           <w:rFonts w:ascii="宋体" w:eastAsia="宋体" w:hAnsi="宋体"/>
-          <w:sz w:val="21"/>
+          <w:sz w:val="20"/>
           <w:szCs w:val="21"/>
         </w:rPr>
         <w:t xml:space="preserve"> </w:t>
@@ -3473,7 +4143,7 @@
         <w:rPr>
           <w:rStyle w:val="FunctionTok"/>
           <w:rFonts w:ascii="宋体" w:eastAsia="宋体" w:hAnsi="宋体"/>
-          <w:sz w:val="21"/>
+          <w:sz w:val="20"/>
           <w:szCs w:val="21"/>
         </w:rPr>
         <w:t>calculatePhiCorrection</w:t>
@@ -3482,7 +4152,7 @@
         <w:rPr>
           <w:rStyle w:val="OperatorTok"/>
           <w:rFonts w:ascii="宋体" w:eastAsia="宋体" w:hAnsi="宋体"/>
-          <w:sz w:val="21"/>
+          <w:sz w:val="20"/>
           <w:szCs w:val="21"/>
         </w:rPr>
         <w:t>(</w:t>
@@ -3492,7 +4162,7 @@
         <w:rPr>
           <w:rStyle w:val="DataTypeTok"/>
           <w:rFonts w:ascii="宋体" w:eastAsia="宋体" w:hAnsi="宋体"/>
-          <w:sz w:val="21"/>
+          <w:sz w:val="20"/>
           <w:szCs w:val="21"/>
         </w:rPr>
         <w:t>double</w:t>
@@ -3501,7 +4171,7 @@
         <w:rPr>
           <w:rStyle w:val="NormalTok"/>
           <w:rFonts w:ascii="宋体" w:eastAsia="宋体" w:hAnsi="宋体"/>
-          <w:sz w:val="21"/>
+          <w:sz w:val="20"/>
           <w:szCs w:val="21"/>
         </w:rPr>
         <w:t xml:space="preserve"> groundAngle</w:t>
@@ -3510,7 +4180,7 @@
         <w:rPr>
           <w:rStyle w:val="OperatorTok"/>
           <w:rFonts w:ascii="宋体" w:eastAsia="宋体" w:hAnsi="宋体"/>
-          <w:sz w:val="21"/>
+          <w:sz w:val="20"/>
           <w:szCs w:val="21"/>
         </w:rPr>
         <w:t>,</w:t>
@@ -3519,7 +4189,7 @@
         <w:rPr>
           <w:rStyle w:val="NormalTok"/>
           <w:rFonts w:ascii="宋体" w:eastAsia="宋体" w:hAnsi="宋体"/>
-          <w:sz w:val="21"/>
+          <w:sz w:val="20"/>
           <w:szCs w:val="21"/>
         </w:rPr>
         <w:t xml:space="preserve"> </w:t>
@@ -3528,7 +4198,7 @@
         <w:rPr>
           <w:rStyle w:val="DataTypeTok"/>
           <w:rFonts w:ascii="宋体" w:eastAsia="宋体" w:hAnsi="宋体"/>
-          <w:sz w:val="21"/>
+          <w:sz w:val="20"/>
           <w:szCs w:val="21"/>
         </w:rPr>
         <w:t>double</w:t>
@@ -3537,7 +4207,7 @@
         <w:rPr>
           <w:rStyle w:val="NormalTok"/>
           <w:rFonts w:ascii="宋体" w:eastAsia="宋体" w:hAnsi="宋体"/>
-          <w:sz w:val="21"/>
+          <w:sz w:val="20"/>
           <w:szCs w:val="21"/>
         </w:rPr>
         <w:t xml:space="preserve"> turretPhi</w:t>
@@ -3546,7 +4216,7 @@
         <w:rPr>
           <w:rStyle w:val="OperatorTok"/>
           <w:rFonts w:ascii="宋体" w:eastAsia="宋体" w:hAnsi="宋体"/>
-          <w:sz w:val="21"/>
+          <w:sz w:val="20"/>
           <w:szCs w:val="21"/>
         </w:rPr>
         <w:t>,</w:t>
@@ -3554,7 +4224,7 @@
       <w:r>
         <w:rPr>
           <w:rFonts w:ascii="宋体" w:eastAsia="宋体" w:hAnsi="宋体"/>
-          <w:sz w:val="21"/>
+          <w:sz w:val="20"/>
           <w:szCs w:val="21"/>
         </w:rPr>
         <w:br/>
@@ -3563,7 +4233,7 @@
         <w:rPr>
           <w:rStyle w:val="NormalTok"/>
           <w:rFonts w:ascii="宋体" w:eastAsia="宋体" w:hAnsi="宋体"/>
-          <w:sz w:val="21"/>
+          <w:sz w:val="20"/>
           <w:szCs w:val="21"/>
         </w:rPr>
         <w:t xml:space="preserve">                                     RobotState robotState</w:t>
@@ -3572,7 +4242,7 @@
         <w:rPr>
           <w:rStyle w:val="OperatorTok"/>
           <w:rFonts w:ascii="宋体" w:eastAsia="宋体" w:hAnsi="宋体"/>
-          <w:sz w:val="21"/>
+          <w:sz w:val="20"/>
           <w:szCs w:val="21"/>
         </w:rPr>
         <w:t>,</w:t>
@@ -3581,7 +4251,7 @@
         <w:rPr>
           <w:rStyle w:val="NormalTok"/>
           <w:rFonts w:ascii="宋体" w:eastAsia="宋体" w:hAnsi="宋体"/>
-          <w:sz w:val="21"/>
+          <w:sz w:val="20"/>
           <w:szCs w:val="21"/>
         </w:rPr>
         <w:t xml:space="preserve"> </w:t>
@@ -3590,7 +4260,7 @@
         <w:rPr>
           <w:rStyle w:val="DataTypeTok"/>
           <w:rFonts w:ascii="宋体" w:eastAsia="宋体" w:hAnsi="宋体"/>
-          <w:sz w:val="21"/>
+          <w:sz w:val="20"/>
           <w:szCs w:val="21"/>
         </w:rPr>
         <w:t>double</w:t>
@@ -3599,7 +4269,7 @@
         <w:rPr>
           <w:rStyle w:val="NormalTok"/>
           <w:rFonts w:ascii="宋体" w:eastAsia="宋体" w:hAnsi="宋体"/>
-          <w:sz w:val="21"/>
+          <w:sz w:val="20"/>
           <w:szCs w:val="21"/>
         </w:rPr>
         <w:t xml:space="preserve"> vHorizontal</w:t>
@@ -3608,7 +4278,7 @@
         <w:rPr>
           <w:rStyle w:val="OperatorTok"/>
           <w:rFonts w:ascii="宋体" w:eastAsia="宋体" w:hAnsi="宋体"/>
-          <w:sz w:val="21"/>
+          <w:sz w:val="20"/>
           <w:szCs w:val="21"/>
         </w:rPr>
         <w:t>)</w:t>
@@ -3617,7 +4287,7 @@
         <w:rPr>
           <w:rStyle w:val="NormalTok"/>
           <w:rFonts w:ascii="宋体" w:eastAsia="宋体" w:hAnsi="宋体"/>
-          <w:sz w:val="21"/>
+          <w:sz w:val="20"/>
           <w:szCs w:val="21"/>
         </w:rPr>
         <w:t xml:space="preserve"> </w:t>
@@ -3626,7 +4296,7 @@
         <w:rPr>
           <w:rStyle w:val="OperatorTok"/>
           <w:rFonts w:ascii="宋体" w:eastAsia="宋体" w:hAnsi="宋体"/>
-          <w:sz w:val="21"/>
+          <w:sz w:val="20"/>
           <w:szCs w:val="21"/>
         </w:rPr>
         <w:t>{</w:t>
@@ -3634,7 +4304,7 @@
       <w:r>
         <w:rPr>
           <w:rFonts w:ascii="宋体" w:eastAsia="宋体" w:hAnsi="宋体"/>
-          <w:sz w:val="21"/>
+          <w:sz w:val="20"/>
           <w:szCs w:val="21"/>
         </w:rPr>
         <w:br/>
@@ -3643,7 +4313,7 @@
         <w:rPr>
           <w:rStyle w:val="NormalTok"/>
           <w:rFonts w:ascii="宋体" w:eastAsia="宋体" w:hAnsi="宋体"/>
-          <w:sz w:val="21"/>
+          <w:sz w:val="20"/>
           <w:szCs w:val="21"/>
         </w:rPr>
         <w:t xml:space="preserve">    </w:t>
@@ -3652,7 +4322,7 @@
         <w:rPr>
           <w:rStyle w:val="DataTypeTok"/>
           <w:rFonts w:ascii="宋体" w:eastAsia="宋体" w:hAnsi="宋体"/>
-          <w:sz w:val="21"/>
+          <w:sz w:val="20"/>
           <w:szCs w:val="21"/>
         </w:rPr>
         <w:t>double</w:t>
@@ -3661,7 +4331,7 @@
         <w:rPr>
           <w:rStyle w:val="NormalTok"/>
           <w:rFonts w:ascii="宋体" w:eastAsia="宋体" w:hAnsi="宋体"/>
-          <w:sz w:val="21"/>
+          <w:sz w:val="20"/>
           <w:szCs w:val="21"/>
         </w:rPr>
         <w:t xml:space="preserve"> vRx </w:t>
@@ -3670,7 +4340,7 @@
         <w:rPr>
           <w:rStyle w:val="OperatorTok"/>
           <w:rFonts w:ascii="宋体" w:eastAsia="宋体" w:hAnsi="宋体"/>
-          <w:sz w:val="21"/>
+          <w:sz w:val="20"/>
           <w:szCs w:val="21"/>
         </w:rPr>
         <w:t>=</w:t>
@@ -3679,7 +4349,7 @@
         <w:rPr>
           <w:rStyle w:val="NormalTok"/>
           <w:rFonts w:ascii="宋体" w:eastAsia="宋体" w:hAnsi="宋体"/>
-          <w:sz w:val="21"/>
+          <w:sz w:val="20"/>
           <w:szCs w:val="21"/>
         </w:rPr>
         <w:t xml:space="preserve"> robotState</w:t>
@@ -3688,7 +4358,7 @@
         <w:rPr>
           <w:rStyle w:val="OperatorTok"/>
           <w:rFonts w:ascii="宋体" w:eastAsia="宋体" w:hAnsi="宋体"/>
-          <w:sz w:val="21"/>
+          <w:sz w:val="20"/>
           <w:szCs w:val="21"/>
         </w:rPr>
         <w:t>.</w:t>
@@ -3697,7 +4367,7 @@
         <w:rPr>
           <w:rStyle w:val="FunctionTok"/>
           <w:rFonts w:ascii="宋体" w:eastAsia="宋体" w:hAnsi="宋体"/>
-          <w:sz w:val="21"/>
+          <w:sz w:val="20"/>
           <w:szCs w:val="21"/>
         </w:rPr>
         <w:t>vx</w:t>
@@ -3706,7 +4376,7 @@
         <w:rPr>
           <w:rStyle w:val="OperatorTok"/>
           <w:rFonts w:ascii="宋体" w:eastAsia="宋体" w:hAnsi="宋体"/>
-          <w:sz w:val="21"/>
+          <w:sz w:val="20"/>
           <w:szCs w:val="21"/>
         </w:rPr>
         <w:t>;</w:t>
@@ -3714,7 +4384,7 @@
       <w:r>
         <w:rPr>
           <w:rFonts w:ascii="宋体" w:eastAsia="宋体" w:hAnsi="宋体"/>
-          <w:sz w:val="21"/>
+          <w:sz w:val="20"/>
           <w:szCs w:val="21"/>
         </w:rPr>
         <w:br/>
@@ -3723,7 +4393,7 @@
         <w:rPr>
           <w:rStyle w:val="NormalTok"/>
           <w:rFonts w:ascii="宋体" w:eastAsia="宋体" w:hAnsi="宋体"/>
-          <w:sz w:val="21"/>
+          <w:sz w:val="20"/>
           <w:szCs w:val="21"/>
         </w:rPr>
         <w:t xml:space="preserve">    </w:t>
@@ -3732,7 +4402,7 @@
         <w:rPr>
           <w:rStyle w:val="DataTypeTok"/>
           <w:rFonts w:ascii="宋体" w:eastAsia="宋体" w:hAnsi="宋体"/>
-          <w:sz w:val="21"/>
+          <w:sz w:val="20"/>
           <w:szCs w:val="21"/>
         </w:rPr>
         <w:t>double</w:t>
@@ -3741,7 +4411,7 @@
         <w:rPr>
           <w:rStyle w:val="NormalTok"/>
           <w:rFonts w:ascii="宋体" w:eastAsia="宋体" w:hAnsi="宋体"/>
-          <w:sz w:val="21"/>
+          <w:sz w:val="20"/>
           <w:szCs w:val="21"/>
         </w:rPr>
         <w:t xml:space="preserve"> vRy </w:t>
@@ -3750,7 +4420,7 @@
         <w:rPr>
           <w:rStyle w:val="OperatorTok"/>
           <w:rFonts w:ascii="宋体" w:eastAsia="宋体" w:hAnsi="宋体"/>
-          <w:sz w:val="21"/>
+          <w:sz w:val="20"/>
           <w:szCs w:val="21"/>
         </w:rPr>
         <w:t>=</w:t>
@@ -3759,7 +4429,7 @@
         <w:rPr>
           <w:rStyle w:val="NormalTok"/>
           <w:rFonts w:ascii="宋体" w:eastAsia="宋体" w:hAnsi="宋体"/>
-          <w:sz w:val="21"/>
+          <w:sz w:val="20"/>
           <w:szCs w:val="21"/>
         </w:rPr>
         <w:t xml:space="preserve"> robotState</w:t>
@@ -3768,7 +4438,7 @@
         <w:rPr>
           <w:rStyle w:val="OperatorTok"/>
           <w:rFonts w:ascii="宋体" w:eastAsia="宋体" w:hAnsi="宋体"/>
-          <w:sz w:val="21"/>
+          <w:sz w:val="20"/>
           <w:szCs w:val="21"/>
         </w:rPr>
         <w:t>.</w:t>
@@ -3777,7 +4447,7 @@
         <w:rPr>
           <w:rStyle w:val="FunctionTok"/>
           <w:rFonts w:ascii="宋体" w:eastAsia="宋体" w:hAnsi="宋体"/>
-          <w:sz w:val="21"/>
+          <w:sz w:val="20"/>
           <w:szCs w:val="21"/>
         </w:rPr>
         <w:t>vy</w:t>
@@ -3786,7 +4456,7 @@
         <w:rPr>
           <w:rStyle w:val="OperatorTok"/>
           <w:rFonts w:ascii="宋体" w:eastAsia="宋体" w:hAnsi="宋体"/>
-          <w:sz w:val="21"/>
+          <w:sz w:val="20"/>
           <w:szCs w:val="21"/>
         </w:rPr>
         <w:t>;</w:t>
@@ -3794,7 +4464,7 @@
       <w:r>
         <w:rPr>
           <w:rFonts w:ascii="宋体" w:eastAsia="宋体" w:hAnsi="宋体"/>
-          <w:sz w:val="21"/>
+          <w:sz w:val="20"/>
           <w:szCs w:val="21"/>
         </w:rPr>
         <w:br/>
@@ -3803,7 +4473,7 @@
         <w:rPr>
           <w:rStyle w:val="NormalTok"/>
           <w:rFonts w:ascii="宋体" w:eastAsia="宋体" w:hAnsi="宋体"/>
-          <w:sz w:val="21"/>
+          <w:sz w:val="20"/>
           <w:szCs w:val="21"/>
         </w:rPr>
         <w:t xml:space="preserve">    </w:t>
@@ -3812,7 +4482,7 @@
         <w:rPr>
           <w:rStyle w:val="DataTypeTok"/>
           <w:rFonts w:ascii="宋体" w:eastAsia="宋体" w:hAnsi="宋体"/>
-          <w:sz w:val="21"/>
+          <w:sz w:val="20"/>
           <w:szCs w:val="21"/>
         </w:rPr>
         <w:t>double</w:t>
@@ -3821,7 +4491,7 @@
         <w:rPr>
           <w:rStyle w:val="NormalTok"/>
           <w:rFonts w:ascii="宋体" w:eastAsia="宋体" w:hAnsi="宋体"/>
-          <w:sz w:val="21"/>
+          <w:sz w:val="20"/>
           <w:szCs w:val="21"/>
         </w:rPr>
         <w:t xml:space="preserve"> correction </w:t>
@@ -3830,7 +4500,7 @@
         <w:rPr>
           <w:rStyle w:val="OperatorTok"/>
           <w:rFonts w:ascii="宋体" w:eastAsia="宋体" w:hAnsi="宋体"/>
-          <w:sz w:val="21"/>
+          <w:sz w:val="20"/>
           <w:szCs w:val="21"/>
         </w:rPr>
         <w:t>=</w:t>
@@ -3839,7 +4509,7 @@
         <w:rPr>
           <w:rStyle w:val="NormalTok"/>
           <w:rFonts w:ascii="宋体" w:eastAsia="宋体" w:hAnsi="宋体"/>
-          <w:sz w:val="21"/>
+          <w:sz w:val="20"/>
           <w:szCs w:val="21"/>
         </w:rPr>
         <w:t xml:space="preserve"> </w:t>
@@ -3848,7 +4518,7 @@
         <w:rPr>
           <w:rStyle w:val="OperatorTok"/>
           <w:rFonts w:ascii="宋体" w:eastAsia="宋体" w:hAnsi="宋体"/>
-          <w:sz w:val="21"/>
+          <w:sz w:val="20"/>
           <w:szCs w:val="21"/>
         </w:rPr>
         <w:t>(</w:t>
@@ -3857,7 +4527,7 @@
         <w:rPr>
           <w:rStyle w:val="NormalTok"/>
           <w:rFonts w:ascii="宋体" w:eastAsia="宋体" w:hAnsi="宋体"/>
-          <w:sz w:val="21"/>
+          <w:sz w:val="20"/>
           <w:szCs w:val="21"/>
         </w:rPr>
         <w:t xml:space="preserve">vRy </w:t>
@@ -3866,7 +4536,7 @@
         <w:rPr>
           <w:rStyle w:val="OperatorTok"/>
           <w:rFonts w:ascii="宋体" w:eastAsia="宋体" w:hAnsi="宋体"/>
-          <w:sz w:val="21"/>
+          <w:sz w:val="20"/>
           <w:szCs w:val="21"/>
         </w:rPr>
         <w:t>*</w:t>
@@ -3875,7 +4545,7 @@
         <w:rPr>
           <w:rStyle w:val="NormalTok"/>
           <w:rFonts w:ascii="宋体" w:eastAsia="宋体" w:hAnsi="宋体"/>
-          <w:sz w:val="21"/>
+          <w:sz w:val="20"/>
           <w:szCs w:val="21"/>
         </w:rPr>
         <w:t xml:space="preserve"> </w:t>
@@ -3884,7 +4554,7 @@
         <w:rPr>
           <w:rStyle w:val="BuiltInTok"/>
           <w:rFonts w:ascii="宋体" w:eastAsia="宋体" w:hAnsi="宋体"/>
-          <w:sz w:val="21"/>
+          <w:sz w:val="20"/>
           <w:szCs w:val="21"/>
         </w:rPr>
         <w:t>Math</w:t>
@@ -3893,7 +4563,7 @@
         <w:rPr>
           <w:rStyle w:val="OperatorTok"/>
           <w:rFonts w:ascii="宋体" w:eastAsia="宋体" w:hAnsi="宋体"/>
-          <w:sz w:val="21"/>
+          <w:sz w:val="20"/>
           <w:szCs w:val="21"/>
         </w:rPr>
         <w:t>.</w:t>
@@ -3902,7 +4572,7 @@
         <w:rPr>
           <w:rStyle w:val="FunctionTok"/>
           <w:rFonts w:ascii="宋体" w:eastAsia="宋体" w:hAnsi="宋体"/>
-          <w:sz w:val="21"/>
+          <w:sz w:val="20"/>
           <w:szCs w:val="21"/>
         </w:rPr>
         <w:t>cos</w:t>
@@ -3911,7 +4581,7 @@
         <w:rPr>
           <w:rStyle w:val="OperatorTok"/>
           <w:rFonts w:ascii="宋体" w:eastAsia="宋体" w:hAnsi="宋体"/>
-          <w:sz w:val="21"/>
+          <w:sz w:val="20"/>
           <w:szCs w:val="21"/>
         </w:rPr>
         <w:t>(</w:t>
@@ -3920,7 +4590,7 @@
         <w:rPr>
           <w:rStyle w:val="NormalTok"/>
           <w:rFonts w:ascii="宋体" w:eastAsia="宋体" w:hAnsi="宋体"/>
-          <w:sz w:val="21"/>
+          <w:sz w:val="20"/>
           <w:szCs w:val="21"/>
         </w:rPr>
         <w:t>groundAngle</w:t>
@@ -3929,7 +4599,7 @@
         <w:rPr>
           <w:rStyle w:val="OperatorTok"/>
           <w:rFonts w:ascii="宋体" w:eastAsia="宋体" w:hAnsi="宋体"/>
-          <w:sz w:val="21"/>
+          <w:sz w:val="20"/>
           <w:szCs w:val="21"/>
         </w:rPr>
         <w:t>)</w:t>
@@ -3938,7 +4608,7 @@
         <w:rPr>
           <w:rStyle w:val="NormalTok"/>
           <w:rFonts w:ascii="宋体" w:eastAsia="宋体" w:hAnsi="宋体"/>
-          <w:sz w:val="21"/>
+          <w:sz w:val="20"/>
           <w:szCs w:val="21"/>
         </w:rPr>
         <w:t xml:space="preserve"> </w:t>
@@ -3947,7 +4617,7 @@
         <w:rPr>
           <w:rStyle w:val="OperatorTok"/>
           <w:rFonts w:ascii="宋体" w:eastAsia="宋体" w:hAnsi="宋体"/>
-          <w:sz w:val="21"/>
+          <w:sz w:val="20"/>
           <w:szCs w:val="21"/>
         </w:rPr>
         <w:t>-</w:t>
@@ -3956,7 +4626,7 @@
         <w:rPr>
           <w:rStyle w:val="NormalTok"/>
           <w:rFonts w:ascii="宋体" w:eastAsia="宋体" w:hAnsi="宋体"/>
-          <w:sz w:val="21"/>
+          <w:sz w:val="20"/>
           <w:szCs w:val="21"/>
         </w:rPr>
         <w:t xml:space="preserve"> vRx </w:t>
@@ -3965,7 +4635,7 @@
         <w:rPr>
           <w:rStyle w:val="OperatorTok"/>
           <w:rFonts w:ascii="宋体" w:eastAsia="宋体" w:hAnsi="宋体"/>
-          <w:sz w:val="21"/>
+          <w:sz w:val="20"/>
           <w:szCs w:val="21"/>
         </w:rPr>
         <w:t>*</w:t>
@@ -3974,7 +4644,7 @@
         <w:rPr>
           <w:rStyle w:val="NormalTok"/>
           <w:rFonts w:ascii="宋体" w:eastAsia="宋体" w:hAnsi="宋体"/>
-          <w:sz w:val="21"/>
+          <w:sz w:val="20"/>
           <w:szCs w:val="21"/>
         </w:rPr>
         <w:t xml:space="preserve"> </w:t>
@@ -3983,7 +4653,7 @@
         <w:rPr>
           <w:rStyle w:val="BuiltInTok"/>
           <w:rFonts w:ascii="宋体" w:eastAsia="宋体" w:hAnsi="宋体"/>
-          <w:sz w:val="21"/>
+          <w:sz w:val="20"/>
           <w:szCs w:val="21"/>
         </w:rPr>
         <w:t>Math</w:t>
@@ -3992,7 +4662,7 @@
         <w:rPr>
           <w:rStyle w:val="OperatorTok"/>
           <w:rFonts w:ascii="宋体" w:eastAsia="宋体" w:hAnsi="宋体"/>
-          <w:sz w:val="21"/>
+          <w:sz w:val="20"/>
           <w:szCs w:val="21"/>
         </w:rPr>
         <w:t>.</w:t>
@@ -4001,7 +4671,7 @@
         <w:rPr>
           <w:rStyle w:val="FunctionTok"/>
           <w:rFonts w:ascii="宋体" w:eastAsia="宋体" w:hAnsi="宋体"/>
-          <w:sz w:val="21"/>
+          <w:sz w:val="20"/>
           <w:szCs w:val="21"/>
         </w:rPr>
         <w:t>sin</w:t>
@@ -4010,7 +4680,7 @@
         <w:rPr>
           <w:rStyle w:val="OperatorTok"/>
           <w:rFonts w:ascii="宋体" w:eastAsia="宋体" w:hAnsi="宋体"/>
-          <w:sz w:val="21"/>
+          <w:sz w:val="20"/>
           <w:szCs w:val="21"/>
         </w:rPr>
         <w:t>(</w:t>
@@ -4019,7 +4689,7 @@
         <w:rPr>
           <w:rStyle w:val="NormalTok"/>
           <w:rFonts w:ascii="宋体" w:eastAsia="宋体" w:hAnsi="宋体"/>
-          <w:sz w:val="21"/>
+          <w:sz w:val="20"/>
           <w:szCs w:val="21"/>
         </w:rPr>
         <w:t>groundAngle</w:t>
@@ -4028,7 +4698,7 @@
         <w:rPr>
           <w:rStyle w:val="OperatorTok"/>
           <w:rFonts w:ascii="宋体" w:eastAsia="宋体" w:hAnsi="宋体"/>
-          <w:sz w:val="21"/>
+          <w:sz w:val="20"/>
           <w:szCs w:val="21"/>
         </w:rPr>
         <w:t>))</w:t>
@@ -4037,7 +4707,7 @@
         <w:rPr>
           <w:rStyle w:val="NormalTok"/>
           <w:rFonts w:ascii="宋体" w:eastAsia="宋体" w:hAnsi="宋体"/>
-          <w:sz w:val="21"/>
+          <w:sz w:val="20"/>
           <w:szCs w:val="21"/>
         </w:rPr>
         <w:t xml:space="preserve"> </w:t>
@@ -4046,7 +4716,7 @@
         <w:rPr>
           <w:rStyle w:val="OperatorTok"/>
           <w:rFonts w:ascii="宋体" w:eastAsia="宋体" w:hAnsi="宋体"/>
-          <w:sz w:val="21"/>
+          <w:sz w:val="20"/>
           <w:szCs w:val="21"/>
         </w:rPr>
         <w:t>/</w:t>
@@ -4055,7 +4725,7 @@
         <w:rPr>
           <w:rStyle w:val="NormalTok"/>
           <w:rFonts w:ascii="宋体" w:eastAsia="宋体" w:hAnsi="宋体"/>
-          <w:sz w:val="21"/>
+          <w:sz w:val="20"/>
           <w:szCs w:val="21"/>
         </w:rPr>
         <w:t xml:space="preserve"> vHorizontal</w:t>
@@ -4064,7 +4734,7 @@
         <w:rPr>
           <w:rStyle w:val="OperatorTok"/>
           <w:rFonts w:ascii="宋体" w:eastAsia="宋体" w:hAnsi="宋体"/>
-          <w:sz w:val="21"/>
+          <w:sz w:val="20"/>
           <w:szCs w:val="21"/>
         </w:rPr>
         <w:t>;</w:t>
@@ -4072,7 +4742,7 @@
       <w:r>
         <w:rPr>
           <w:rFonts w:ascii="宋体" w:eastAsia="宋体" w:hAnsi="宋体"/>
-          <w:sz w:val="21"/>
+          <w:sz w:val="20"/>
           <w:szCs w:val="21"/>
         </w:rPr>
         <w:br/>
@@ -4081,7 +4751,7 @@
         <w:rPr>
           <w:rStyle w:val="NormalTok"/>
           <w:rFonts w:ascii="宋体" w:eastAsia="宋体" w:hAnsi="宋体"/>
-          <w:sz w:val="21"/>
+          <w:sz w:val="20"/>
           <w:szCs w:val="21"/>
         </w:rPr>
         <w:t xml:space="preserve">    </w:t>
@@ -4090,7 +4760,7 @@
         <w:rPr>
           <w:rStyle w:val="ControlFlowTok"/>
           <w:rFonts w:ascii="宋体" w:eastAsia="宋体" w:hAnsi="宋体"/>
-          <w:sz w:val="21"/>
+          <w:sz w:val="20"/>
           <w:szCs w:val="21"/>
         </w:rPr>
         <w:t>return</w:t>
@@ -4099,7 +4769,7 @@
         <w:rPr>
           <w:rStyle w:val="NormalTok"/>
           <w:rFonts w:ascii="宋体" w:eastAsia="宋体" w:hAnsi="宋体"/>
-          <w:sz w:val="21"/>
+          <w:sz w:val="20"/>
           <w:szCs w:val="21"/>
         </w:rPr>
         <w:t xml:space="preserve"> correction</w:t>
@@ -4108,7 +4778,7 @@
         <w:rPr>
           <w:rStyle w:val="OperatorTok"/>
           <w:rFonts w:ascii="宋体" w:eastAsia="宋体" w:hAnsi="宋体"/>
-          <w:sz w:val="21"/>
+          <w:sz w:val="20"/>
           <w:szCs w:val="21"/>
         </w:rPr>
         <w:t>;</w:t>
@@ -4116,7 +4786,7 @@
       <w:r>
         <w:rPr>
           <w:rFonts w:ascii="宋体" w:eastAsia="宋体" w:hAnsi="宋体"/>
-          <w:sz w:val="21"/>
+          <w:sz w:val="20"/>
           <w:szCs w:val="21"/>
         </w:rPr>
         <w:br/>
@@ -4125,7 +4795,7 @@
         <w:rPr>
           <w:rStyle w:val="OperatorTok"/>
           <w:rFonts w:ascii="宋体" w:eastAsia="宋体" w:hAnsi="宋体"/>
-          <w:sz w:val="21"/>
+          <w:sz w:val="20"/>
           <w:szCs w:val="21"/>
         </w:rPr>
         <w:t>}</w:t>
@@ -4138,19 +4808,19 @@
           <w:rFonts w:ascii="宋体" w:eastAsia="宋体" w:hAnsi="宋体"/>
           <w:i w:val="0"/>
           <w:iCs/>
-          <w:sz w:val="21"/>
+          <w:sz w:val="20"/>
           <w:szCs w:val="21"/>
           <w:lang w:eastAsia="zh-CN"/>
         </w:rPr>
       </w:pPr>
-      <w:bookmarkStart w:id="9" w:name="内层二分搜索"/>
-      <w:bookmarkEnd w:id="8"/>
+      <w:bookmarkStart w:id="10" w:name="内层二分搜索"/>
+      <w:bookmarkEnd w:id="9"/>
       <w:r>
         <w:rPr>
           <w:rFonts w:ascii="宋体" w:eastAsia="宋体" w:hAnsi="宋体"/>
           <w:i w:val="0"/>
           <w:iCs/>
-          <w:sz w:val="21"/>
+          <w:sz w:val="20"/>
           <w:szCs w:val="21"/>
           <w:lang w:eastAsia="zh-CN"/>
         </w:rPr>
@@ -4163,7 +4833,7 @@
         <w:pStyle w:val="FirstParagraph"/>
         <w:rPr>
           <w:rFonts w:ascii="宋体" w:eastAsia="宋体" w:hAnsi="宋体"/>
-          <w:sz w:val="21"/>
+          <w:sz w:val="20"/>
           <w:szCs w:val="21"/>
           <w:lang w:eastAsia="zh-CN"/>
         </w:rPr>
@@ -4171,11 +4841,20 @@
       <w:r>
         <w:rPr>
           <w:rFonts w:ascii="宋体" w:eastAsia="宋体" w:hAnsi="宋体"/>
-          <w:sz w:val="21"/>
-          <w:szCs w:val="21"/>
-          <w:lang w:eastAsia="zh-CN"/>
-        </w:rPr>
-        <w:t xml:space="preserve">仰角搜索（固定 </w:t>
+          <w:sz w:val="20"/>
+          <w:szCs w:val="21"/>
+          <w:lang w:eastAsia="zh-CN"/>
+        </w:rPr>
+        <w:t>仰角搜索（固定</w:t>
+      </w:r>
+      <w:r>
+        <w:rPr>
+          <w:rFonts w:ascii="宋体" w:eastAsia="宋体" w:hAnsi="宋体"/>
+          <w:sz w:val="20"/>
+          <w:szCs w:val="21"/>
+          <w:lang w:eastAsia="zh-CN"/>
+        </w:rPr>
+        <w:t xml:space="preserve"> </w:t>
       </w:r>
       <m:oMath>
         <m:sSub>
@@ -4183,7 +4862,7 @@
             <m:ctrlPr>
               <w:rPr>
                 <w:rFonts w:ascii="Cambria Math" w:eastAsia="宋体" w:hAnsi="Cambria Math"/>
-                <w:sz w:val="21"/>
+                <w:sz w:val="20"/>
                 <w:szCs w:val="21"/>
               </w:rPr>
             </m:ctrlPr>
@@ -4192,7 +4871,7 @@
             <m:r>
               <w:rPr>
                 <w:rFonts w:ascii="Cambria Math" w:eastAsia="宋体" w:hAnsi="Cambria Math"/>
-                <w:sz w:val="21"/>
+                <w:sz w:val="20"/>
                 <w:szCs w:val="21"/>
                 <w:lang w:eastAsia="zh-CN"/>
               </w:rPr>
@@ -4203,7 +4882,7 @@
             <m:r>
               <w:rPr>
                 <w:rFonts w:ascii="Cambria Math" w:eastAsia="宋体" w:hAnsi="Cambria Math"/>
-                <w:sz w:val="21"/>
+                <w:sz w:val="20"/>
                 <w:szCs w:val="21"/>
                 <w:lang w:eastAsia="zh-CN"/>
               </w:rPr>
@@ -4215,17 +4894,26 @@
       <w:r>
         <w:rPr>
           <w:rFonts w:ascii="宋体" w:eastAsia="宋体" w:hAnsi="宋体"/>
-          <w:sz w:val="21"/>
-          <w:szCs w:val="21"/>
-          <w:lang w:eastAsia="zh-CN"/>
-        </w:rPr>
-        <w:t xml:space="preserve">）和初速度搜索（固定 </w:t>
+          <w:sz w:val="20"/>
+          <w:szCs w:val="21"/>
+          <w:lang w:eastAsia="zh-CN"/>
+        </w:rPr>
+        <w:t>）和初速度搜索（固定</w:t>
+      </w:r>
+      <w:r>
+        <w:rPr>
+          <w:rFonts w:ascii="宋体" w:eastAsia="宋体" w:hAnsi="宋体"/>
+          <w:sz w:val="20"/>
+          <w:szCs w:val="21"/>
+          <w:lang w:eastAsia="zh-CN"/>
+        </w:rPr>
+        <w:t xml:space="preserve"> </w:t>
       </w:r>
       <m:oMath>
         <m:r>
           <w:rPr>
             <w:rFonts w:ascii="Cambria Math" w:eastAsia="宋体" w:hAnsi="Cambria Math"/>
-            <w:sz w:val="21"/>
+            <w:sz w:val="20"/>
             <w:szCs w:val="21"/>
             <w:lang w:eastAsia="zh-CN"/>
           </w:rPr>
@@ -4235,11 +4923,29 @@
       <w:r>
         <w:rPr>
           <w:rFonts w:ascii="宋体" w:eastAsia="宋体" w:hAnsi="宋体"/>
-          <w:sz w:val="21"/>
-          <w:szCs w:val="21"/>
-          <w:lang w:eastAsia="zh-CN"/>
-        </w:rPr>
-        <w:t>）均采用二分法，终止条件为落点误差 &lt; 0.001 m 或达到最大迭代次数。</w:t>
+          <w:sz w:val="20"/>
+          <w:szCs w:val="21"/>
+          <w:lang w:eastAsia="zh-CN"/>
+        </w:rPr>
+        <w:t>）均采用二分法，终止条件为落点误差</w:t>
+      </w:r>
+      <w:r>
+        <w:rPr>
+          <w:rFonts w:ascii="宋体" w:eastAsia="宋体" w:hAnsi="宋体"/>
+          <w:sz w:val="20"/>
+          <w:szCs w:val="21"/>
+          <w:lang w:eastAsia="zh-CN"/>
+        </w:rPr>
+        <w:t xml:space="preserve"> &lt; 0.001 m </w:t>
+      </w:r>
+      <w:r>
+        <w:rPr>
+          <w:rFonts w:ascii="宋体" w:eastAsia="宋体" w:hAnsi="宋体"/>
+          <w:sz w:val="20"/>
+          <w:szCs w:val="21"/>
+          <w:lang w:eastAsia="zh-CN"/>
+        </w:rPr>
+        <w:t>或达到最大迭代次数。</w:t>
       </w:r>
     </w:p>
     <w:p>
@@ -4247,18 +4953,28 @@
         <w:pStyle w:val="3"/>
         <w:rPr>
           <w:rFonts w:ascii="宋体" w:eastAsia="宋体" w:hAnsi="宋体"/>
+          <w:sz w:val="22"/>
           <w:lang w:eastAsia="zh-CN"/>
         </w:rPr>
       </w:pPr>
-      <w:bookmarkStart w:id="10" w:name="参数标定两段搜索法"/>
-      <w:bookmarkEnd w:id="7"/>
-      <w:bookmarkEnd w:id="9"/>
-      <w:r>
-        <w:rPr>
-          <w:rFonts w:ascii="宋体" w:eastAsia="宋体" w:hAnsi="宋体"/>
-          <w:lang w:eastAsia="zh-CN"/>
-        </w:rPr>
-        <w:t>3.3 参数标定：两段搜索法</w:t>
+      <w:bookmarkStart w:id="11" w:name="参数标定两段搜索法"/>
+      <w:bookmarkEnd w:id="8"/>
+      <w:bookmarkEnd w:id="10"/>
+      <w:r>
+        <w:rPr>
+          <w:rFonts w:ascii="宋体" w:eastAsia="宋体" w:hAnsi="宋体"/>
+          <w:sz w:val="22"/>
+          <w:lang w:eastAsia="zh-CN"/>
+        </w:rPr>
+        <w:t xml:space="preserve">3.3 </w:t>
+      </w:r>
+      <w:r>
+        <w:rPr>
+          <w:rFonts w:ascii="宋体" w:eastAsia="宋体" w:hAnsi="宋体"/>
+          <w:sz w:val="22"/>
+          <w:lang w:eastAsia="zh-CN"/>
+        </w:rPr>
+        <w:t>参数标定：两段搜索法</w:t>
       </w:r>
     </w:p>
     <w:p>
@@ -4266,7 +4982,7 @@
         <w:pStyle w:val="FirstParagraph"/>
         <w:rPr>
           <w:rFonts w:ascii="宋体" w:eastAsia="宋体" w:hAnsi="宋体"/>
-          <w:sz w:val="21"/>
+          <w:sz w:val="20"/>
           <w:szCs w:val="21"/>
           <w:lang w:eastAsia="zh-CN"/>
         </w:rPr>
@@ -4274,7 +4990,7 @@
       <w:r>
         <w:rPr>
           <w:rFonts w:ascii="宋体" w:eastAsia="宋体" w:hAnsi="宋体"/>
-          <w:sz w:val="21"/>
+          <w:sz w:val="20"/>
           <w:szCs w:val="21"/>
           <w:lang w:eastAsia="zh-CN"/>
         </w:rPr>
@@ -4286,7 +5002,7 @@
         <w:pStyle w:val="a0"/>
         <w:rPr>
           <w:rFonts w:ascii="宋体" w:eastAsia="宋体" w:hAnsi="宋体"/>
-          <w:sz w:val="21"/>
+          <w:sz w:val="20"/>
           <w:szCs w:val="21"/>
         </w:rPr>
       </w:pPr>
@@ -4302,7 +5018,7 @@
             </m:rPr>
             <w:rPr>
               <w:rFonts w:ascii="Cambria Math" w:eastAsia="宋体" w:hAnsi="Cambria Math"/>
-              <w:sz w:val="21"/>
+              <w:sz w:val="20"/>
               <w:szCs w:val="21"/>
             </w:rPr>
             <m:t>L</m:t>
@@ -4312,7 +5028,7 @@
               <m:ctrlPr>
                 <w:rPr>
                   <w:rFonts w:ascii="Cambria Math" w:eastAsia="宋体" w:hAnsi="Cambria Math"/>
-                  <w:sz w:val="21"/>
+                  <w:sz w:val="20"/>
                   <w:szCs w:val="21"/>
                 </w:rPr>
               </m:ctrlPr>
@@ -4323,7 +5039,7 @@
                   <m:ctrlPr>
                     <w:rPr>
                       <w:rFonts w:ascii="Cambria Math" w:eastAsia="宋体" w:hAnsi="Cambria Math"/>
-                      <w:sz w:val="21"/>
+                      <w:sz w:val="20"/>
                       <w:szCs w:val="21"/>
                     </w:rPr>
                   </m:ctrlPr>
@@ -4332,7 +5048,7 @@
                   <m:r>
                     <w:rPr>
                       <w:rFonts w:ascii="Cambria Math" w:eastAsia="宋体" w:hAnsi="Cambria Math"/>
-                      <w:sz w:val="21"/>
+                      <w:sz w:val="20"/>
                       <w:szCs w:val="21"/>
                     </w:rPr>
                     <m:t>k</m:t>
@@ -4342,7 +5058,7 @@
                   <m:r>
                     <w:rPr>
                       <w:rFonts w:ascii="Cambria Math" w:eastAsia="宋体" w:hAnsi="Cambria Math"/>
-                      <w:sz w:val="21"/>
+                      <w:sz w:val="20"/>
                       <w:szCs w:val="21"/>
                     </w:rPr>
                     <m:t>x</m:t>
@@ -4355,7 +5071,7 @@
                 </m:rPr>
                 <w:rPr>
                   <w:rFonts w:ascii="Cambria Math" w:eastAsia="宋体" w:hAnsi="Cambria Math"/>
-                  <w:sz w:val="21"/>
+                  <w:sz w:val="20"/>
                   <w:szCs w:val="21"/>
                 </w:rPr>
                 <m:t>,</m:t>
@@ -4365,7 +5081,7 @@
                   <m:ctrlPr>
                     <w:rPr>
                       <w:rFonts w:ascii="Cambria Math" w:eastAsia="宋体" w:hAnsi="Cambria Math"/>
-                      <w:sz w:val="21"/>
+                      <w:sz w:val="20"/>
                       <w:szCs w:val="21"/>
                     </w:rPr>
                   </m:ctrlPr>
@@ -4374,7 +5090,7 @@
                   <m:r>
                     <w:rPr>
                       <w:rFonts w:ascii="Cambria Math" w:eastAsia="宋体" w:hAnsi="Cambria Math"/>
-                      <w:sz w:val="21"/>
+                      <w:sz w:val="20"/>
                       <w:szCs w:val="21"/>
                     </w:rPr>
                     <m:t>k</m:t>
@@ -4384,7 +5100,7 @@
                   <m:r>
                     <w:rPr>
                       <w:rFonts w:ascii="Cambria Math" w:eastAsia="宋体" w:hAnsi="Cambria Math"/>
-                      <w:sz w:val="21"/>
+                      <w:sz w:val="20"/>
                       <w:szCs w:val="21"/>
                     </w:rPr>
                     <m:t>y</m:t>
@@ -4399,7 +5115,7 @@
             </m:rPr>
             <w:rPr>
               <w:rFonts w:ascii="Cambria Math" w:eastAsia="宋体" w:hAnsi="Cambria Math"/>
-              <w:sz w:val="21"/>
+              <w:sz w:val="20"/>
               <w:szCs w:val="21"/>
             </w:rPr>
             <m:t>=</m:t>
@@ -4409,7 +5125,7 @@
               <m:ctrlPr>
                 <w:rPr>
                   <w:rFonts w:ascii="Cambria Math" w:eastAsia="宋体" w:hAnsi="Cambria Math"/>
-                  <w:sz w:val="21"/>
+                  <w:sz w:val="20"/>
                   <w:szCs w:val="21"/>
                 </w:rPr>
               </m:ctrlPr>
@@ -4418,7 +5134,7 @@
               <m:r>
                 <w:rPr>
                   <w:rFonts w:ascii="Cambria Math" w:eastAsia="宋体" w:hAnsi="Cambria Math"/>
-                  <w:sz w:val="21"/>
+                  <w:sz w:val="20"/>
                   <w:szCs w:val="21"/>
                 </w:rPr>
                 <m:t>1</m:t>
@@ -4428,7 +5144,7 @@
               <m:r>
                 <w:rPr>
                   <w:rFonts w:ascii="Cambria Math" w:eastAsia="宋体" w:hAnsi="Cambria Math"/>
-                  <w:sz w:val="21"/>
+                  <w:sz w:val="20"/>
                   <w:szCs w:val="21"/>
                 </w:rPr>
                 <m:t>2</m:t>
@@ -4442,7 +5158,7 @@
               <m:ctrlPr>
                 <w:rPr>
                   <w:rFonts w:ascii="Cambria Math" w:eastAsia="宋体" w:hAnsi="Cambria Math"/>
-                  <w:sz w:val="21"/>
+                  <w:sz w:val="20"/>
                   <w:szCs w:val="21"/>
                 </w:rPr>
               </m:ctrlPr>
@@ -4451,7 +5167,7 @@
               <m:r>
                 <w:rPr>
                   <w:rFonts w:ascii="Cambria Math" w:eastAsia="宋体" w:hAnsi="Cambria Math"/>
-                  <w:sz w:val="21"/>
+                  <w:sz w:val="20"/>
                   <w:szCs w:val="21"/>
                 </w:rPr>
                 <m:t>i</m:t>
@@ -4462,7 +5178,7 @@
                 </m:rPr>
                 <w:rPr>
                   <w:rFonts w:ascii="Cambria Math" w:eastAsia="宋体" w:hAnsi="Cambria Math"/>
-                  <w:sz w:val="21"/>
+                  <w:sz w:val="20"/>
                   <w:szCs w:val="21"/>
                 </w:rPr>
                 <m:t>=</m:t>
@@ -4470,7 +5186,7 @@
               <m:r>
                 <w:rPr>
                   <w:rFonts w:ascii="Cambria Math" w:eastAsia="宋体" w:hAnsi="Cambria Math"/>
-                  <w:sz w:val="21"/>
+                  <w:sz w:val="20"/>
                   <w:szCs w:val="21"/>
                 </w:rPr>
                 <m:t>1</m:t>
@@ -4480,7 +5196,7 @@
               <m:r>
                 <w:rPr>
                   <w:rFonts w:ascii="Cambria Math" w:eastAsia="宋体" w:hAnsi="Cambria Math"/>
-                  <w:sz w:val="21"/>
+                  <w:sz w:val="20"/>
                   <w:szCs w:val="21"/>
                 </w:rPr>
                 <m:t>N</m:t>
@@ -4492,7 +5208,7 @@
                   <m:ctrlPr>
                     <w:rPr>
                       <w:rFonts w:ascii="Cambria Math" w:eastAsia="宋体" w:hAnsi="Cambria Math"/>
-                      <w:sz w:val="21"/>
+                      <w:sz w:val="20"/>
                       <w:szCs w:val="21"/>
                     </w:rPr>
                   </m:ctrlPr>
@@ -4505,7 +5221,7 @@
                       <m:ctrlPr>
                         <w:rPr>
                           <w:rFonts w:ascii="Cambria Math" w:eastAsia="宋体" w:hAnsi="Cambria Math"/>
-                          <w:sz w:val="21"/>
+                          <w:sz w:val="20"/>
                           <w:szCs w:val="21"/>
                         </w:rPr>
                       </m:ctrlPr>
@@ -4516,7 +5232,7 @@
                           <m:ctrlPr>
                             <w:rPr>
                               <w:rFonts w:ascii="Cambria Math" w:eastAsia="宋体" w:hAnsi="Cambria Math"/>
-                              <w:sz w:val="21"/>
+                              <w:sz w:val="20"/>
                               <w:szCs w:val="21"/>
                             </w:rPr>
                           </m:ctrlPr>
@@ -4525,7 +5241,7 @@
                           <m:r>
                             <w:rPr>
                               <w:rFonts w:ascii="Cambria Math" w:eastAsia="宋体" w:hAnsi="Cambria Math"/>
-                              <w:sz w:val="21"/>
+                              <w:sz w:val="20"/>
                               <w:szCs w:val="21"/>
                             </w:rPr>
                             <m:t>D</m:t>
@@ -4538,7 +5254,7 @@
                             </m:rPr>
                             <w:rPr>
                               <w:rFonts w:ascii="宋体" w:eastAsia="宋体" w:hAnsi="宋体"/>
-                              <w:sz w:val="21"/>
+                              <w:sz w:val="20"/>
                               <w:szCs w:val="21"/>
                             </w:rPr>
                             <m:t>sim</m:t>
@@ -4550,7 +5266,7 @@
                           <m:ctrlPr>
                             <w:rPr>
                               <w:rFonts w:ascii="Cambria Math" w:eastAsia="宋体" w:hAnsi="Cambria Math"/>
-                              <w:sz w:val="21"/>
+                              <w:sz w:val="20"/>
                               <w:szCs w:val="21"/>
                             </w:rPr>
                           </m:ctrlPr>
@@ -4561,7 +5277,7 @@
                               <m:ctrlPr>
                                 <w:rPr>
                                   <w:rFonts w:ascii="Cambria Math" w:eastAsia="宋体" w:hAnsi="Cambria Math"/>
-                                  <w:sz w:val="21"/>
+                                  <w:sz w:val="20"/>
                                   <w:szCs w:val="21"/>
                                 </w:rPr>
                               </m:ctrlPr>
@@ -4570,7 +5286,7 @@
                               <m:r>
                                 <w:rPr>
                                   <w:rFonts w:ascii="Cambria Math" w:eastAsia="宋体" w:hAnsi="Cambria Math"/>
-                                  <w:sz w:val="21"/>
+                                  <w:sz w:val="20"/>
                                   <w:szCs w:val="21"/>
                                 </w:rPr>
                                 <m:t>θ</m:t>
@@ -4580,7 +5296,7 @@
                               <m:r>
                                 <w:rPr>
                                   <w:rFonts w:ascii="Cambria Math" w:eastAsia="宋体" w:hAnsi="Cambria Math"/>
-                                  <w:sz w:val="21"/>
+                                  <w:sz w:val="20"/>
                                   <w:szCs w:val="21"/>
                                 </w:rPr>
                                 <m:t>i</m:t>
@@ -4593,7 +5309,7 @@
                             </m:rPr>
                             <w:rPr>
                               <w:rFonts w:ascii="Cambria Math" w:eastAsia="宋体" w:hAnsi="Cambria Math"/>
-                              <w:sz w:val="21"/>
+                              <w:sz w:val="20"/>
                               <w:szCs w:val="21"/>
                             </w:rPr>
                             <m:t>;</m:t>
@@ -4603,7 +5319,7 @@
                               <m:ctrlPr>
                                 <w:rPr>
                                   <w:rFonts w:ascii="Cambria Math" w:eastAsia="宋体" w:hAnsi="Cambria Math"/>
-                                  <w:sz w:val="21"/>
+                                  <w:sz w:val="20"/>
                                   <w:szCs w:val="21"/>
                                 </w:rPr>
                               </m:ctrlPr>
@@ -4612,7 +5328,7 @@
                               <m:r>
                                 <w:rPr>
                                   <w:rFonts w:ascii="Cambria Math" w:eastAsia="宋体" w:hAnsi="Cambria Math"/>
-                                  <w:sz w:val="21"/>
+                                  <w:sz w:val="20"/>
                                   <w:szCs w:val="21"/>
                                 </w:rPr>
                                 <m:t>k</m:t>
@@ -4622,7 +5338,7 @@
                               <m:r>
                                 <w:rPr>
                                   <w:rFonts w:ascii="Cambria Math" w:eastAsia="宋体" w:hAnsi="Cambria Math"/>
-                                  <w:sz w:val="21"/>
+                                  <w:sz w:val="20"/>
                                   <w:szCs w:val="21"/>
                                 </w:rPr>
                                 <m:t>x</m:t>
@@ -4635,7 +5351,7 @@
                             </m:rPr>
                             <w:rPr>
                               <w:rFonts w:ascii="Cambria Math" w:eastAsia="宋体" w:hAnsi="Cambria Math"/>
-                              <w:sz w:val="21"/>
+                              <w:sz w:val="20"/>
                               <w:szCs w:val="21"/>
                             </w:rPr>
                             <m:t>,</m:t>
@@ -4645,7 +5361,7 @@
                               <m:ctrlPr>
                                 <w:rPr>
                                   <w:rFonts w:ascii="Cambria Math" w:eastAsia="宋体" w:hAnsi="Cambria Math"/>
-                                  <w:sz w:val="21"/>
+                                  <w:sz w:val="20"/>
                                   <w:szCs w:val="21"/>
                                 </w:rPr>
                               </m:ctrlPr>
@@ -4654,7 +5370,7 @@
                               <m:r>
                                 <w:rPr>
                                   <w:rFonts w:ascii="Cambria Math" w:eastAsia="宋体" w:hAnsi="Cambria Math"/>
-                                  <w:sz w:val="21"/>
+                                  <w:sz w:val="20"/>
                                   <w:szCs w:val="21"/>
                                 </w:rPr>
                                 <m:t>k</m:t>
@@ -4664,7 +5380,7 @@
                               <m:r>
                                 <w:rPr>
                                   <w:rFonts w:ascii="Cambria Math" w:eastAsia="宋体" w:hAnsi="Cambria Math"/>
-                                  <w:sz w:val="21"/>
+                                  <w:sz w:val="20"/>
                                   <w:szCs w:val="21"/>
                                 </w:rPr>
                                 <m:t>y</m:t>
@@ -4679,7 +5395,7 @@
                         </m:rPr>
                         <w:rPr>
                           <w:rFonts w:ascii="Cambria Math" w:eastAsia="宋体" w:hAnsi="Cambria Math"/>
-                          <w:sz w:val="21"/>
+                          <w:sz w:val="20"/>
                           <w:szCs w:val="21"/>
                         </w:rPr>
                         <m:t>-</m:t>
@@ -4689,7 +5405,7 @@
                           <m:ctrlPr>
                             <w:rPr>
                               <w:rFonts w:ascii="Cambria Math" w:eastAsia="宋体" w:hAnsi="Cambria Math"/>
-                              <w:sz w:val="21"/>
+                              <w:sz w:val="20"/>
                               <w:szCs w:val="21"/>
                             </w:rPr>
                           </m:ctrlPr>
@@ -4698,7 +5414,7 @@
                           <m:r>
                             <w:rPr>
                               <w:rFonts w:ascii="Cambria Math" w:eastAsia="宋体" w:hAnsi="Cambria Math"/>
-                              <w:sz w:val="21"/>
+                              <w:sz w:val="20"/>
                               <w:szCs w:val="21"/>
                             </w:rPr>
                             <m:t>D</m:t>
@@ -4708,7 +5424,7 @@
                           <m:r>
                             <w:rPr>
                               <w:rFonts w:ascii="Cambria Math" w:eastAsia="宋体" w:hAnsi="Cambria Math"/>
-                              <w:sz w:val="21"/>
+                              <w:sz w:val="20"/>
                               <w:szCs w:val="21"/>
                             </w:rPr>
                             <m:t>i</m:t>
@@ -4722,7 +5438,7 @@
                   <m:r>
                     <w:rPr>
                       <w:rFonts w:ascii="Cambria Math" w:eastAsia="宋体" w:hAnsi="Cambria Math"/>
-                      <w:sz w:val="21"/>
+                      <w:sz w:val="20"/>
                       <w:szCs w:val="21"/>
                     </w:rPr>
                     <m:t>2</m:t>
@@ -4739,7 +5455,7 @@
         <w:pStyle w:val="FirstParagraph"/>
         <w:rPr>
           <w:rFonts w:ascii="宋体" w:eastAsia="宋体" w:hAnsi="宋体"/>
-          <w:sz w:val="21"/>
+          <w:sz w:val="20"/>
           <w:szCs w:val="21"/>
           <w:lang w:eastAsia="zh-CN"/>
         </w:rPr>
@@ -4752,7 +5468,7 @@
           </m:rPr>
           <w:rPr>
             <w:rFonts w:ascii="Cambria Math" w:eastAsia="宋体" w:hAnsi="Cambria Math"/>
-            <w:sz w:val="21"/>
+            <w:sz w:val="20"/>
             <w:szCs w:val="21"/>
             <w:lang w:eastAsia="zh-CN"/>
           </w:rPr>
@@ -4762,17 +5478,26 @@
       <w:r>
         <w:rPr>
           <w:rFonts w:ascii="宋体" w:eastAsia="宋体" w:hAnsi="宋体"/>
-          <w:sz w:val="21"/>
-          <w:szCs w:val="21"/>
-          <w:lang w:eastAsia="zh-CN"/>
-        </w:rPr>
-        <w:t xml:space="preserve"> 非</w:t>
+          <w:sz w:val="20"/>
+          <w:szCs w:val="21"/>
+          <w:lang w:eastAsia="zh-CN"/>
+        </w:rPr>
+        <w:t xml:space="preserve"> </w:t>
+      </w:r>
+      <w:r>
+        <w:rPr>
+          <w:rFonts w:ascii="宋体" w:eastAsia="宋体" w:hAnsi="宋体"/>
+          <w:sz w:val="20"/>
+          <w:szCs w:val="21"/>
+          <w:lang w:eastAsia="zh-CN"/>
+        </w:rPr>
+        <w:t>非</w:t>
       </w:r>
       <w:proofErr w:type="gramStart"/>
       <w:r>
         <w:rPr>
           <w:rFonts w:ascii="宋体" w:eastAsia="宋体" w:hAnsi="宋体"/>
-          <w:sz w:val="21"/>
+          <w:sz w:val="20"/>
           <w:szCs w:val="21"/>
           <w:lang w:eastAsia="zh-CN"/>
         </w:rPr>
@@ -4782,7 +5507,7 @@
       <w:r>
         <w:rPr>
           <w:rFonts w:ascii="宋体" w:eastAsia="宋体" w:hAnsi="宋体"/>
-          <w:sz w:val="21"/>
+          <w:sz w:val="20"/>
           <w:szCs w:val="21"/>
           <w:lang w:eastAsia="zh-CN"/>
         </w:rPr>
@@ -4792,7 +5517,7 @@
       <w:r>
         <w:rPr>
           <w:rFonts w:ascii="宋体" w:eastAsia="宋体" w:hAnsi="宋体"/>
-          <w:sz w:val="21"/>
+          <w:sz w:val="20"/>
           <w:szCs w:val="21"/>
           <w:lang w:eastAsia="zh-CN"/>
         </w:rPr>
@@ -4802,7 +5527,7 @@
       <w:r>
         <w:rPr>
           <w:rFonts w:ascii="宋体" w:eastAsia="宋体" w:hAnsi="宋体"/>
-          <w:sz w:val="21"/>
+          <w:sz w:val="20"/>
           <w:szCs w:val="21"/>
           <w:lang w:eastAsia="zh-CN"/>
         </w:rPr>
@@ -4818,7 +5543,7 @@
         </w:numPr>
         <w:rPr>
           <w:rFonts w:ascii="宋体" w:eastAsia="宋体" w:hAnsi="宋体"/>
-          <w:sz w:val="21"/>
+          <w:sz w:val="20"/>
           <w:szCs w:val="21"/>
           <w:lang w:eastAsia="zh-CN"/>
         </w:rPr>
@@ -4828,7 +5553,7 @@
           <w:rFonts w:ascii="宋体" w:eastAsia="宋体" w:hAnsi="宋体"/>
           <w:b/>
           <w:bCs/>
-          <w:sz w:val="21"/>
+          <w:sz w:val="20"/>
           <w:szCs w:val="21"/>
           <w:lang w:eastAsia="zh-CN"/>
         </w:rPr>
@@ -4837,7 +5562,7 @@
       <w:r>
         <w:rPr>
           <w:rFonts w:ascii="宋体" w:eastAsia="宋体" w:hAnsi="宋体"/>
-          <w:sz w:val="21"/>
+          <w:sz w:val="20"/>
           <w:szCs w:val="21"/>
           <w:lang w:eastAsia="zh-CN"/>
         </w:rPr>
@@ -4849,7 +5574,7 @@
             <m:ctrlPr>
               <w:rPr>
                 <w:rFonts w:ascii="Cambria Math" w:eastAsia="宋体" w:hAnsi="Cambria Math"/>
-                <w:sz w:val="21"/>
+                <w:sz w:val="20"/>
                 <w:szCs w:val="21"/>
               </w:rPr>
             </m:ctrlPr>
@@ -4858,7 +5583,7 @@
             <m:r>
               <w:rPr>
                 <w:rFonts w:ascii="Cambria Math" w:eastAsia="宋体" w:hAnsi="Cambria Math"/>
-                <w:sz w:val="21"/>
+                <w:sz w:val="20"/>
                 <w:szCs w:val="21"/>
                 <w:lang w:eastAsia="zh-CN"/>
               </w:rPr>
@@ -4869,7 +5594,7 @@
             <m:r>
               <w:rPr>
                 <w:rFonts w:ascii="Cambria Math" w:eastAsia="宋体" w:hAnsi="Cambria Math"/>
-                <w:sz w:val="21"/>
+                <w:sz w:val="20"/>
                 <w:szCs w:val="21"/>
                 <w:lang w:eastAsia="zh-CN"/>
               </w:rPr>
@@ -4883,7 +5608,7 @@
           </m:rPr>
           <w:rPr>
             <w:rFonts w:ascii="Cambria Math" w:eastAsia="宋体" w:hAnsi="Cambria Math"/>
-            <w:sz w:val="21"/>
+            <w:sz w:val="20"/>
             <w:szCs w:val="21"/>
             <w:lang w:eastAsia="zh-CN"/>
           </w:rPr>
@@ -4896,7 +5621,7 @@
             <m:ctrlPr>
               <w:rPr>
                 <w:rFonts w:ascii="Cambria Math" w:eastAsia="宋体" w:hAnsi="Cambria Math"/>
-                <w:sz w:val="21"/>
+                <w:sz w:val="20"/>
                 <w:szCs w:val="21"/>
               </w:rPr>
             </m:ctrlPr>
@@ -4908,7 +5633,7 @@
               </m:rPr>
               <w:rPr>
                 <w:rFonts w:ascii="Cambria Math" w:eastAsia="宋体" w:hAnsi="Cambria Math"/>
-                <w:sz w:val="21"/>
+                <w:sz w:val="20"/>
                 <w:szCs w:val="21"/>
                 <w:lang w:eastAsia="zh-CN"/>
               </w:rPr>
@@ -4917,7 +5642,7 @@
             <m:r>
               <w:rPr>
                 <w:rFonts w:ascii="Cambria Math" w:eastAsia="宋体" w:hAnsi="Cambria Math"/>
-                <w:sz w:val="21"/>
+                <w:sz w:val="20"/>
                 <w:szCs w:val="21"/>
                 <w:lang w:eastAsia="zh-CN"/>
               </w:rPr>
@@ -4929,7 +5654,7 @@
               </m:rPr>
               <w:rPr>
                 <w:rFonts w:ascii="Cambria Math" w:eastAsia="宋体" w:hAnsi="Cambria Math"/>
-                <w:sz w:val="21"/>
+                <w:sz w:val="20"/>
                 <w:szCs w:val="21"/>
                 <w:lang w:eastAsia="zh-CN"/>
               </w:rPr>
@@ -4938,7 +5663,7 @@
             <m:r>
               <w:rPr>
                 <w:rFonts w:ascii="Cambria Math" w:eastAsia="宋体" w:hAnsi="Cambria Math"/>
-                <w:sz w:val="21"/>
+                <w:sz w:val="20"/>
                 <w:szCs w:val="21"/>
                 <w:lang w:eastAsia="zh-CN"/>
               </w:rPr>
@@ -4950,11 +5675,29 @@
       <w:r>
         <w:rPr>
           <w:rFonts w:ascii="宋体" w:eastAsia="宋体" w:hAnsi="宋体"/>
-          <w:sz w:val="21"/>
-          <w:szCs w:val="21"/>
-          <w:lang w:eastAsia="zh-CN"/>
-        </w:rPr>
-        <w:t>，步长 0.005；</w:t>
+          <w:sz w:val="20"/>
+          <w:szCs w:val="21"/>
+          <w:lang w:eastAsia="zh-CN"/>
+        </w:rPr>
+        <w:t>，步长</w:t>
+      </w:r>
+      <w:r>
+        <w:rPr>
+          <w:rFonts w:ascii="宋体" w:eastAsia="宋体" w:hAnsi="宋体"/>
+          <w:sz w:val="20"/>
+          <w:szCs w:val="21"/>
+          <w:lang w:eastAsia="zh-CN"/>
+        </w:rPr>
+        <w:t xml:space="preserve"> 0.005</w:t>
+      </w:r>
+      <w:r>
+        <w:rPr>
+          <w:rFonts w:ascii="宋体" w:eastAsia="宋体" w:hAnsi="宋体"/>
+          <w:sz w:val="20"/>
+          <w:szCs w:val="21"/>
+          <w:lang w:eastAsia="zh-CN"/>
+        </w:rPr>
+        <w:t>；</w:t>
       </w:r>
       <m:oMath>
         <m:sSub>
@@ -4962,7 +5705,7 @@
             <m:ctrlPr>
               <w:rPr>
                 <w:rFonts w:ascii="Cambria Math" w:eastAsia="宋体" w:hAnsi="Cambria Math"/>
-                <w:sz w:val="21"/>
+                <w:sz w:val="20"/>
                 <w:szCs w:val="21"/>
               </w:rPr>
             </m:ctrlPr>
@@ -4971,7 +5714,7 @@
             <m:r>
               <w:rPr>
                 <w:rFonts w:ascii="Cambria Math" w:eastAsia="宋体" w:hAnsi="Cambria Math"/>
-                <w:sz w:val="21"/>
+                <w:sz w:val="20"/>
                 <w:szCs w:val="21"/>
                 <w:lang w:eastAsia="zh-CN"/>
               </w:rPr>
@@ -4982,7 +5725,7 @@
             <m:r>
               <w:rPr>
                 <w:rFonts w:ascii="Cambria Math" w:eastAsia="宋体" w:hAnsi="Cambria Math"/>
-                <w:sz w:val="21"/>
+                <w:sz w:val="20"/>
                 <w:szCs w:val="21"/>
                 <w:lang w:eastAsia="zh-CN"/>
               </w:rPr>
@@ -4996,7 +5739,7 @@
           </m:rPr>
           <w:rPr>
             <w:rFonts w:ascii="Cambria Math" w:eastAsia="宋体" w:hAnsi="Cambria Math"/>
-            <w:sz w:val="21"/>
+            <w:sz w:val="20"/>
             <w:szCs w:val="21"/>
             <w:lang w:eastAsia="zh-CN"/>
           </w:rPr>
@@ -5009,7 +5752,7 @@
             <m:ctrlPr>
               <w:rPr>
                 <w:rFonts w:ascii="Cambria Math" w:eastAsia="宋体" w:hAnsi="Cambria Math"/>
-                <w:sz w:val="21"/>
+                <w:sz w:val="20"/>
                 <w:szCs w:val="21"/>
               </w:rPr>
             </m:ctrlPr>
@@ -5021,7 +5764,7 @@
               </m:rPr>
               <w:rPr>
                 <w:rFonts w:ascii="Cambria Math" w:eastAsia="宋体" w:hAnsi="Cambria Math"/>
-                <w:sz w:val="21"/>
+                <w:sz w:val="20"/>
                 <w:szCs w:val="21"/>
                 <w:lang w:eastAsia="zh-CN"/>
               </w:rPr>
@@ -5030,7 +5773,7 @@
             <m:r>
               <w:rPr>
                 <w:rFonts w:ascii="Cambria Math" w:eastAsia="宋体" w:hAnsi="Cambria Math"/>
-                <w:sz w:val="21"/>
+                <w:sz w:val="20"/>
                 <w:szCs w:val="21"/>
                 <w:lang w:eastAsia="zh-CN"/>
               </w:rPr>
@@ -5042,7 +5785,7 @@
               </m:rPr>
               <w:rPr>
                 <w:rFonts w:ascii="Cambria Math" w:eastAsia="宋体" w:hAnsi="Cambria Math"/>
-                <w:sz w:val="21"/>
+                <w:sz w:val="20"/>
                 <w:szCs w:val="21"/>
                 <w:lang w:eastAsia="zh-CN"/>
               </w:rPr>
@@ -5051,7 +5794,7 @@
             <m:r>
               <w:rPr>
                 <w:rFonts w:ascii="Cambria Math" w:eastAsia="宋体" w:hAnsi="Cambria Math"/>
-                <w:sz w:val="21"/>
+                <w:sz w:val="20"/>
                 <w:szCs w:val="21"/>
                 <w:lang w:eastAsia="zh-CN"/>
               </w:rPr>
@@ -5063,11 +5806,20 @@
       <w:r>
         <w:rPr>
           <w:rFonts w:ascii="宋体" w:eastAsia="宋体" w:hAnsi="宋体"/>
-          <w:sz w:val="21"/>
-          <w:szCs w:val="21"/>
-          <w:lang w:eastAsia="zh-CN"/>
-        </w:rPr>
-        <w:t>，步长 0.025</w:t>
+          <w:sz w:val="20"/>
+          <w:szCs w:val="21"/>
+          <w:lang w:eastAsia="zh-CN"/>
+        </w:rPr>
+        <w:t>，步长</w:t>
+      </w:r>
+      <w:r>
+        <w:rPr>
+          <w:rFonts w:ascii="宋体" w:eastAsia="宋体" w:hAnsi="宋体"/>
+          <w:sz w:val="20"/>
+          <w:szCs w:val="21"/>
+          <w:lang w:eastAsia="zh-CN"/>
+        </w:rPr>
+        <w:t xml:space="preserve"> 0.025</w:t>
       </w:r>
     </w:p>
     <w:p>
@@ -5079,7 +5831,7 @@
         </w:numPr>
         <w:rPr>
           <w:rFonts w:ascii="宋体" w:eastAsia="宋体" w:hAnsi="宋体"/>
-          <w:sz w:val="21"/>
+          <w:sz w:val="20"/>
           <w:szCs w:val="21"/>
           <w:lang w:eastAsia="zh-CN"/>
         </w:rPr>
@@ -5089,7 +5841,7 @@
           <w:rFonts w:ascii="宋体" w:eastAsia="宋体" w:hAnsi="宋体"/>
           <w:b/>
           <w:bCs/>
-          <w:sz w:val="21"/>
+          <w:sz w:val="20"/>
           <w:szCs w:val="21"/>
           <w:lang w:eastAsia="zh-CN"/>
         </w:rPr>
@@ -5098,11 +5850,47 @@
       <w:r>
         <w:rPr>
           <w:rFonts w:ascii="宋体" w:eastAsia="宋体" w:hAnsi="宋体"/>
-          <w:sz w:val="21"/>
-          <w:szCs w:val="21"/>
-          <w:lang w:eastAsia="zh-CN"/>
-        </w:rPr>
-        <w:t>：在最优邻域内以更小步长（0.001 和 0.005）再次搜索</w:t>
+          <w:sz w:val="20"/>
+          <w:szCs w:val="21"/>
+          <w:lang w:eastAsia="zh-CN"/>
+        </w:rPr>
+        <w:t>：在最优邻域内以更小步长（</w:t>
+      </w:r>
+      <w:r>
+        <w:rPr>
+          <w:rFonts w:ascii="宋体" w:eastAsia="宋体" w:hAnsi="宋体"/>
+          <w:sz w:val="20"/>
+          <w:szCs w:val="21"/>
+          <w:lang w:eastAsia="zh-CN"/>
+        </w:rPr>
+        <w:t xml:space="preserve">0.001 </w:t>
+      </w:r>
+      <w:r>
+        <w:rPr>
+          <w:rFonts w:ascii="宋体" w:eastAsia="宋体" w:hAnsi="宋体"/>
+          <w:sz w:val="20"/>
+          <w:szCs w:val="21"/>
+          <w:lang w:eastAsia="zh-CN"/>
+        </w:rPr>
+        <w:t>和</w:t>
+      </w:r>
+      <w:r>
+        <w:rPr>
+          <w:rFonts w:ascii="宋体" w:eastAsia="宋体" w:hAnsi="宋体"/>
+          <w:sz w:val="20"/>
+          <w:szCs w:val="21"/>
+          <w:lang w:eastAsia="zh-CN"/>
+        </w:rPr>
+        <w:t xml:space="preserve"> 0.005</w:t>
+      </w:r>
+      <w:r>
+        <w:rPr>
+          <w:rFonts w:ascii="宋体" w:eastAsia="宋体" w:hAnsi="宋体"/>
+          <w:sz w:val="20"/>
+          <w:szCs w:val="21"/>
+          <w:lang w:eastAsia="zh-CN"/>
+        </w:rPr>
+        <w:t>）再次搜索</w:t>
       </w:r>
     </w:p>
     <w:p>
@@ -5110,14 +5898,14 @@
         <w:pStyle w:val="FirstParagraph"/>
         <w:rPr>
           <w:rFonts w:ascii="宋体" w:eastAsia="宋体" w:hAnsi="宋体"/>
-          <w:sz w:val="21"/>
+          <w:sz w:val="20"/>
           <w:szCs w:val="21"/>
         </w:rPr>
       </w:pPr>
       <w:r>
         <w:rPr>
           <w:rFonts w:ascii="宋体" w:eastAsia="宋体" w:hAnsi="宋体"/>
-          <w:sz w:val="21"/>
+          <w:sz w:val="20"/>
           <w:szCs w:val="21"/>
         </w:rPr>
         <w:t>代码实现（</w:t>
@@ -5126,7 +5914,7 @@
         <w:rPr>
           <w:rStyle w:val="VerbatimChar"/>
           <w:rFonts w:ascii="宋体" w:eastAsia="宋体" w:hAnsi="宋体"/>
-          <w:sz w:val="21"/>
+          <w:sz w:val="20"/>
           <w:szCs w:val="21"/>
         </w:rPr>
         <w:t>CalibrationHelper.java</w:t>
@@ -5134,7 +5922,7 @@
       <w:r>
         <w:rPr>
           <w:rFonts w:ascii="宋体" w:eastAsia="宋体" w:hAnsi="宋体"/>
-          <w:sz w:val="21"/>
+          <w:sz w:val="20"/>
           <w:szCs w:val="21"/>
         </w:rPr>
         <w:t>）：</w:t>
@@ -5145,7 +5933,7 @@
         <w:pStyle w:val="SourceCode"/>
         <w:rPr>
           <w:rFonts w:ascii="宋体" w:eastAsia="宋体" w:hAnsi="宋体"/>
-          <w:sz w:val="21"/>
+          <w:sz w:val="20"/>
           <w:szCs w:val="21"/>
         </w:rPr>
       </w:pPr>
@@ -5153,7 +5941,7 @@
         <w:rPr>
           <w:rStyle w:val="KeywordTok"/>
           <w:rFonts w:ascii="宋体" w:eastAsia="宋体" w:hAnsi="宋体"/>
-          <w:sz w:val="21"/>
+          <w:sz w:val="20"/>
           <w:szCs w:val="21"/>
         </w:rPr>
         <w:t>public</w:t>
@@ -5162,7 +5950,7 @@
         <w:rPr>
           <w:rStyle w:val="NormalTok"/>
           <w:rFonts w:ascii="宋体" w:eastAsia="宋体" w:hAnsi="宋体"/>
-          <w:sz w:val="21"/>
+          <w:sz w:val="20"/>
           <w:szCs w:val="21"/>
         </w:rPr>
         <w:t xml:space="preserve"> CalibrationData </w:t>
@@ -5171,7 +5959,7 @@
         <w:rPr>
           <w:rStyle w:val="FunctionTok"/>
           <w:rFonts w:ascii="宋体" w:eastAsia="宋体" w:hAnsi="宋体"/>
-          <w:sz w:val="21"/>
+          <w:sz w:val="20"/>
           <w:szCs w:val="21"/>
         </w:rPr>
         <w:t>fitDragParameters</w:t>
@@ -5180,7 +5968,7 @@
         <w:rPr>
           <w:rStyle w:val="OperatorTok"/>
           <w:rFonts w:ascii="宋体" w:eastAsia="宋体" w:hAnsi="宋体"/>
-          <w:sz w:val="21"/>
+          <w:sz w:val="20"/>
           <w:szCs w:val="21"/>
         </w:rPr>
         <w:t>(</w:t>
@@ -5189,7 +5977,7 @@
         <w:rPr>
           <w:rStyle w:val="DataTypeTok"/>
           <w:rFonts w:ascii="宋体" w:eastAsia="宋体" w:hAnsi="宋体"/>
-          <w:sz w:val="21"/>
+          <w:sz w:val="20"/>
           <w:szCs w:val="21"/>
         </w:rPr>
         <w:t>double</w:t>
@@ -5198,7 +5986,7 @@
         <w:rPr>
           <w:rStyle w:val="OperatorTok"/>
           <w:rFonts w:ascii="宋体" w:eastAsia="宋体" w:hAnsi="宋体"/>
-          <w:sz w:val="21"/>
+          <w:sz w:val="20"/>
           <w:szCs w:val="21"/>
         </w:rPr>
         <w:t>[][]</w:t>
@@ -5207,7 +5995,7 @@
         <w:rPr>
           <w:rStyle w:val="NormalTok"/>
           <w:rFonts w:ascii="宋体" w:eastAsia="宋体" w:hAnsi="宋体"/>
-          <w:sz w:val="21"/>
+          <w:sz w:val="20"/>
           <w:szCs w:val="21"/>
         </w:rPr>
         <w:t xml:space="preserve"> v0RangeAngleData</w:t>
@@ -5216,7 +6004,7 @@
         <w:rPr>
           <w:rStyle w:val="OperatorTok"/>
           <w:rFonts w:ascii="宋体" w:eastAsia="宋体" w:hAnsi="宋体"/>
-          <w:sz w:val="21"/>
+          <w:sz w:val="20"/>
           <w:szCs w:val="21"/>
         </w:rPr>
         <w:t>,</w:t>
@@ -5225,7 +6013,7 @@
         <w:rPr>
           <w:rStyle w:val="NormalTok"/>
           <w:rFonts w:ascii="宋体" w:eastAsia="宋体" w:hAnsi="宋体"/>
-          <w:sz w:val="21"/>
+          <w:sz w:val="20"/>
           <w:szCs w:val="21"/>
         </w:rPr>
         <w:t xml:space="preserve"> ProjectileParameters params</w:t>
@@ -5234,7 +6022,7 @@
         <w:rPr>
           <w:rStyle w:val="OperatorTok"/>
           <w:rFonts w:ascii="宋体" w:eastAsia="宋体" w:hAnsi="宋体"/>
-          <w:sz w:val="21"/>
+          <w:sz w:val="20"/>
           <w:szCs w:val="21"/>
         </w:rPr>
         <w:t>)</w:t>
@@ -5243,7 +6031,7 @@
         <w:rPr>
           <w:rStyle w:val="NormalTok"/>
           <w:rFonts w:ascii="宋体" w:eastAsia="宋体" w:hAnsi="宋体"/>
-          <w:sz w:val="21"/>
+          <w:sz w:val="20"/>
           <w:szCs w:val="21"/>
         </w:rPr>
         <w:t xml:space="preserve"> </w:t>
@@ -5252,7 +6040,7 @@
         <w:rPr>
           <w:rStyle w:val="OperatorTok"/>
           <w:rFonts w:ascii="宋体" w:eastAsia="宋体" w:hAnsi="宋体"/>
-          <w:sz w:val="21"/>
+          <w:sz w:val="20"/>
           <w:szCs w:val="21"/>
         </w:rPr>
         <w:t>{</w:t>
@@ -5260,7 +6048,7 @@
       <w:r>
         <w:rPr>
           <w:rFonts w:ascii="宋体" w:eastAsia="宋体" w:hAnsi="宋体"/>
-          <w:sz w:val="21"/>
+          <w:sz w:val="20"/>
           <w:szCs w:val="21"/>
         </w:rPr>
         <w:br/>
@@ -5269,7 +6057,7 @@
         <w:rPr>
           <w:rStyle w:val="NormalTok"/>
           <w:rFonts w:ascii="宋体" w:eastAsia="宋体" w:hAnsi="宋体"/>
-          <w:sz w:val="21"/>
+          <w:sz w:val="20"/>
           <w:szCs w:val="21"/>
         </w:rPr>
         <w:t xml:space="preserve">    </w:t>
@@ -5278,7 +6066,7 @@
         <w:rPr>
           <w:rStyle w:val="DataTypeTok"/>
           <w:rFonts w:ascii="宋体" w:eastAsia="宋体" w:hAnsi="宋体"/>
-          <w:sz w:val="21"/>
+          <w:sz w:val="20"/>
           <w:szCs w:val="21"/>
         </w:rPr>
         <w:t>double</w:t>
@@ -5287,7 +6075,7 @@
         <w:rPr>
           <w:rStyle w:val="NormalTok"/>
           <w:rFonts w:ascii="宋体" w:eastAsia="宋体" w:hAnsi="宋体"/>
-          <w:sz w:val="21"/>
+          <w:sz w:val="20"/>
           <w:szCs w:val="21"/>
         </w:rPr>
         <w:t xml:space="preserve"> bestKx </w:t>
@@ -5296,7 +6084,7 @@
         <w:rPr>
           <w:rStyle w:val="OperatorTok"/>
           <w:rFonts w:ascii="宋体" w:eastAsia="宋体" w:hAnsi="宋体"/>
-          <w:sz w:val="21"/>
+          <w:sz w:val="20"/>
           <w:szCs w:val="21"/>
         </w:rPr>
         <w:t>=</w:t>
@@ -5305,7 +6093,7 @@
         <w:rPr>
           <w:rStyle w:val="NormalTok"/>
           <w:rFonts w:ascii="宋体" w:eastAsia="宋体" w:hAnsi="宋体"/>
-          <w:sz w:val="21"/>
+          <w:sz w:val="20"/>
           <w:szCs w:val="21"/>
         </w:rPr>
         <w:t xml:space="preserve"> params</w:t>
@@ -5314,7 +6102,7 @@
         <w:rPr>
           <w:rStyle w:val="OperatorTok"/>
           <w:rFonts w:ascii="宋体" w:eastAsia="宋体" w:hAnsi="宋体"/>
-          <w:sz w:val="21"/>
+          <w:sz w:val="20"/>
           <w:szCs w:val="21"/>
         </w:rPr>
         <w:t>.</w:t>
@@ -5323,7 +6111,7 @@
         <w:rPr>
           <w:rStyle w:val="FunctionTok"/>
           <w:rFonts w:ascii="宋体" w:eastAsia="宋体" w:hAnsi="宋体"/>
-          <w:sz w:val="21"/>
+          <w:sz w:val="20"/>
           <w:szCs w:val="21"/>
         </w:rPr>
         <w:t>kx</w:t>
@@ -5332,7 +6120,7 @@
         <w:rPr>
           <w:rStyle w:val="OperatorTok"/>
           <w:rFonts w:ascii="宋体" w:eastAsia="宋体" w:hAnsi="宋体"/>
-          <w:sz w:val="21"/>
+          <w:sz w:val="20"/>
           <w:szCs w:val="21"/>
         </w:rPr>
         <w:t>;</w:t>
@@ -5340,7 +6128,7 @@
       <w:r>
         <w:rPr>
           <w:rFonts w:ascii="宋体" w:eastAsia="宋体" w:hAnsi="宋体"/>
-          <w:sz w:val="21"/>
+          <w:sz w:val="20"/>
           <w:szCs w:val="21"/>
         </w:rPr>
         <w:br/>
@@ -5349,7 +6137,7 @@
         <w:rPr>
           <w:rStyle w:val="NormalTok"/>
           <w:rFonts w:ascii="宋体" w:eastAsia="宋体" w:hAnsi="宋体"/>
-          <w:sz w:val="21"/>
+          <w:sz w:val="20"/>
           <w:szCs w:val="21"/>
         </w:rPr>
         <w:t xml:space="preserve">    </w:t>
@@ -5358,7 +6146,7 @@
         <w:rPr>
           <w:rStyle w:val="DataTypeTok"/>
           <w:rFonts w:ascii="宋体" w:eastAsia="宋体" w:hAnsi="宋体"/>
-          <w:sz w:val="21"/>
+          <w:sz w:val="20"/>
           <w:szCs w:val="21"/>
         </w:rPr>
         <w:t>double</w:t>
@@ -5367,7 +6155,7 @@
         <w:rPr>
           <w:rStyle w:val="NormalTok"/>
           <w:rFonts w:ascii="宋体" w:eastAsia="宋体" w:hAnsi="宋体"/>
-          <w:sz w:val="21"/>
+          <w:sz w:val="20"/>
           <w:szCs w:val="21"/>
         </w:rPr>
         <w:t xml:space="preserve"> bestKy </w:t>
@@ -5376,7 +6164,7 @@
         <w:rPr>
           <w:rStyle w:val="OperatorTok"/>
           <w:rFonts w:ascii="宋体" w:eastAsia="宋体" w:hAnsi="宋体"/>
-          <w:sz w:val="21"/>
+          <w:sz w:val="20"/>
           <w:szCs w:val="21"/>
         </w:rPr>
         <w:t>=</w:t>
@@ -5385,7 +6173,7 @@
         <w:rPr>
           <w:rStyle w:val="NormalTok"/>
           <w:rFonts w:ascii="宋体" w:eastAsia="宋体" w:hAnsi="宋体"/>
-          <w:sz w:val="21"/>
+          <w:sz w:val="20"/>
           <w:szCs w:val="21"/>
         </w:rPr>
         <w:t xml:space="preserve"> params</w:t>
@@ -5394,7 +6182,7 @@
         <w:rPr>
           <w:rStyle w:val="OperatorTok"/>
           <w:rFonts w:ascii="宋体" w:eastAsia="宋体" w:hAnsi="宋体"/>
-          <w:sz w:val="21"/>
+          <w:sz w:val="20"/>
           <w:szCs w:val="21"/>
         </w:rPr>
         <w:t>.</w:t>
@@ -5403,7 +6191,7 @@
         <w:rPr>
           <w:rStyle w:val="FunctionTok"/>
           <w:rFonts w:ascii="宋体" w:eastAsia="宋体" w:hAnsi="宋体"/>
-          <w:sz w:val="21"/>
+          <w:sz w:val="20"/>
           <w:szCs w:val="21"/>
         </w:rPr>
         <w:t>ky</w:t>
@@ -5412,7 +6200,7 @@
         <w:rPr>
           <w:rStyle w:val="OperatorTok"/>
           <w:rFonts w:ascii="宋体" w:eastAsia="宋体" w:hAnsi="宋体"/>
-          <w:sz w:val="21"/>
+          <w:sz w:val="20"/>
           <w:szCs w:val="21"/>
         </w:rPr>
         <w:t>;</w:t>
@@ -5420,7 +6208,7 @@
       <w:r>
         <w:rPr>
           <w:rFonts w:ascii="宋体" w:eastAsia="宋体" w:hAnsi="宋体"/>
-          <w:sz w:val="21"/>
+          <w:sz w:val="20"/>
           <w:szCs w:val="21"/>
         </w:rPr>
         <w:br/>
@@ -5429,7 +6217,7 @@
         <w:rPr>
           <w:rStyle w:val="NormalTok"/>
           <w:rFonts w:ascii="宋体" w:eastAsia="宋体" w:hAnsi="宋体"/>
-          <w:sz w:val="21"/>
+          <w:sz w:val="20"/>
           <w:szCs w:val="21"/>
         </w:rPr>
         <w:t xml:space="preserve">    </w:t>
@@ -5438,7 +6226,7 @@
         <w:rPr>
           <w:rStyle w:val="DataTypeTok"/>
           <w:rFonts w:ascii="宋体" w:eastAsia="宋体" w:hAnsi="宋体"/>
-          <w:sz w:val="21"/>
+          <w:sz w:val="20"/>
           <w:szCs w:val="21"/>
         </w:rPr>
         <w:t>double</w:t>
@@ -5447,7 +6235,7 @@
         <w:rPr>
           <w:rStyle w:val="NormalTok"/>
           <w:rFonts w:ascii="宋体" w:eastAsia="宋体" w:hAnsi="宋体"/>
-          <w:sz w:val="21"/>
+          <w:sz w:val="20"/>
           <w:szCs w:val="21"/>
         </w:rPr>
         <w:t xml:space="preserve"> bestError </w:t>
@@ -5456,7 +6244,7 @@
         <w:rPr>
           <w:rStyle w:val="OperatorTok"/>
           <w:rFonts w:ascii="宋体" w:eastAsia="宋体" w:hAnsi="宋体"/>
-          <w:sz w:val="21"/>
+          <w:sz w:val="20"/>
           <w:szCs w:val="21"/>
         </w:rPr>
         <w:t>=</w:t>
@@ -5465,7 +6253,7 @@
         <w:rPr>
           <w:rStyle w:val="NormalTok"/>
           <w:rFonts w:ascii="宋体" w:eastAsia="宋体" w:hAnsi="宋体"/>
-          <w:sz w:val="21"/>
+          <w:sz w:val="20"/>
           <w:szCs w:val="21"/>
         </w:rPr>
         <w:t xml:space="preserve"> </w:t>
@@ -5474,7 +6262,7 @@
         <w:rPr>
           <w:rStyle w:val="BuiltInTok"/>
           <w:rFonts w:ascii="宋体" w:eastAsia="宋体" w:hAnsi="宋体"/>
-          <w:sz w:val="21"/>
+          <w:sz w:val="20"/>
           <w:szCs w:val="21"/>
         </w:rPr>
         <w:t>Double</w:t>
@@ -5483,7 +6271,7 @@
         <w:rPr>
           <w:rStyle w:val="OperatorTok"/>
           <w:rFonts w:ascii="宋体" w:eastAsia="宋体" w:hAnsi="宋体"/>
-          <w:sz w:val="21"/>
+          <w:sz w:val="20"/>
           <w:szCs w:val="21"/>
         </w:rPr>
         <w:t>.</w:t>
@@ -5492,7 +6280,7 @@
         <w:rPr>
           <w:rStyle w:val="FunctionTok"/>
           <w:rFonts w:ascii="宋体" w:eastAsia="宋体" w:hAnsi="宋体"/>
-          <w:sz w:val="21"/>
+          <w:sz w:val="20"/>
           <w:szCs w:val="21"/>
         </w:rPr>
         <w:t>MAX_VALUE</w:t>
@@ -5501,7 +6289,7 @@
         <w:rPr>
           <w:rStyle w:val="OperatorTok"/>
           <w:rFonts w:ascii="宋体" w:eastAsia="宋体" w:hAnsi="宋体"/>
-          <w:sz w:val="21"/>
+          <w:sz w:val="20"/>
           <w:szCs w:val="21"/>
         </w:rPr>
         <w:t>;</w:t>
@@ -5509,7 +6297,7 @@
       <w:r>
         <w:rPr>
           <w:rFonts w:ascii="宋体" w:eastAsia="宋体" w:hAnsi="宋体"/>
-          <w:sz w:val="21"/>
+          <w:sz w:val="20"/>
           <w:szCs w:val="21"/>
         </w:rPr>
         <w:br/>
@@ -5517,7 +6305,7 @@
       <w:r>
         <w:rPr>
           <w:rFonts w:ascii="宋体" w:eastAsia="宋体" w:hAnsi="宋体"/>
-          <w:sz w:val="21"/>
+          <w:sz w:val="20"/>
           <w:szCs w:val="21"/>
         </w:rPr>
         <w:br/>
@@ -5526,7 +6314,7 @@
         <w:rPr>
           <w:rStyle w:val="NormalTok"/>
           <w:rFonts w:ascii="宋体" w:eastAsia="宋体" w:hAnsi="宋体"/>
-          <w:sz w:val="21"/>
+          <w:sz w:val="20"/>
           <w:szCs w:val="21"/>
         </w:rPr>
         <w:t xml:space="preserve">    </w:t>
@@ -5535,15 +6323,24 @@
         <w:rPr>
           <w:rStyle w:val="CommentTok"/>
           <w:rFonts w:ascii="宋体" w:eastAsia="宋体" w:hAnsi="宋体"/>
-          <w:sz w:val="21"/>
-          <w:szCs w:val="21"/>
-        </w:rPr>
-        <w:t>// 第一阶段：粗略搜索</w:t>
-      </w:r>
-      <w:r>
-        <w:rPr>
-          <w:rFonts w:ascii="宋体" w:eastAsia="宋体" w:hAnsi="宋体"/>
-          <w:sz w:val="21"/>
+          <w:sz w:val="20"/>
+          <w:szCs w:val="21"/>
+        </w:rPr>
+        <w:t xml:space="preserve">// </w:t>
+      </w:r>
+      <w:r>
+        <w:rPr>
+          <w:rStyle w:val="CommentTok"/>
+          <w:rFonts w:ascii="宋体" w:eastAsia="宋体" w:hAnsi="宋体"/>
+          <w:sz w:val="20"/>
+          <w:szCs w:val="21"/>
+        </w:rPr>
+        <w:t>第一阶段：粗略搜索</w:t>
+      </w:r>
+      <w:r>
+        <w:rPr>
+          <w:rFonts w:ascii="宋体" w:eastAsia="宋体" w:hAnsi="宋体"/>
+          <w:sz w:val="20"/>
           <w:szCs w:val="21"/>
         </w:rPr>
         <w:br/>
@@ -5552,7 +6349,7 @@
         <w:rPr>
           <w:rStyle w:val="NormalTok"/>
           <w:rFonts w:ascii="宋体" w:eastAsia="宋体" w:hAnsi="宋体"/>
-          <w:sz w:val="21"/>
+          <w:sz w:val="20"/>
           <w:szCs w:val="21"/>
         </w:rPr>
         <w:t xml:space="preserve">    </w:t>
@@ -5561,7 +6358,7 @@
         <w:rPr>
           <w:rStyle w:val="ControlFlowTok"/>
           <w:rFonts w:ascii="宋体" w:eastAsia="宋体" w:hAnsi="宋体"/>
-          <w:sz w:val="21"/>
+          <w:sz w:val="20"/>
           <w:szCs w:val="21"/>
         </w:rPr>
         <w:t>for</w:t>
@@ -5570,7 +6367,7 @@
         <w:rPr>
           <w:rStyle w:val="NormalTok"/>
           <w:rFonts w:ascii="宋体" w:eastAsia="宋体" w:hAnsi="宋体"/>
-          <w:sz w:val="21"/>
+          <w:sz w:val="20"/>
           <w:szCs w:val="21"/>
         </w:rPr>
         <w:t xml:space="preserve"> </w:t>
@@ -5579,7 +6376,7 @@
         <w:rPr>
           <w:rStyle w:val="OperatorTok"/>
           <w:rFonts w:ascii="宋体" w:eastAsia="宋体" w:hAnsi="宋体"/>
-          <w:sz w:val="21"/>
+          <w:sz w:val="20"/>
           <w:szCs w:val="21"/>
         </w:rPr>
         <w:t>(</w:t>
@@ -5588,7 +6385,7 @@
         <w:rPr>
           <w:rStyle w:val="DataTypeTok"/>
           <w:rFonts w:ascii="宋体" w:eastAsia="宋体" w:hAnsi="宋体"/>
-          <w:sz w:val="21"/>
+          <w:sz w:val="20"/>
           <w:szCs w:val="21"/>
         </w:rPr>
         <w:t>double</w:t>
@@ -5597,7 +6394,7 @@
         <w:rPr>
           <w:rStyle w:val="NormalTok"/>
           <w:rFonts w:ascii="宋体" w:eastAsia="宋体" w:hAnsi="宋体"/>
-          <w:sz w:val="21"/>
+          <w:sz w:val="20"/>
           <w:szCs w:val="21"/>
         </w:rPr>
         <w:t xml:space="preserve"> kx </w:t>
@@ -5606,7 +6403,7 @@
         <w:rPr>
           <w:rStyle w:val="OperatorTok"/>
           <w:rFonts w:ascii="宋体" w:eastAsia="宋体" w:hAnsi="宋体"/>
-          <w:sz w:val="21"/>
+          <w:sz w:val="20"/>
           <w:szCs w:val="21"/>
         </w:rPr>
         <w:t>=</w:t>
@@ -5615,7 +6412,7 @@
         <w:rPr>
           <w:rStyle w:val="NormalTok"/>
           <w:rFonts w:ascii="宋体" w:eastAsia="宋体" w:hAnsi="宋体"/>
-          <w:sz w:val="21"/>
+          <w:sz w:val="20"/>
           <w:szCs w:val="21"/>
         </w:rPr>
         <w:t xml:space="preserve"> </w:t>
@@ -5624,7 +6421,7 @@
         <w:rPr>
           <w:rStyle w:val="OperatorTok"/>
           <w:rFonts w:ascii="宋体" w:eastAsia="宋体" w:hAnsi="宋体"/>
-          <w:sz w:val="21"/>
+          <w:sz w:val="20"/>
           <w:szCs w:val="21"/>
         </w:rPr>
         <w:t>-</w:t>
@@ -5633,7 +6430,7 @@
         <w:rPr>
           <w:rStyle w:val="FloatTok"/>
           <w:rFonts w:ascii="宋体" w:eastAsia="宋体" w:hAnsi="宋体"/>
-          <w:sz w:val="21"/>
+          <w:sz w:val="20"/>
           <w:szCs w:val="21"/>
         </w:rPr>
         <w:t>0.1</w:t>
@@ -5642,7 +6439,7 @@
         <w:rPr>
           <w:rStyle w:val="OperatorTok"/>
           <w:rFonts w:ascii="宋体" w:eastAsia="宋体" w:hAnsi="宋体"/>
-          <w:sz w:val="21"/>
+          <w:sz w:val="20"/>
           <w:szCs w:val="21"/>
         </w:rPr>
         <w:t>;</w:t>
@@ -5651,7 +6448,7 @@
         <w:rPr>
           <w:rStyle w:val="NormalTok"/>
           <w:rFonts w:ascii="宋体" w:eastAsia="宋体" w:hAnsi="宋体"/>
-          <w:sz w:val="21"/>
+          <w:sz w:val="20"/>
           <w:szCs w:val="21"/>
         </w:rPr>
         <w:t xml:space="preserve"> kx </w:t>
@@ -5660,7 +6457,7 @@
         <w:rPr>
           <w:rStyle w:val="OperatorTok"/>
           <w:rFonts w:ascii="宋体" w:eastAsia="宋体" w:hAnsi="宋体"/>
-          <w:sz w:val="21"/>
+          <w:sz w:val="20"/>
           <w:szCs w:val="21"/>
         </w:rPr>
         <w:t>&lt;=</w:t>
@@ -5669,7 +6466,7 @@
         <w:rPr>
           <w:rStyle w:val="NormalTok"/>
           <w:rFonts w:ascii="宋体" w:eastAsia="宋体" w:hAnsi="宋体"/>
-          <w:sz w:val="21"/>
+          <w:sz w:val="20"/>
           <w:szCs w:val="21"/>
         </w:rPr>
         <w:t xml:space="preserve"> </w:t>
@@ -5678,7 +6475,7 @@
         <w:rPr>
           <w:rStyle w:val="FloatTok"/>
           <w:rFonts w:ascii="宋体" w:eastAsia="宋体" w:hAnsi="宋体"/>
-          <w:sz w:val="21"/>
+          <w:sz w:val="20"/>
           <w:szCs w:val="21"/>
         </w:rPr>
         <w:t>0.1</w:t>
@@ -5687,7 +6484,7 @@
         <w:rPr>
           <w:rStyle w:val="OperatorTok"/>
           <w:rFonts w:ascii="宋体" w:eastAsia="宋体" w:hAnsi="宋体"/>
-          <w:sz w:val="21"/>
+          <w:sz w:val="20"/>
           <w:szCs w:val="21"/>
         </w:rPr>
         <w:t>;</w:t>
@@ -5696,7 +6493,7 @@
         <w:rPr>
           <w:rStyle w:val="NormalTok"/>
           <w:rFonts w:ascii="宋体" w:eastAsia="宋体" w:hAnsi="宋体"/>
-          <w:sz w:val="21"/>
+          <w:sz w:val="20"/>
           <w:szCs w:val="21"/>
         </w:rPr>
         <w:t xml:space="preserve"> kx </w:t>
@@ -5705,7 +6502,7 @@
         <w:rPr>
           <w:rStyle w:val="OperatorTok"/>
           <w:rFonts w:ascii="宋体" w:eastAsia="宋体" w:hAnsi="宋体"/>
-          <w:sz w:val="21"/>
+          <w:sz w:val="20"/>
           <w:szCs w:val="21"/>
         </w:rPr>
         <w:t>+=</w:t>
@@ -5714,7 +6511,7 @@
         <w:rPr>
           <w:rStyle w:val="NormalTok"/>
           <w:rFonts w:ascii="宋体" w:eastAsia="宋体" w:hAnsi="宋体"/>
-          <w:sz w:val="21"/>
+          <w:sz w:val="20"/>
           <w:szCs w:val="21"/>
         </w:rPr>
         <w:t xml:space="preserve"> </w:t>
@@ -5723,7 +6520,7 @@
         <w:rPr>
           <w:rStyle w:val="FloatTok"/>
           <w:rFonts w:ascii="宋体" w:eastAsia="宋体" w:hAnsi="宋体"/>
-          <w:sz w:val="21"/>
+          <w:sz w:val="20"/>
           <w:szCs w:val="21"/>
         </w:rPr>
         <w:t>0.005</w:t>
@@ -5732,7 +6529,7 @@
         <w:rPr>
           <w:rStyle w:val="OperatorTok"/>
           <w:rFonts w:ascii="宋体" w:eastAsia="宋体" w:hAnsi="宋体"/>
-          <w:sz w:val="21"/>
+          <w:sz w:val="20"/>
           <w:szCs w:val="21"/>
         </w:rPr>
         <w:t>)</w:t>
@@ -5741,7 +6538,7 @@
         <w:rPr>
           <w:rStyle w:val="NormalTok"/>
           <w:rFonts w:ascii="宋体" w:eastAsia="宋体" w:hAnsi="宋体"/>
-          <w:sz w:val="21"/>
+          <w:sz w:val="20"/>
           <w:szCs w:val="21"/>
         </w:rPr>
         <w:t xml:space="preserve"> </w:t>
@@ -5750,7 +6547,7 @@
         <w:rPr>
           <w:rStyle w:val="OperatorTok"/>
           <w:rFonts w:ascii="宋体" w:eastAsia="宋体" w:hAnsi="宋体"/>
-          <w:sz w:val="21"/>
+          <w:sz w:val="20"/>
           <w:szCs w:val="21"/>
         </w:rPr>
         <w:t>{</w:t>
@@ -5758,7 +6555,7 @@
       <w:r>
         <w:rPr>
           <w:rFonts w:ascii="宋体" w:eastAsia="宋体" w:hAnsi="宋体"/>
-          <w:sz w:val="21"/>
+          <w:sz w:val="20"/>
           <w:szCs w:val="21"/>
         </w:rPr>
         <w:br/>
@@ -5767,7 +6564,7 @@
         <w:rPr>
           <w:rStyle w:val="NormalTok"/>
           <w:rFonts w:ascii="宋体" w:eastAsia="宋体" w:hAnsi="宋体"/>
-          <w:sz w:val="21"/>
+          <w:sz w:val="20"/>
           <w:szCs w:val="21"/>
         </w:rPr>
         <w:t xml:space="preserve">        </w:t>
@@ -5776,7 +6573,7 @@
         <w:rPr>
           <w:rStyle w:val="ControlFlowTok"/>
           <w:rFonts w:ascii="宋体" w:eastAsia="宋体" w:hAnsi="宋体"/>
-          <w:sz w:val="21"/>
+          <w:sz w:val="20"/>
           <w:szCs w:val="21"/>
         </w:rPr>
         <w:t>for</w:t>
@@ -5785,7 +6582,7 @@
         <w:rPr>
           <w:rStyle w:val="NormalTok"/>
           <w:rFonts w:ascii="宋体" w:eastAsia="宋体" w:hAnsi="宋体"/>
-          <w:sz w:val="21"/>
+          <w:sz w:val="20"/>
           <w:szCs w:val="21"/>
         </w:rPr>
         <w:t xml:space="preserve"> </w:t>
@@ -5794,7 +6591,7 @@
         <w:rPr>
           <w:rStyle w:val="OperatorTok"/>
           <w:rFonts w:ascii="宋体" w:eastAsia="宋体" w:hAnsi="宋体"/>
-          <w:sz w:val="21"/>
+          <w:sz w:val="20"/>
           <w:szCs w:val="21"/>
         </w:rPr>
         <w:t>(</w:t>
@@ -5803,7 +6600,7 @@
         <w:rPr>
           <w:rStyle w:val="DataTypeTok"/>
           <w:rFonts w:ascii="宋体" w:eastAsia="宋体" w:hAnsi="宋体"/>
-          <w:sz w:val="21"/>
+          <w:sz w:val="20"/>
           <w:szCs w:val="21"/>
         </w:rPr>
         <w:t>double</w:t>
@@ -5812,7 +6609,7 @@
         <w:rPr>
           <w:rStyle w:val="NormalTok"/>
           <w:rFonts w:ascii="宋体" w:eastAsia="宋体" w:hAnsi="宋体"/>
-          <w:sz w:val="21"/>
+          <w:sz w:val="20"/>
           <w:szCs w:val="21"/>
         </w:rPr>
         <w:t xml:space="preserve"> ky </w:t>
@@ -5821,7 +6618,7 @@
         <w:rPr>
           <w:rStyle w:val="OperatorTok"/>
           <w:rFonts w:ascii="宋体" w:eastAsia="宋体" w:hAnsi="宋体"/>
-          <w:sz w:val="21"/>
+          <w:sz w:val="20"/>
           <w:szCs w:val="21"/>
         </w:rPr>
         <w:t>=</w:t>
@@ -5830,7 +6627,7 @@
         <w:rPr>
           <w:rStyle w:val="NormalTok"/>
           <w:rFonts w:ascii="宋体" w:eastAsia="宋体" w:hAnsi="宋体"/>
-          <w:sz w:val="21"/>
+          <w:sz w:val="20"/>
           <w:szCs w:val="21"/>
         </w:rPr>
         <w:t xml:space="preserve"> </w:t>
@@ -5839,7 +6636,7 @@
         <w:rPr>
           <w:rStyle w:val="OperatorTok"/>
           <w:rFonts w:ascii="宋体" w:eastAsia="宋体" w:hAnsi="宋体"/>
-          <w:sz w:val="21"/>
+          <w:sz w:val="20"/>
           <w:szCs w:val="21"/>
         </w:rPr>
         <w:t>-</w:t>
@@ -5848,7 +6645,7 @@
         <w:rPr>
           <w:rStyle w:val="FloatTok"/>
           <w:rFonts w:ascii="宋体" w:eastAsia="宋体" w:hAnsi="宋体"/>
-          <w:sz w:val="21"/>
+          <w:sz w:val="20"/>
           <w:szCs w:val="21"/>
         </w:rPr>
         <w:t>0.5</w:t>
@@ -5857,7 +6654,7 @@
         <w:rPr>
           <w:rStyle w:val="OperatorTok"/>
           <w:rFonts w:ascii="宋体" w:eastAsia="宋体" w:hAnsi="宋体"/>
-          <w:sz w:val="21"/>
+          <w:sz w:val="20"/>
           <w:szCs w:val="21"/>
         </w:rPr>
         <w:t>;</w:t>
@@ -5866,7 +6663,7 @@
         <w:rPr>
           <w:rStyle w:val="NormalTok"/>
           <w:rFonts w:ascii="宋体" w:eastAsia="宋体" w:hAnsi="宋体"/>
-          <w:sz w:val="21"/>
+          <w:sz w:val="20"/>
           <w:szCs w:val="21"/>
         </w:rPr>
         <w:t xml:space="preserve"> ky </w:t>
@@ -5875,7 +6672,7 @@
         <w:rPr>
           <w:rStyle w:val="OperatorTok"/>
           <w:rFonts w:ascii="宋体" w:eastAsia="宋体" w:hAnsi="宋体"/>
-          <w:sz w:val="21"/>
+          <w:sz w:val="20"/>
           <w:szCs w:val="21"/>
         </w:rPr>
         <w:t>&lt;=</w:t>
@@ -5884,7 +6681,7 @@
         <w:rPr>
           <w:rStyle w:val="NormalTok"/>
           <w:rFonts w:ascii="宋体" w:eastAsia="宋体" w:hAnsi="宋体"/>
-          <w:sz w:val="21"/>
+          <w:sz w:val="20"/>
           <w:szCs w:val="21"/>
         </w:rPr>
         <w:t xml:space="preserve"> </w:t>
@@ -5893,7 +6690,7 @@
         <w:rPr>
           <w:rStyle w:val="FloatTok"/>
           <w:rFonts w:ascii="宋体" w:eastAsia="宋体" w:hAnsi="宋体"/>
-          <w:sz w:val="21"/>
+          <w:sz w:val="20"/>
           <w:szCs w:val="21"/>
         </w:rPr>
         <w:t>0.5</w:t>
@@ -5902,7 +6699,7 @@
         <w:rPr>
           <w:rStyle w:val="OperatorTok"/>
           <w:rFonts w:ascii="宋体" w:eastAsia="宋体" w:hAnsi="宋体"/>
-          <w:sz w:val="21"/>
+          <w:sz w:val="20"/>
           <w:szCs w:val="21"/>
         </w:rPr>
         <w:t>;</w:t>
@@ -5911,7 +6708,7 @@
         <w:rPr>
           <w:rStyle w:val="NormalTok"/>
           <w:rFonts w:ascii="宋体" w:eastAsia="宋体" w:hAnsi="宋体"/>
-          <w:sz w:val="21"/>
+          <w:sz w:val="20"/>
           <w:szCs w:val="21"/>
         </w:rPr>
         <w:t xml:space="preserve"> ky </w:t>
@@ -5920,7 +6717,7 @@
         <w:rPr>
           <w:rStyle w:val="OperatorTok"/>
           <w:rFonts w:ascii="宋体" w:eastAsia="宋体" w:hAnsi="宋体"/>
-          <w:sz w:val="21"/>
+          <w:sz w:val="20"/>
           <w:szCs w:val="21"/>
         </w:rPr>
         <w:t>+=</w:t>
@@ -5929,7 +6726,7 @@
         <w:rPr>
           <w:rStyle w:val="NormalTok"/>
           <w:rFonts w:ascii="宋体" w:eastAsia="宋体" w:hAnsi="宋体"/>
-          <w:sz w:val="21"/>
+          <w:sz w:val="20"/>
           <w:szCs w:val="21"/>
         </w:rPr>
         <w:t xml:space="preserve"> </w:t>
@@ -5938,7 +6735,7 @@
         <w:rPr>
           <w:rStyle w:val="FloatTok"/>
           <w:rFonts w:ascii="宋体" w:eastAsia="宋体" w:hAnsi="宋体"/>
-          <w:sz w:val="21"/>
+          <w:sz w:val="20"/>
           <w:szCs w:val="21"/>
         </w:rPr>
         <w:t>0.025</w:t>
@@ -5947,7 +6744,7 @@
         <w:rPr>
           <w:rStyle w:val="OperatorTok"/>
           <w:rFonts w:ascii="宋体" w:eastAsia="宋体" w:hAnsi="宋体"/>
-          <w:sz w:val="21"/>
+          <w:sz w:val="20"/>
           <w:szCs w:val="21"/>
         </w:rPr>
         <w:t>)</w:t>
@@ -5956,7 +6753,7 @@
         <w:rPr>
           <w:rStyle w:val="NormalTok"/>
           <w:rFonts w:ascii="宋体" w:eastAsia="宋体" w:hAnsi="宋体"/>
-          <w:sz w:val="21"/>
+          <w:sz w:val="20"/>
           <w:szCs w:val="21"/>
         </w:rPr>
         <w:t xml:space="preserve"> </w:t>
@@ -5965,7 +6762,7 @@
         <w:rPr>
           <w:rStyle w:val="OperatorTok"/>
           <w:rFonts w:ascii="宋体" w:eastAsia="宋体" w:hAnsi="宋体"/>
-          <w:sz w:val="21"/>
+          <w:sz w:val="20"/>
           <w:szCs w:val="21"/>
         </w:rPr>
         <w:t>{</w:t>
@@ -5973,7 +6770,7 @@
       <w:r>
         <w:rPr>
           <w:rFonts w:ascii="宋体" w:eastAsia="宋体" w:hAnsi="宋体"/>
-          <w:sz w:val="21"/>
+          <w:sz w:val="20"/>
           <w:szCs w:val="21"/>
         </w:rPr>
         <w:br/>
@@ -5982,7 +6779,7 @@
         <w:rPr>
           <w:rStyle w:val="NormalTok"/>
           <w:rFonts w:ascii="宋体" w:eastAsia="宋体" w:hAnsi="宋体"/>
-          <w:sz w:val="21"/>
+          <w:sz w:val="20"/>
           <w:szCs w:val="21"/>
         </w:rPr>
         <w:t xml:space="preserve">            </w:t>
@@ -5991,7 +6788,7 @@
         <w:rPr>
           <w:rStyle w:val="DataTypeTok"/>
           <w:rFonts w:ascii="宋体" w:eastAsia="宋体" w:hAnsi="宋体"/>
-          <w:sz w:val="21"/>
+          <w:sz w:val="20"/>
           <w:szCs w:val="21"/>
         </w:rPr>
         <w:t>double</w:t>
@@ -6000,7 +6797,7 @@
         <w:rPr>
           <w:rStyle w:val="NormalTok"/>
           <w:rFonts w:ascii="宋体" w:eastAsia="宋体" w:hAnsi="宋体"/>
-          <w:sz w:val="21"/>
+          <w:sz w:val="20"/>
           <w:szCs w:val="21"/>
         </w:rPr>
         <w:t xml:space="preserve"> error </w:t>
@@ -6009,7 +6806,7 @@
         <w:rPr>
           <w:rStyle w:val="OperatorTok"/>
           <w:rFonts w:ascii="宋体" w:eastAsia="宋体" w:hAnsi="宋体"/>
-          <w:sz w:val="21"/>
+          <w:sz w:val="20"/>
           <w:szCs w:val="21"/>
         </w:rPr>
         <w:t>=</w:t>
@@ -6018,7 +6815,7 @@
         <w:rPr>
           <w:rStyle w:val="NormalTok"/>
           <w:rFonts w:ascii="宋体" w:eastAsia="宋体" w:hAnsi="宋体"/>
-          <w:sz w:val="21"/>
+          <w:sz w:val="20"/>
           <w:szCs w:val="21"/>
         </w:rPr>
         <w:t xml:space="preserve"> </w:t>
@@ -6027,7 +6824,7 @@
         <w:rPr>
           <w:rStyle w:val="FunctionTok"/>
           <w:rFonts w:ascii="宋体" w:eastAsia="宋体" w:hAnsi="宋体"/>
-          <w:sz w:val="21"/>
+          <w:sz w:val="20"/>
           <w:szCs w:val="21"/>
         </w:rPr>
         <w:t>calculateFitError</w:t>
@@ -6036,7 +6833,7 @@
         <w:rPr>
           <w:rStyle w:val="OperatorTok"/>
           <w:rFonts w:ascii="宋体" w:eastAsia="宋体" w:hAnsi="宋体"/>
-          <w:sz w:val="21"/>
+          <w:sz w:val="20"/>
           <w:szCs w:val="21"/>
         </w:rPr>
         <w:t>(</w:t>
@@ -6045,7 +6842,7 @@
         <w:rPr>
           <w:rStyle w:val="NormalTok"/>
           <w:rFonts w:ascii="宋体" w:eastAsia="宋体" w:hAnsi="宋体"/>
-          <w:sz w:val="21"/>
+          <w:sz w:val="20"/>
           <w:szCs w:val="21"/>
         </w:rPr>
         <w:t>v0RangeAngleData</w:t>
@@ -6054,7 +6851,7 @@
         <w:rPr>
           <w:rStyle w:val="OperatorTok"/>
           <w:rFonts w:ascii="宋体" w:eastAsia="宋体" w:hAnsi="宋体"/>
-          <w:sz w:val="21"/>
+          <w:sz w:val="20"/>
           <w:szCs w:val="21"/>
         </w:rPr>
         <w:t>,</w:t>
@@ -6063,7 +6860,7 @@
         <w:rPr>
           <w:rStyle w:val="NormalTok"/>
           <w:rFonts w:ascii="宋体" w:eastAsia="宋体" w:hAnsi="宋体"/>
-          <w:sz w:val="21"/>
+          <w:sz w:val="20"/>
           <w:szCs w:val="21"/>
         </w:rPr>
         <w:t xml:space="preserve"> kx</w:t>
@@ -6072,7 +6869,7 @@
         <w:rPr>
           <w:rStyle w:val="OperatorTok"/>
           <w:rFonts w:ascii="宋体" w:eastAsia="宋体" w:hAnsi="宋体"/>
-          <w:sz w:val="21"/>
+          <w:sz w:val="20"/>
           <w:szCs w:val="21"/>
         </w:rPr>
         <w:t>,</w:t>
@@ -6081,7 +6878,7 @@
         <w:rPr>
           <w:rStyle w:val="NormalTok"/>
           <w:rFonts w:ascii="宋体" w:eastAsia="宋体" w:hAnsi="宋体"/>
-          <w:sz w:val="21"/>
+          <w:sz w:val="20"/>
           <w:szCs w:val="21"/>
         </w:rPr>
         <w:t xml:space="preserve"> ky</w:t>
@@ -6090,7 +6887,7 @@
         <w:rPr>
           <w:rStyle w:val="OperatorTok"/>
           <w:rFonts w:ascii="宋体" w:eastAsia="宋体" w:hAnsi="宋体"/>
-          <w:sz w:val="21"/>
+          <w:sz w:val="20"/>
           <w:szCs w:val="21"/>
         </w:rPr>
         <w:t>,</w:t>
@@ -6099,7 +6896,7 @@
         <w:rPr>
           <w:rStyle w:val="NormalTok"/>
           <w:rFonts w:ascii="宋体" w:eastAsia="宋体" w:hAnsi="宋体"/>
-          <w:sz w:val="21"/>
+          <w:sz w:val="20"/>
           <w:szCs w:val="21"/>
         </w:rPr>
         <w:t xml:space="preserve"> params</w:t>
@@ -6108,7 +6905,7 @@
         <w:rPr>
           <w:rStyle w:val="OperatorTok"/>
           <w:rFonts w:ascii="宋体" w:eastAsia="宋体" w:hAnsi="宋体"/>
-          <w:sz w:val="21"/>
+          <w:sz w:val="20"/>
           <w:szCs w:val="21"/>
         </w:rPr>
         <w:t>.</w:t>
@@ -6117,7 +6914,7 @@
         <w:rPr>
           <w:rStyle w:val="FunctionTok"/>
           <w:rFonts w:ascii="宋体" w:eastAsia="宋体" w:hAnsi="宋体"/>
-          <w:sz w:val="21"/>
+          <w:sz w:val="20"/>
           <w:szCs w:val="21"/>
         </w:rPr>
         <w:t>m</w:t>
@@ -6126,7 +6923,7 @@
         <w:rPr>
           <w:rStyle w:val="OperatorTok"/>
           <w:rFonts w:ascii="宋体" w:eastAsia="宋体" w:hAnsi="宋体"/>
-          <w:sz w:val="21"/>
+          <w:sz w:val="20"/>
           <w:szCs w:val="21"/>
         </w:rPr>
         <w:t>);</w:t>
@@ -6134,7 +6931,7 @@
       <w:r>
         <w:rPr>
           <w:rFonts w:ascii="宋体" w:eastAsia="宋体" w:hAnsi="宋体"/>
-          <w:sz w:val="21"/>
+          <w:sz w:val="20"/>
           <w:szCs w:val="21"/>
         </w:rPr>
         <w:br/>
@@ -6143,7 +6940,7 @@
         <w:rPr>
           <w:rStyle w:val="NormalTok"/>
           <w:rFonts w:ascii="宋体" w:eastAsia="宋体" w:hAnsi="宋体"/>
-          <w:sz w:val="21"/>
+          <w:sz w:val="20"/>
           <w:szCs w:val="21"/>
         </w:rPr>
         <w:t xml:space="preserve">            </w:t>
@@ -6152,7 +6949,7 @@
         <w:rPr>
           <w:rStyle w:val="ControlFlowTok"/>
           <w:rFonts w:ascii="宋体" w:eastAsia="宋体" w:hAnsi="宋体"/>
-          <w:sz w:val="21"/>
+          <w:sz w:val="20"/>
           <w:szCs w:val="21"/>
         </w:rPr>
         <w:t>if</w:t>
@@ -6161,7 +6958,7 @@
         <w:rPr>
           <w:rStyle w:val="NormalTok"/>
           <w:rFonts w:ascii="宋体" w:eastAsia="宋体" w:hAnsi="宋体"/>
-          <w:sz w:val="21"/>
+          <w:sz w:val="20"/>
           <w:szCs w:val="21"/>
         </w:rPr>
         <w:t xml:space="preserve"> </w:t>
@@ -6170,7 +6967,7 @@
         <w:rPr>
           <w:rStyle w:val="OperatorTok"/>
           <w:rFonts w:ascii="宋体" w:eastAsia="宋体" w:hAnsi="宋体"/>
-          <w:sz w:val="21"/>
+          <w:sz w:val="20"/>
           <w:szCs w:val="21"/>
         </w:rPr>
         <w:t>(</w:t>
@@ -6179,7 +6976,7 @@
         <w:rPr>
           <w:rStyle w:val="NormalTok"/>
           <w:rFonts w:ascii="宋体" w:eastAsia="宋体" w:hAnsi="宋体"/>
-          <w:sz w:val="21"/>
+          <w:sz w:val="20"/>
           <w:szCs w:val="21"/>
         </w:rPr>
         <w:t xml:space="preserve">error </w:t>
@@ -6188,7 +6985,7 @@
         <w:rPr>
           <w:rStyle w:val="OperatorTok"/>
           <w:rFonts w:ascii="宋体" w:eastAsia="宋体" w:hAnsi="宋体"/>
-          <w:sz w:val="21"/>
+          <w:sz w:val="20"/>
           <w:szCs w:val="21"/>
         </w:rPr>
         <w:t>&lt;</w:t>
@@ -6197,7 +6994,7 @@
         <w:rPr>
           <w:rStyle w:val="NormalTok"/>
           <w:rFonts w:ascii="宋体" w:eastAsia="宋体" w:hAnsi="宋体"/>
-          <w:sz w:val="21"/>
+          <w:sz w:val="20"/>
           <w:szCs w:val="21"/>
         </w:rPr>
         <w:t xml:space="preserve"> bestError</w:t>
@@ -6206,7 +7003,7 @@
         <w:rPr>
           <w:rStyle w:val="OperatorTok"/>
           <w:rFonts w:ascii="宋体" w:eastAsia="宋体" w:hAnsi="宋体"/>
-          <w:sz w:val="21"/>
+          <w:sz w:val="20"/>
           <w:szCs w:val="21"/>
         </w:rPr>
         <w:t>)</w:t>
@@ -6215,7 +7012,7 @@
         <w:rPr>
           <w:rStyle w:val="NormalTok"/>
           <w:rFonts w:ascii="宋体" w:eastAsia="宋体" w:hAnsi="宋体"/>
-          <w:sz w:val="21"/>
+          <w:sz w:val="20"/>
           <w:szCs w:val="21"/>
         </w:rPr>
         <w:t xml:space="preserve"> </w:t>
@@ -6224,7 +7021,7 @@
         <w:rPr>
           <w:rStyle w:val="OperatorTok"/>
           <w:rFonts w:ascii="宋体" w:eastAsia="宋体" w:hAnsi="宋体"/>
-          <w:sz w:val="21"/>
+          <w:sz w:val="20"/>
           <w:szCs w:val="21"/>
         </w:rPr>
         <w:t>{</w:t>
@@ -6233,7 +7030,7 @@
         <w:rPr>
           <w:rStyle w:val="NormalTok"/>
           <w:rFonts w:ascii="宋体" w:eastAsia="宋体" w:hAnsi="宋体"/>
-          <w:sz w:val="21"/>
+          <w:sz w:val="20"/>
           <w:szCs w:val="21"/>
         </w:rPr>
         <w:t xml:space="preserve"> </w:t>
@@ -6242,16 +7039,34 @@
         <w:rPr>
           <w:rStyle w:val="CommentTok"/>
           <w:rFonts w:ascii="宋体" w:eastAsia="宋体" w:hAnsi="宋体"/>
-          <w:sz w:val="21"/>
-          <w:szCs w:val="21"/>
-        </w:rPr>
-        <w:t>/* 更新最优值 */</w:t>
+          <w:sz w:val="20"/>
+          <w:szCs w:val="21"/>
+        </w:rPr>
+        <w:t xml:space="preserve">/* </w:t>
+      </w:r>
+      <w:r>
+        <w:rPr>
+          <w:rStyle w:val="CommentTok"/>
+          <w:rFonts w:ascii="宋体" w:eastAsia="宋体" w:hAnsi="宋体"/>
+          <w:sz w:val="20"/>
+          <w:szCs w:val="21"/>
+        </w:rPr>
+        <w:t>更新最优值</w:t>
+      </w:r>
+      <w:r>
+        <w:rPr>
+          <w:rStyle w:val="CommentTok"/>
+          <w:rFonts w:ascii="宋体" w:eastAsia="宋体" w:hAnsi="宋体"/>
+          <w:sz w:val="20"/>
+          <w:szCs w:val="21"/>
+        </w:rPr>
+        <w:t xml:space="preserve"> */</w:t>
       </w:r>
       <w:r>
         <w:rPr>
           <w:rStyle w:val="NormalTok"/>
           <w:rFonts w:ascii="宋体" w:eastAsia="宋体" w:hAnsi="宋体"/>
-          <w:sz w:val="21"/>
+          <w:sz w:val="20"/>
           <w:szCs w:val="21"/>
         </w:rPr>
         <w:t xml:space="preserve"> </w:t>
@@ -6260,7 +7075,7 @@
         <w:rPr>
           <w:rStyle w:val="OperatorTok"/>
           <w:rFonts w:ascii="宋体" w:eastAsia="宋体" w:hAnsi="宋体"/>
-          <w:sz w:val="21"/>
+          <w:sz w:val="20"/>
           <w:szCs w:val="21"/>
         </w:rPr>
         <w:t>}</w:t>
@@ -6268,7 +7083,7 @@
       <w:r>
         <w:rPr>
           <w:rFonts w:ascii="宋体" w:eastAsia="宋体" w:hAnsi="宋体"/>
-          <w:sz w:val="21"/>
+          <w:sz w:val="20"/>
           <w:szCs w:val="21"/>
         </w:rPr>
         <w:br/>
@@ -6277,7 +7092,7 @@
         <w:rPr>
           <w:rStyle w:val="NormalTok"/>
           <w:rFonts w:ascii="宋体" w:eastAsia="宋体" w:hAnsi="宋体"/>
-          <w:sz w:val="21"/>
+          <w:sz w:val="20"/>
           <w:szCs w:val="21"/>
         </w:rPr>
         <w:t xml:space="preserve">        </w:t>
@@ -6286,7 +7101,7 @@
         <w:rPr>
           <w:rStyle w:val="OperatorTok"/>
           <w:rFonts w:ascii="宋体" w:eastAsia="宋体" w:hAnsi="宋体"/>
-          <w:sz w:val="21"/>
+          <w:sz w:val="20"/>
           <w:szCs w:val="21"/>
         </w:rPr>
         <w:t>}</w:t>
@@ -6294,7 +7109,7 @@
       <w:r>
         <w:rPr>
           <w:rFonts w:ascii="宋体" w:eastAsia="宋体" w:hAnsi="宋体"/>
-          <w:sz w:val="21"/>
+          <w:sz w:val="20"/>
           <w:szCs w:val="21"/>
         </w:rPr>
         <w:br/>
@@ -6303,7 +7118,7 @@
         <w:rPr>
           <w:rStyle w:val="NormalTok"/>
           <w:rFonts w:ascii="宋体" w:eastAsia="宋体" w:hAnsi="宋体"/>
-          <w:sz w:val="21"/>
+          <w:sz w:val="20"/>
           <w:szCs w:val="21"/>
         </w:rPr>
         <w:t xml:space="preserve">    </w:t>
@@ -6312,7 +7127,7 @@
         <w:rPr>
           <w:rStyle w:val="OperatorTok"/>
           <w:rFonts w:ascii="宋体" w:eastAsia="宋体" w:hAnsi="宋体"/>
-          <w:sz w:val="21"/>
+          <w:sz w:val="20"/>
           <w:szCs w:val="21"/>
         </w:rPr>
         <w:t>}</w:t>
@@ -6320,7 +7135,7 @@
       <w:r>
         <w:rPr>
           <w:rFonts w:ascii="宋体" w:eastAsia="宋体" w:hAnsi="宋体"/>
-          <w:sz w:val="21"/>
+          <w:sz w:val="20"/>
           <w:szCs w:val="21"/>
         </w:rPr>
         <w:br/>
@@ -6328,7 +7143,7 @@
       <w:r>
         <w:rPr>
           <w:rFonts w:ascii="宋体" w:eastAsia="宋体" w:hAnsi="宋体"/>
-          <w:sz w:val="21"/>
+          <w:sz w:val="20"/>
           <w:szCs w:val="21"/>
         </w:rPr>
         <w:br/>
@@ -6337,7 +7152,7 @@
         <w:rPr>
           <w:rStyle w:val="NormalTok"/>
           <w:rFonts w:ascii="宋体" w:eastAsia="宋体" w:hAnsi="宋体"/>
-          <w:sz w:val="21"/>
+          <w:sz w:val="20"/>
           <w:szCs w:val="21"/>
         </w:rPr>
         <w:t xml:space="preserve">    </w:t>
@@ -6346,15 +7161,24 @@
         <w:rPr>
           <w:rStyle w:val="CommentTok"/>
           <w:rFonts w:ascii="宋体" w:eastAsia="宋体" w:hAnsi="宋体"/>
-          <w:sz w:val="21"/>
-          <w:szCs w:val="21"/>
-        </w:rPr>
-        <w:t>// 第二阶段：精细搜索</w:t>
-      </w:r>
-      <w:r>
-        <w:rPr>
-          <w:rFonts w:ascii="宋体" w:eastAsia="宋体" w:hAnsi="宋体"/>
-          <w:sz w:val="21"/>
+          <w:sz w:val="20"/>
+          <w:szCs w:val="21"/>
+        </w:rPr>
+        <w:t xml:space="preserve">// </w:t>
+      </w:r>
+      <w:r>
+        <w:rPr>
+          <w:rStyle w:val="CommentTok"/>
+          <w:rFonts w:ascii="宋体" w:eastAsia="宋体" w:hAnsi="宋体"/>
+          <w:sz w:val="20"/>
+          <w:szCs w:val="21"/>
+        </w:rPr>
+        <w:t>第二阶段：精细搜索</w:t>
+      </w:r>
+      <w:r>
+        <w:rPr>
+          <w:rFonts w:ascii="宋体" w:eastAsia="宋体" w:hAnsi="宋体"/>
+          <w:sz w:val="20"/>
           <w:szCs w:val="21"/>
         </w:rPr>
         <w:br/>
@@ -6363,7 +7187,7 @@
         <w:rPr>
           <w:rStyle w:val="NormalTok"/>
           <w:rFonts w:ascii="宋体" w:eastAsia="宋体" w:hAnsi="宋体"/>
-          <w:sz w:val="21"/>
+          <w:sz w:val="20"/>
           <w:szCs w:val="21"/>
         </w:rPr>
         <w:t xml:space="preserve">    </w:t>
@@ -6372,7 +7196,7 @@
         <w:rPr>
           <w:rStyle w:val="CommentTok"/>
           <w:rFonts w:ascii="宋体" w:eastAsia="宋体" w:hAnsi="宋体"/>
-          <w:sz w:val="21"/>
+          <w:sz w:val="20"/>
           <w:szCs w:val="21"/>
         </w:rPr>
         <w:t>// ...</w:t>
@@ -6380,7 +7204,7 @@
       <w:r>
         <w:rPr>
           <w:rFonts w:ascii="宋体" w:eastAsia="宋体" w:hAnsi="宋体"/>
-          <w:sz w:val="21"/>
+          <w:sz w:val="20"/>
           <w:szCs w:val="21"/>
         </w:rPr>
         <w:br/>
@@ -6389,7 +7213,7 @@
         <w:rPr>
           <w:rStyle w:val="OperatorTok"/>
           <w:rFonts w:ascii="宋体" w:eastAsia="宋体" w:hAnsi="宋体"/>
-          <w:sz w:val="21"/>
+          <w:sz w:val="20"/>
           <w:szCs w:val="21"/>
         </w:rPr>
         <w:t>}</w:t>
@@ -6400,14 +7224,16 @@
         <w:pStyle w:val="2"/>
         <w:rPr>
           <w:rFonts w:ascii="宋体" w:eastAsia="宋体" w:hAnsi="宋体"/>
+          <w:sz w:val="24"/>
         </w:rPr>
       </w:pPr>
-      <w:bookmarkStart w:id="11" w:name="四实验验证"/>
-      <w:bookmarkEnd w:id="5"/>
-      <w:bookmarkEnd w:id="10"/>
-      <w:r>
-        <w:rPr>
-          <w:rFonts w:ascii="宋体" w:eastAsia="宋体" w:hAnsi="宋体"/>
+      <w:bookmarkStart w:id="12" w:name="四实验验证"/>
+      <w:bookmarkEnd w:id="6"/>
+      <w:bookmarkEnd w:id="11"/>
+      <w:r>
+        <w:rPr>
+          <w:rFonts w:ascii="宋体" w:eastAsia="宋体" w:hAnsi="宋体"/>
+          <w:sz w:val="24"/>
         </w:rPr>
         <w:t>四、实验验证</w:t>
       </w:r>
@@ -6417,12 +7243,14 @@
         <w:pStyle w:val="3"/>
         <w:rPr>
           <w:rFonts w:ascii="宋体" w:eastAsia="宋体" w:hAnsi="宋体"/>
+          <w:sz w:val="22"/>
         </w:rPr>
       </w:pPr>
-      <w:bookmarkStart w:id="12" w:name="标定数据示例drag_calibration.csv"/>
-      <w:r>
-        <w:rPr>
-          <w:rFonts w:ascii="宋体" w:eastAsia="宋体" w:hAnsi="宋体"/>
+      <w:bookmarkStart w:id="13" w:name="标定数据示例drag_calibration.csv"/>
+      <w:r>
+        <w:rPr>
+          <w:rFonts w:ascii="宋体" w:eastAsia="宋体" w:hAnsi="宋体"/>
+          <w:sz w:val="22"/>
         </w:rPr>
         <w:t xml:space="preserve">4.1 </w:t>
       </w:r>
@@ -6430,6 +7258,7 @@
       <w:r>
         <w:rPr>
           <w:rFonts w:ascii="宋体" w:eastAsia="宋体" w:hAnsi="宋体"/>
+          <w:sz w:val="22"/>
         </w:rPr>
         <w:t>标定数据</w:t>
       </w:r>
@@ -6450,9 +7279,9 @@
         <w:tblLook w:val="0020" w:firstRow="1" w:lastRow="0" w:firstColumn="0" w:lastColumn="0" w:noHBand="0" w:noVBand="0"/>
       </w:tblPr>
       <w:tblGrid>
-        <w:gridCol w:w="1063"/>
-        <w:gridCol w:w="1061"/>
-        <w:gridCol w:w="1166"/>
+        <w:gridCol w:w="1023"/>
+        <w:gridCol w:w="1021"/>
+        <w:gridCol w:w="1121"/>
       </w:tblGrid>
       <w:tr>
         <w:trPr>
@@ -6475,7 +7304,7 @@
               <w:pStyle w:val="Compact"/>
               <w:rPr>
                 <w:rFonts w:ascii="宋体" w:eastAsia="宋体" w:hAnsi="宋体"/>
-                <w:sz w:val="21"/>
+                <w:sz w:val="20"/>
                 <w:szCs w:val="21"/>
               </w:rPr>
             </w:pPr>
@@ -6484,7 +7313,7 @@
                 <w:rFonts w:ascii="宋体" w:eastAsia="宋体" w:hAnsi="宋体"/>
                 <w:b/>
                 <w:color w:val="1E3A8A"/>
-                <w:sz w:val="21"/>
+                <w:sz w:val="20"/>
                 <w:szCs w:val="21"/>
               </w:rPr>
               <w:t>v0 (m/s)</w:t>
@@ -6507,7 +7336,7 @@
               <w:pStyle w:val="Compact"/>
               <w:rPr>
                 <w:rFonts w:ascii="宋体" w:eastAsia="宋体" w:hAnsi="宋体"/>
-                <w:sz w:val="21"/>
+                <w:sz w:val="20"/>
                 <w:szCs w:val="21"/>
               </w:rPr>
             </w:pPr>
@@ -6516,10 +7345,20 @@
                 <w:rFonts w:ascii="宋体" w:eastAsia="宋体" w:hAnsi="宋体"/>
                 <w:b/>
                 <w:color w:val="1E3A8A"/>
-                <w:sz w:val="21"/>
-                <w:szCs w:val="21"/>
-              </w:rPr>
-              <w:t>距离 (m)</w:t>
+                <w:sz w:val="20"/>
+                <w:szCs w:val="21"/>
+              </w:rPr>
+              <w:t>距离</w:t>
+            </w:r>
+            <w:r>
+              <w:rPr>
+                <w:rFonts w:ascii="宋体" w:eastAsia="宋体" w:hAnsi="宋体"/>
+                <w:b/>
+                <w:color w:val="1E3A8A"/>
+                <w:sz w:val="20"/>
+                <w:szCs w:val="21"/>
+              </w:rPr>
+              <w:t xml:space="preserve"> (m)</w:t>
             </w:r>
           </w:p>
         </w:tc>
@@ -6539,7 +7378,7 @@
               <w:pStyle w:val="Compact"/>
               <w:rPr>
                 <w:rFonts w:ascii="宋体" w:eastAsia="宋体" w:hAnsi="宋体"/>
-                <w:sz w:val="21"/>
+                <w:sz w:val="20"/>
                 <w:szCs w:val="21"/>
               </w:rPr>
             </w:pPr>
@@ -6548,10 +7387,40 @@
                 <w:rFonts w:ascii="宋体" w:eastAsia="宋体" w:hAnsi="宋体"/>
                 <w:b/>
                 <w:color w:val="1E3A8A"/>
-                <w:sz w:val="21"/>
-                <w:szCs w:val="21"/>
-              </w:rPr>
-              <w:t>仰角 (度)</w:t>
+                <w:sz w:val="20"/>
+                <w:szCs w:val="21"/>
+              </w:rPr>
+              <w:t>仰角</w:t>
+            </w:r>
+            <w:r>
+              <w:rPr>
+                <w:rFonts w:ascii="宋体" w:eastAsia="宋体" w:hAnsi="宋体"/>
+                <w:b/>
+                <w:color w:val="1E3A8A"/>
+                <w:sz w:val="20"/>
+                <w:szCs w:val="21"/>
+              </w:rPr>
+              <w:t xml:space="preserve"> (</w:t>
+            </w:r>
+            <w:r>
+              <w:rPr>
+                <w:rFonts w:ascii="宋体" w:eastAsia="宋体" w:hAnsi="宋体"/>
+                <w:b/>
+                <w:color w:val="1E3A8A"/>
+                <w:sz w:val="20"/>
+                <w:szCs w:val="21"/>
+              </w:rPr>
+              <w:t>度</w:t>
+            </w:r>
+            <w:r>
+              <w:rPr>
+                <w:rFonts w:ascii="宋体" w:eastAsia="宋体" w:hAnsi="宋体"/>
+                <w:b/>
+                <w:color w:val="1E3A8A"/>
+                <w:sz w:val="20"/>
+                <w:szCs w:val="21"/>
+              </w:rPr>
+              <w:t>)</w:t>
             </w:r>
           </w:p>
         </w:tc>
@@ -6572,14 +7441,14 @@
               <w:pStyle w:val="Compact"/>
               <w:rPr>
                 <w:rFonts w:ascii="宋体" w:eastAsia="宋体" w:hAnsi="宋体"/>
-                <w:sz w:val="21"/>
+                <w:sz w:val="20"/>
                 <w:szCs w:val="21"/>
               </w:rPr>
             </w:pPr>
             <w:r>
               <w:rPr>
                 <w:rFonts w:ascii="宋体" w:eastAsia="宋体" w:hAnsi="宋体"/>
-                <w:sz w:val="21"/>
+                <w:sz w:val="20"/>
                 <w:szCs w:val="21"/>
               </w:rPr>
               <w:t>2.0</w:t>
@@ -6601,14 +7470,14 @@
               <w:pStyle w:val="Compact"/>
               <w:rPr>
                 <w:rFonts w:ascii="宋体" w:eastAsia="宋体" w:hAnsi="宋体"/>
-                <w:sz w:val="21"/>
+                <w:sz w:val="20"/>
                 <w:szCs w:val="21"/>
               </w:rPr>
             </w:pPr>
             <w:r>
               <w:rPr>
                 <w:rFonts w:ascii="宋体" w:eastAsia="宋体" w:hAnsi="宋体"/>
-                <w:sz w:val="21"/>
+                <w:sz w:val="20"/>
                 <w:szCs w:val="21"/>
               </w:rPr>
               <w:t>3.64</w:t>
@@ -6630,14 +7499,14 @@
               <w:pStyle w:val="Compact"/>
               <w:rPr>
                 <w:rFonts w:ascii="宋体" w:eastAsia="宋体" w:hAnsi="宋体"/>
-                <w:sz w:val="21"/>
+                <w:sz w:val="20"/>
                 <w:szCs w:val="21"/>
               </w:rPr>
             </w:pPr>
             <w:r>
               <w:rPr>
                 <w:rFonts w:ascii="宋体" w:eastAsia="宋体" w:hAnsi="宋体"/>
-                <w:sz w:val="21"/>
+                <w:sz w:val="20"/>
                 <w:szCs w:val="21"/>
               </w:rPr>
               <w:t>45</w:t>
@@ -6662,14 +7531,14 @@
               <w:pStyle w:val="Compact"/>
               <w:rPr>
                 <w:rFonts w:ascii="宋体" w:eastAsia="宋体" w:hAnsi="宋体"/>
-                <w:sz w:val="21"/>
+                <w:sz w:val="20"/>
                 <w:szCs w:val="21"/>
               </w:rPr>
             </w:pPr>
             <w:r>
               <w:rPr>
                 <w:rFonts w:ascii="宋体" w:eastAsia="宋体" w:hAnsi="宋体"/>
-                <w:sz w:val="21"/>
+                <w:sz w:val="20"/>
                 <w:szCs w:val="21"/>
               </w:rPr>
               <w:t>3.0</w:t>
@@ -6692,14 +7561,14 @@
               <w:pStyle w:val="Compact"/>
               <w:rPr>
                 <w:rFonts w:ascii="宋体" w:eastAsia="宋体" w:hAnsi="宋体"/>
-                <w:sz w:val="21"/>
+                <w:sz w:val="20"/>
                 <w:szCs w:val="21"/>
               </w:rPr>
             </w:pPr>
             <w:r>
               <w:rPr>
                 <w:rFonts w:ascii="宋体" w:eastAsia="宋体" w:hAnsi="宋体"/>
-                <w:sz w:val="21"/>
+                <w:sz w:val="20"/>
                 <w:szCs w:val="21"/>
               </w:rPr>
               <w:t>6.15</w:t>
@@ -6722,14 +7591,14 @@
               <w:pStyle w:val="Compact"/>
               <w:rPr>
                 <w:rFonts w:ascii="宋体" w:eastAsia="宋体" w:hAnsi="宋体"/>
-                <w:sz w:val="21"/>
+                <w:sz w:val="20"/>
                 <w:szCs w:val="21"/>
               </w:rPr>
             </w:pPr>
             <w:r>
               <w:rPr>
                 <w:rFonts w:ascii="宋体" w:eastAsia="宋体" w:hAnsi="宋体"/>
-                <w:sz w:val="21"/>
+                <w:sz w:val="20"/>
                 <w:szCs w:val="21"/>
               </w:rPr>
               <w:t>45</w:t>
@@ -6753,14 +7622,14 @@
               <w:pStyle w:val="Compact"/>
               <w:rPr>
                 <w:rFonts w:ascii="宋体" w:eastAsia="宋体" w:hAnsi="宋体"/>
-                <w:sz w:val="21"/>
+                <w:sz w:val="20"/>
                 <w:szCs w:val="21"/>
               </w:rPr>
             </w:pPr>
             <w:r>
               <w:rPr>
                 <w:rFonts w:ascii="宋体" w:eastAsia="宋体" w:hAnsi="宋体"/>
-                <w:sz w:val="21"/>
+                <w:sz w:val="20"/>
                 <w:szCs w:val="21"/>
               </w:rPr>
               <w:t>4.0</w:t>
@@ -6782,14 +7651,14 @@
               <w:pStyle w:val="Compact"/>
               <w:rPr>
                 <w:rFonts w:ascii="宋体" w:eastAsia="宋体" w:hAnsi="宋体"/>
-                <w:sz w:val="21"/>
+                <w:sz w:val="20"/>
                 <w:szCs w:val="21"/>
               </w:rPr>
             </w:pPr>
             <w:r>
               <w:rPr>
                 <w:rFonts w:ascii="宋体" w:eastAsia="宋体" w:hAnsi="宋体"/>
-                <w:sz w:val="21"/>
+                <w:sz w:val="20"/>
                 <w:szCs w:val="21"/>
               </w:rPr>
               <w:t>9.72</w:t>
@@ -6811,14 +7680,14 @@
               <w:pStyle w:val="Compact"/>
               <w:rPr>
                 <w:rFonts w:ascii="宋体" w:eastAsia="宋体" w:hAnsi="宋体"/>
-                <w:sz w:val="21"/>
+                <w:sz w:val="20"/>
                 <w:szCs w:val="21"/>
               </w:rPr>
             </w:pPr>
             <w:r>
               <w:rPr>
                 <w:rFonts w:ascii="宋体" w:eastAsia="宋体" w:hAnsi="宋体"/>
-                <w:sz w:val="21"/>
+                <w:sz w:val="20"/>
                 <w:szCs w:val="21"/>
               </w:rPr>
               <w:t>45</w:t>
@@ -6843,14 +7712,14 @@
               <w:pStyle w:val="Compact"/>
               <w:rPr>
                 <w:rFonts w:ascii="宋体" w:eastAsia="宋体" w:hAnsi="宋体"/>
-                <w:sz w:val="21"/>
+                <w:sz w:val="20"/>
                 <w:szCs w:val="21"/>
               </w:rPr>
             </w:pPr>
             <w:r>
               <w:rPr>
                 <w:rFonts w:ascii="宋体" w:eastAsia="宋体" w:hAnsi="宋体"/>
-                <w:sz w:val="21"/>
+                <w:sz w:val="20"/>
                 <w:szCs w:val="21"/>
               </w:rPr>
               <w:t>5.0</w:t>
@@ -6873,14 +7742,14 @@
               <w:pStyle w:val="Compact"/>
               <w:rPr>
                 <w:rFonts w:ascii="宋体" w:eastAsia="宋体" w:hAnsi="宋体"/>
-                <w:sz w:val="21"/>
+                <w:sz w:val="20"/>
                 <w:szCs w:val="21"/>
               </w:rPr>
             </w:pPr>
             <w:r>
               <w:rPr>
                 <w:rFonts w:ascii="宋体" w:eastAsia="宋体" w:hAnsi="宋体"/>
-                <w:sz w:val="21"/>
+                <w:sz w:val="20"/>
                 <w:szCs w:val="21"/>
               </w:rPr>
               <w:t>15.98</w:t>
@@ -6903,14 +7772,14 @@
               <w:pStyle w:val="Compact"/>
               <w:rPr>
                 <w:rFonts w:ascii="宋体" w:eastAsia="宋体" w:hAnsi="宋体"/>
-                <w:sz w:val="21"/>
+                <w:sz w:val="20"/>
                 <w:szCs w:val="21"/>
               </w:rPr>
             </w:pPr>
             <w:r>
               <w:rPr>
                 <w:rFonts w:ascii="宋体" w:eastAsia="宋体" w:hAnsi="宋体"/>
-                <w:sz w:val="21"/>
+                <w:sz w:val="20"/>
                 <w:szCs w:val="21"/>
               </w:rPr>
               <w:t>45</w:t>
@@ -6934,14 +7803,14 @@
               <w:pStyle w:val="Compact"/>
               <w:rPr>
                 <w:rFonts w:ascii="宋体" w:eastAsia="宋体" w:hAnsi="宋体"/>
-                <w:sz w:val="21"/>
+                <w:sz w:val="20"/>
                 <w:szCs w:val="21"/>
               </w:rPr>
             </w:pPr>
             <w:r>
               <w:rPr>
                 <w:rFonts w:ascii="宋体" w:eastAsia="宋体" w:hAnsi="宋体"/>
-                <w:sz w:val="21"/>
+                <w:sz w:val="20"/>
                 <w:szCs w:val="21"/>
               </w:rPr>
               <w:t>6.0</w:t>
@@ -6963,14 +7832,14 @@
               <w:pStyle w:val="Compact"/>
               <w:rPr>
                 <w:rFonts w:ascii="宋体" w:eastAsia="宋体" w:hAnsi="宋体"/>
-                <w:sz w:val="21"/>
+                <w:sz w:val="20"/>
                 <w:szCs w:val="21"/>
               </w:rPr>
             </w:pPr>
             <w:r>
               <w:rPr>
                 <w:rFonts w:ascii="宋体" w:eastAsia="宋体" w:hAnsi="宋体"/>
-                <w:sz w:val="21"/>
+                <w:sz w:val="20"/>
                 <w:szCs w:val="21"/>
               </w:rPr>
               <w:t>20.35</w:t>
@@ -6992,14 +7861,14 @@
               <w:pStyle w:val="Compact"/>
               <w:rPr>
                 <w:rFonts w:ascii="宋体" w:eastAsia="宋体" w:hAnsi="宋体"/>
-                <w:sz w:val="21"/>
+                <w:sz w:val="20"/>
                 <w:szCs w:val="21"/>
               </w:rPr>
             </w:pPr>
             <w:r>
               <w:rPr>
                 <w:rFonts w:ascii="宋体" w:eastAsia="宋体" w:hAnsi="宋体"/>
-                <w:sz w:val="21"/>
+                <w:sz w:val="20"/>
                 <w:szCs w:val="21"/>
               </w:rPr>
               <w:t>45</w:t>
@@ -7013,18 +7882,26 @@
         <w:pStyle w:val="3"/>
         <w:rPr>
           <w:rFonts w:ascii="宋体" w:eastAsia="宋体" w:hAnsi="宋体"/>
-          <w:sz w:val="21"/>
+          <w:sz w:val="20"/>
           <w:szCs w:val="21"/>
         </w:rPr>
       </w:pPr>
-      <w:bookmarkStart w:id="13" w:name="动态测试结果"/>
-      <w:bookmarkEnd w:id="12"/>
-      <w:r>
-        <w:rPr>
-          <w:rFonts w:ascii="宋体" w:eastAsia="宋体" w:hAnsi="宋体"/>
+      <w:bookmarkStart w:id="14" w:name="动态测试结果"/>
+      <w:bookmarkEnd w:id="13"/>
+      <w:r>
+        <w:rPr>
+          <w:rFonts w:ascii="宋体" w:eastAsia="宋体" w:hAnsi="宋体"/>
+          <w:sz w:val="22"/>
         </w:rPr>
         <w:lastRenderedPageBreak/>
-        <w:t>4.2 动态测试结果</w:t>
+        <w:t xml:space="preserve">4.2 </w:t>
+      </w:r>
+      <w:r>
+        <w:rPr>
+          <w:rFonts w:ascii="宋体" w:eastAsia="宋体" w:hAnsi="宋体"/>
+          <w:sz w:val="22"/>
+        </w:rPr>
+        <w:t>动态测试结果</w:t>
       </w:r>
     </w:p>
     <w:p>
@@ -7032,7 +7909,7 @@
         <w:pStyle w:val="FirstParagraph"/>
         <w:rPr>
           <w:rFonts w:ascii="宋体" w:eastAsia="宋体" w:hAnsi="宋体"/>
-          <w:sz w:val="21"/>
+          <w:sz w:val="20"/>
           <w:szCs w:val="21"/>
           <w:lang w:eastAsia="zh-CN"/>
         </w:rPr>
@@ -7040,17 +7917,26 @@
       <w:r>
         <w:rPr>
           <w:rFonts w:ascii="宋体" w:eastAsia="宋体" w:hAnsi="宋体"/>
-          <w:sz w:val="21"/>
-          <w:szCs w:val="21"/>
-          <w:lang w:eastAsia="zh-CN"/>
-        </w:rPr>
-        <w:t xml:space="preserve">在 </w:t>
+          <w:sz w:val="20"/>
+          <w:szCs w:val="21"/>
+          <w:lang w:eastAsia="zh-CN"/>
+        </w:rPr>
+        <w:t>在</w:t>
+      </w:r>
+      <w:r>
+        <w:rPr>
+          <w:rFonts w:ascii="宋体" w:eastAsia="宋体" w:hAnsi="宋体"/>
+          <w:sz w:val="20"/>
+          <w:szCs w:val="21"/>
+          <w:lang w:eastAsia="zh-CN"/>
+        </w:rPr>
+        <w:t xml:space="preserve"> </w:t>
       </w:r>
       <w:r>
         <w:rPr>
           <w:rStyle w:val="VerbatimChar"/>
           <w:rFonts w:ascii="宋体" w:eastAsia="宋体" w:hAnsi="宋体"/>
-          <w:sz w:val="21"/>
+          <w:sz w:val="20"/>
           <w:szCs w:val="21"/>
           <w:lang w:eastAsia="zh-CN"/>
         </w:rPr>
@@ -7059,11 +7945,56 @@
       <w:r>
         <w:rPr>
           <w:rFonts w:ascii="宋体" w:eastAsia="宋体" w:hAnsi="宋体"/>
-          <w:sz w:val="21"/>
-          <w:szCs w:val="21"/>
-          <w:lang w:eastAsia="zh-CN"/>
-        </w:rPr>
-        <w:t xml:space="preserve"> 中进行了 30 组随机目标位置 + 随机小车速度的测试：</w:t>
+          <w:sz w:val="20"/>
+          <w:szCs w:val="21"/>
+          <w:lang w:eastAsia="zh-CN"/>
+        </w:rPr>
+        <w:t xml:space="preserve"> </w:t>
+      </w:r>
+      <w:r>
+        <w:rPr>
+          <w:rFonts w:ascii="宋体" w:eastAsia="宋体" w:hAnsi="宋体"/>
+          <w:sz w:val="20"/>
+          <w:szCs w:val="21"/>
+          <w:lang w:eastAsia="zh-CN"/>
+        </w:rPr>
+        <w:t>中进行了</w:t>
+      </w:r>
+      <w:r>
+        <w:rPr>
+          <w:rFonts w:ascii="宋体" w:eastAsia="宋体" w:hAnsi="宋体"/>
+          <w:sz w:val="20"/>
+          <w:szCs w:val="21"/>
+          <w:lang w:eastAsia="zh-CN"/>
+        </w:rPr>
+        <w:t xml:space="preserve"> 30 </w:t>
+      </w:r>
+      <w:r>
+        <w:rPr>
+          <w:rFonts w:ascii="宋体" w:eastAsia="宋体" w:hAnsi="宋体"/>
+          <w:sz w:val="20"/>
+          <w:szCs w:val="21"/>
+          <w:lang w:eastAsia="zh-CN"/>
+        </w:rPr>
+        <w:t>组随机目标位置</w:t>
+      </w:r>
+      <w:r>
+        <w:rPr>
+          <w:rFonts w:ascii="宋体" w:eastAsia="宋体" w:hAnsi="宋体"/>
+          <w:sz w:val="20"/>
+          <w:szCs w:val="21"/>
+          <w:lang w:eastAsia="zh-CN"/>
+        </w:rPr>
+        <w:t xml:space="preserve"> + </w:t>
+      </w:r>
+      <w:r>
+        <w:rPr>
+          <w:rFonts w:ascii="宋体" w:eastAsia="宋体" w:hAnsi="宋体"/>
+          <w:sz w:val="20"/>
+          <w:szCs w:val="21"/>
+          <w:lang w:eastAsia="zh-CN"/>
+        </w:rPr>
+        <w:t>随机小车速度的测试：</w:t>
       </w:r>
     </w:p>
     <w:tbl>
@@ -7081,8 +8012,8 @@
         <w:tblLook w:val="0020" w:firstRow="1" w:lastRow="0" w:firstColumn="0" w:lastColumn="0" w:noHBand="0" w:noVBand="0"/>
       </w:tblPr>
       <w:tblGrid>
-        <w:gridCol w:w="1476"/>
-        <w:gridCol w:w="2421"/>
+        <w:gridCol w:w="1416"/>
+        <w:gridCol w:w="2316"/>
       </w:tblGrid>
       <w:tr>
         <w:trPr>
@@ -7105,7 +8036,7 @@
               <w:pStyle w:val="Compact"/>
               <w:rPr>
                 <w:rFonts w:ascii="宋体" w:eastAsia="宋体" w:hAnsi="宋体"/>
-                <w:sz w:val="21"/>
+                <w:sz w:val="20"/>
                 <w:szCs w:val="21"/>
               </w:rPr>
             </w:pPr>
@@ -7115,7 +8046,7 @@
                 <w:rFonts w:ascii="宋体" w:eastAsia="宋体" w:hAnsi="宋体"/>
                 <w:b/>
                 <w:color w:val="1E3A8A"/>
-                <w:sz w:val="21"/>
+                <w:sz w:val="20"/>
                 <w:szCs w:val="21"/>
               </w:rPr>
               <w:t>指标</w:t>
@@ -7139,7 +8070,7 @@
               <w:pStyle w:val="Compact"/>
               <w:rPr>
                 <w:rFonts w:ascii="宋体" w:eastAsia="宋体" w:hAnsi="宋体"/>
-                <w:sz w:val="21"/>
+                <w:sz w:val="20"/>
                 <w:szCs w:val="21"/>
               </w:rPr>
             </w:pPr>
@@ -7148,7 +8079,7 @@
                 <w:rFonts w:ascii="宋体" w:eastAsia="宋体" w:hAnsi="宋体"/>
                 <w:b/>
                 <w:color w:val="1E3A8A"/>
-                <w:sz w:val="21"/>
+                <w:sz w:val="20"/>
                 <w:szCs w:val="21"/>
               </w:rPr>
               <w:t>数值</w:t>
@@ -7172,14 +8103,14 @@
               <w:pStyle w:val="Compact"/>
               <w:rPr>
                 <w:rFonts w:ascii="宋体" w:eastAsia="宋体" w:hAnsi="宋体"/>
-                <w:sz w:val="21"/>
+                <w:sz w:val="20"/>
                 <w:szCs w:val="21"/>
               </w:rPr>
             </w:pPr>
             <w:r>
               <w:rPr>
                 <w:rFonts w:ascii="宋体" w:eastAsia="宋体" w:hAnsi="宋体"/>
-                <w:sz w:val="21"/>
+                <w:sz w:val="20"/>
                 <w:szCs w:val="21"/>
               </w:rPr>
               <w:t>测试次数</w:t>
@@ -7201,14 +8132,14 @@
               <w:pStyle w:val="Compact"/>
               <w:rPr>
                 <w:rFonts w:ascii="宋体" w:eastAsia="宋体" w:hAnsi="宋体"/>
-                <w:sz w:val="21"/>
+                <w:sz w:val="20"/>
                 <w:szCs w:val="21"/>
               </w:rPr>
             </w:pPr>
             <w:r>
               <w:rPr>
                 <w:rFonts w:ascii="宋体" w:eastAsia="宋体" w:hAnsi="宋体"/>
-                <w:sz w:val="21"/>
+                <w:sz w:val="20"/>
                 <w:szCs w:val="21"/>
               </w:rPr>
               <w:t>30</w:t>
@@ -7233,14 +8164,14 @@
               <w:pStyle w:val="Compact"/>
               <w:rPr>
                 <w:rFonts w:ascii="宋体" w:eastAsia="宋体" w:hAnsi="宋体"/>
-                <w:sz w:val="21"/>
+                <w:sz w:val="20"/>
                 <w:szCs w:val="21"/>
               </w:rPr>
             </w:pPr>
             <w:r>
               <w:rPr>
                 <w:rFonts w:ascii="宋体" w:eastAsia="宋体" w:hAnsi="宋体"/>
-                <w:sz w:val="21"/>
+                <w:sz w:val="20"/>
                 <w:szCs w:val="21"/>
               </w:rPr>
               <w:t>平均落点误差</w:t>
@@ -7263,7 +8194,7 @@
               <w:pStyle w:val="Compact"/>
               <w:rPr>
                 <w:rFonts w:ascii="宋体" w:eastAsia="宋体" w:hAnsi="宋体"/>
-                <w:sz w:val="21"/>
+                <w:sz w:val="20"/>
                 <w:szCs w:val="21"/>
               </w:rPr>
             </w:pPr>
@@ -7272,7 +8203,7 @@
                 <w:rFonts w:ascii="宋体" w:eastAsia="宋体" w:hAnsi="宋体"/>
                 <w:b/>
                 <w:bCs/>
-                <w:sz w:val="21"/>
+                <w:sz w:val="20"/>
                 <w:szCs w:val="21"/>
               </w:rPr>
               <w:t>&lt; 0.08 m</w:t>
@@ -7296,14 +8227,14 @@
               <w:pStyle w:val="Compact"/>
               <w:rPr>
                 <w:rFonts w:ascii="宋体" w:eastAsia="宋体" w:hAnsi="宋体"/>
-                <w:sz w:val="21"/>
+                <w:sz w:val="20"/>
                 <w:szCs w:val="21"/>
               </w:rPr>
             </w:pPr>
             <w:r>
               <w:rPr>
                 <w:rFonts w:ascii="宋体" w:eastAsia="宋体" w:hAnsi="宋体"/>
-                <w:sz w:val="21"/>
+                <w:sz w:val="20"/>
                 <w:szCs w:val="21"/>
               </w:rPr>
               <w:t>最大落点误差</w:t>
@@ -7325,14 +8256,14 @@
               <w:pStyle w:val="Compact"/>
               <w:rPr>
                 <w:rFonts w:ascii="宋体" w:eastAsia="宋体" w:hAnsi="宋体"/>
-                <w:sz w:val="21"/>
+                <w:sz w:val="20"/>
                 <w:szCs w:val="21"/>
               </w:rPr>
             </w:pPr>
             <w:r>
               <w:rPr>
                 <w:rFonts w:ascii="宋体" w:eastAsia="宋体" w:hAnsi="宋体"/>
-                <w:sz w:val="21"/>
+                <w:sz w:val="20"/>
                 <w:szCs w:val="21"/>
               </w:rPr>
               <w:t>&lt; 0.15 m</w:t>
@@ -7357,14 +8288,14 @@
               <w:pStyle w:val="Compact"/>
               <w:rPr>
                 <w:rFonts w:ascii="宋体" w:eastAsia="宋体" w:hAnsi="宋体"/>
-                <w:sz w:val="21"/>
+                <w:sz w:val="20"/>
                 <w:szCs w:val="21"/>
               </w:rPr>
             </w:pPr>
             <w:r>
               <w:rPr>
                 <w:rFonts w:ascii="宋体" w:eastAsia="宋体" w:hAnsi="宋体"/>
-                <w:sz w:val="21"/>
+                <w:sz w:val="20"/>
                 <w:szCs w:val="21"/>
               </w:rPr>
               <w:t>单次求解耗时</w:t>
@@ -7387,17 +8318,41 @@
               <w:pStyle w:val="Compact"/>
               <w:rPr>
                 <w:rFonts w:ascii="宋体" w:eastAsia="宋体" w:hAnsi="宋体"/>
-                <w:sz w:val="21"/>
+                <w:sz w:val="20"/>
                 <w:szCs w:val="21"/>
               </w:rPr>
             </w:pPr>
             <w:r>
               <w:rPr>
                 <w:rFonts w:ascii="宋体" w:eastAsia="宋体" w:hAnsi="宋体"/>
-                <w:sz w:val="21"/>
-                <w:szCs w:val="21"/>
-              </w:rPr>
-              <w:t>&lt; 2 ms（Control Hub）</w:t>
+                <w:sz w:val="20"/>
+                <w:szCs w:val="21"/>
+              </w:rPr>
+              <w:t>&lt; 2 ms</w:t>
+            </w:r>
+            <w:r>
+              <w:rPr>
+                <w:rFonts w:ascii="宋体" w:eastAsia="宋体" w:hAnsi="宋体"/>
+                <w:sz w:val="20"/>
+                <w:szCs w:val="21"/>
+              </w:rPr>
+              <w:t>（</w:t>
+            </w:r>
+            <w:r>
+              <w:rPr>
+                <w:rFonts w:ascii="宋体" w:eastAsia="宋体" w:hAnsi="宋体"/>
+                <w:sz w:val="20"/>
+                <w:szCs w:val="21"/>
+              </w:rPr>
+              <w:t>Control Hub</w:t>
+            </w:r>
+            <w:r>
+              <w:rPr>
+                <w:rFonts w:ascii="宋体" w:eastAsia="宋体" w:hAnsi="宋体"/>
+                <w:sz w:val="20"/>
+                <w:szCs w:val="21"/>
+              </w:rPr>
+              <w:t>）</w:t>
             </w:r>
           </w:p>
         </w:tc>
@@ -7408,7 +8363,7 @@
         <w:pStyle w:val="a0"/>
         <w:rPr>
           <w:rFonts w:ascii="宋体" w:eastAsia="宋体" w:hAnsi="宋体"/>
-          <w:sz w:val="21"/>
+          <w:sz w:val="20"/>
           <w:szCs w:val="21"/>
           <w:lang w:eastAsia="zh-CN"/>
         </w:rPr>
@@ -7416,11 +8371,29 @@
       <w:r>
         <w:rPr>
           <w:rFonts w:ascii="宋体" w:eastAsia="宋体" w:hAnsi="宋体"/>
-          <w:sz w:val="21"/>
-          <w:szCs w:val="21"/>
-          <w:lang w:eastAsia="zh-CN"/>
-        </w:rPr>
-        <w:t>对比：传统线性回归模型在同等条件下平均误差约 0.3~0.5 m。</w:t>
+          <w:sz w:val="20"/>
+          <w:szCs w:val="21"/>
+          <w:lang w:eastAsia="zh-CN"/>
+        </w:rPr>
+        <w:t>对比：传统线性回归模型在同等条件下平均误差约</w:t>
+      </w:r>
+      <w:r>
+        <w:rPr>
+          <w:rFonts w:ascii="宋体" w:eastAsia="宋体" w:hAnsi="宋体"/>
+          <w:sz w:val="20"/>
+          <w:szCs w:val="21"/>
+          <w:lang w:eastAsia="zh-CN"/>
+        </w:rPr>
+        <w:t xml:space="preserve"> 0.3~0.5 m</w:t>
+      </w:r>
+      <w:r>
+        <w:rPr>
+          <w:rFonts w:ascii="宋体" w:eastAsia="宋体" w:hAnsi="宋体"/>
+          <w:sz w:val="20"/>
+          <w:szCs w:val="21"/>
+          <w:lang w:eastAsia="zh-CN"/>
+        </w:rPr>
+        <w:t>。</w:t>
       </w:r>
     </w:p>
     <w:p>
@@ -7428,15 +8401,27 @@
         <w:pStyle w:val="3"/>
         <w:rPr>
           <w:rFonts w:ascii="宋体" w:eastAsia="宋体" w:hAnsi="宋体"/>
+          <w:sz w:val="22"/>
+          <w:lang w:eastAsia="zh-CN"/>
         </w:rPr>
       </w:pPr>
-      <w:bookmarkStart w:id="14" w:name="飞行时间预测"/>
-      <w:bookmarkEnd w:id="13"/>
-      <w:r>
-        <w:rPr>
-          <w:rFonts w:ascii="宋体" w:eastAsia="宋体" w:hAnsi="宋体"/>
-        </w:rPr>
-        <w:t>4.3 飞行时间预测</w:t>
+      <w:bookmarkStart w:id="15" w:name="飞行时间预测"/>
+      <w:bookmarkEnd w:id="14"/>
+      <w:r>
+        <w:rPr>
+          <w:rFonts w:ascii="宋体" w:eastAsia="宋体" w:hAnsi="宋体"/>
+          <w:sz w:val="22"/>
+          <w:lang w:eastAsia="zh-CN"/>
+        </w:rPr>
+        <w:t xml:space="preserve">4.3 </w:t>
+      </w:r>
+      <w:r>
+        <w:rPr>
+          <w:rFonts w:ascii="宋体" w:eastAsia="宋体" w:hAnsi="宋体"/>
+          <w:sz w:val="22"/>
+          <w:lang w:eastAsia="zh-CN"/>
+        </w:rPr>
+        <w:t>飞行时间预测</w:t>
       </w:r>
     </w:p>
     <w:p>
@@ -7444,7 +8429,7 @@
         <w:pStyle w:val="FirstParagraph"/>
         <w:rPr>
           <w:rFonts w:ascii="宋体" w:eastAsia="宋体" w:hAnsi="宋体"/>
-          <w:sz w:val="21"/>
+          <w:sz w:val="20"/>
           <w:szCs w:val="21"/>
           <w:lang w:eastAsia="zh-CN"/>
         </w:rPr>
@@ -7452,11 +8437,20 @@
       <w:r>
         <w:rPr>
           <w:rFonts w:ascii="宋体" w:eastAsia="宋体" w:hAnsi="宋体"/>
-          <w:sz w:val="21"/>
-          <w:szCs w:val="21"/>
-          <w:lang w:eastAsia="zh-CN"/>
-        </w:rPr>
-        <w:t xml:space="preserve">固定仰角 </w:t>
+          <w:sz w:val="20"/>
+          <w:szCs w:val="21"/>
+          <w:lang w:eastAsia="zh-CN"/>
+        </w:rPr>
+        <w:t>固定仰角</w:t>
+      </w:r>
+      <w:r>
+        <w:rPr>
+          <w:rFonts w:ascii="宋体" w:eastAsia="宋体" w:hAnsi="宋体"/>
+          <w:sz w:val="20"/>
+          <w:szCs w:val="21"/>
+          <w:lang w:eastAsia="zh-CN"/>
+        </w:rPr>
+        <w:t xml:space="preserve"> </w:t>
       </w:r>
       <m:oMath>
         <m:sSup>
@@ -7464,7 +8458,7 @@
             <m:ctrlPr>
               <w:rPr>
                 <w:rFonts w:ascii="Cambria Math" w:eastAsia="宋体" w:hAnsi="Cambria Math"/>
-                <w:sz w:val="21"/>
+                <w:sz w:val="20"/>
                 <w:szCs w:val="21"/>
               </w:rPr>
             </m:ctrlPr>
@@ -7473,7 +8467,7 @@
             <m:r>
               <w:rPr>
                 <w:rFonts w:ascii="Cambria Math" w:eastAsia="宋体" w:hAnsi="Cambria Math"/>
-                <w:sz w:val="21"/>
+                <w:sz w:val="20"/>
                 <w:szCs w:val="21"/>
                 <w:lang w:eastAsia="zh-CN"/>
               </w:rPr>
@@ -7487,7 +8481,7 @@
               </m:rPr>
               <w:rPr>
                 <w:rFonts w:ascii="Cambria Math" w:eastAsia="宋体" w:hAnsi="Cambria Math"/>
-                <w:sz w:val="21"/>
+                <w:sz w:val="20"/>
                 <w:szCs w:val="21"/>
                 <w:lang w:eastAsia="zh-CN"/>
               </w:rPr>
@@ -7499,11 +8493,20 @@
       <w:r>
         <w:rPr>
           <w:rFonts w:ascii="宋体" w:eastAsia="宋体" w:hAnsi="宋体"/>
-          <w:sz w:val="21"/>
-          <w:szCs w:val="21"/>
-          <w:lang w:eastAsia="zh-CN"/>
-        </w:rPr>
-        <w:t xml:space="preserve">，不同 </w:t>
+          <w:sz w:val="20"/>
+          <w:szCs w:val="21"/>
+          <w:lang w:eastAsia="zh-CN"/>
+        </w:rPr>
+        <w:t>，不同</w:t>
+      </w:r>
+      <w:r>
+        <w:rPr>
+          <w:rFonts w:ascii="宋体" w:eastAsia="宋体" w:hAnsi="宋体"/>
+          <w:sz w:val="20"/>
+          <w:szCs w:val="21"/>
+          <w:lang w:eastAsia="zh-CN"/>
+        </w:rPr>
+        <w:t xml:space="preserve"> </w:t>
       </w:r>
       <m:oMath>
         <m:sSub>
@@ -7511,7 +8514,7 @@
             <m:ctrlPr>
               <w:rPr>
                 <w:rFonts w:ascii="Cambria Math" w:eastAsia="宋体" w:hAnsi="Cambria Math"/>
-                <w:sz w:val="21"/>
+                <w:sz w:val="20"/>
                 <w:szCs w:val="21"/>
               </w:rPr>
             </m:ctrlPr>
@@ -7520,7 +8523,7 @@
             <m:r>
               <w:rPr>
                 <w:rFonts w:ascii="Cambria Math" w:eastAsia="宋体" w:hAnsi="Cambria Math"/>
-                <w:sz w:val="21"/>
+                <w:sz w:val="20"/>
                 <w:szCs w:val="21"/>
                 <w:lang w:eastAsia="zh-CN"/>
               </w:rPr>
@@ -7531,7 +8534,7 @@
             <m:r>
               <w:rPr>
                 <w:rFonts w:ascii="Cambria Math" w:eastAsia="宋体" w:hAnsi="Cambria Math"/>
-                <w:sz w:val="21"/>
+                <w:sz w:val="20"/>
                 <w:szCs w:val="21"/>
                 <w:lang w:eastAsia="zh-CN"/>
               </w:rPr>
@@ -7543,11 +8546,20 @@
       <w:r>
         <w:rPr>
           <w:rFonts w:ascii="宋体" w:eastAsia="宋体" w:hAnsi="宋体"/>
-          <w:sz w:val="21"/>
-          <w:szCs w:val="21"/>
-          <w:lang w:eastAsia="zh-CN"/>
-        </w:rPr>
-        <w:t xml:space="preserve"> 对射程的影响：</w:t>
+          <w:sz w:val="20"/>
+          <w:szCs w:val="21"/>
+          <w:lang w:eastAsia="zh-CN"/>
+        </w:rPr>
+        <w:t xml:space="preserve"> </w:t>
+      </w:r>
+      <w:r>
+        <w:rPr>
+          <w:rFonts w:ascii="宋体" w:eastAsia="宋体" w:hAnsi="宋体"/>
+          <w:sz w:val="20"/>
+          <w:szCs w:val="21"/>
+          <w:lang w:eastAsia="zh-CN"/>
+        </w:rPr>
+        <w:t>对射程的影响：</w:t>
       </w:r>
     </w:p>
     <w:tbl>
@@ -7565,9 +8577,9 @@
         <w:tblLook w:val="0020" w:firstRow="1" w:lastRow="0" w:firstColumn="0" w:lastColumn="0" w:noHBand="0" w:noVBand="0"/>
       </w:tblPr>
       <w:tblGrid>
-        <w:gridCol w:w="741"/>
-        <w:gridCol w:w="2011"/>
-        <w:gridCol w:w="2117"/>
+        <w:gridCol w:w="716"/>
+        <w:gridCol w:w="1926"/>
+        <w:gridCol w:w="2027"/>
       </w:tblGrid>
       <w:tr>
         <w:trPr>
@@ -7590,7 +8602,7 @@
               <w:pStyle w:val="Compact"/>
               <w:rPr>
                 <w:rFonts w:ascii="宋体" w:eastAsia="宋体" w:hAnsi="宋体"/>
-                <w:sz w:val="21"/>
+                <w:sz w:val="20"/>
                 <w:szCs w:val="21"/>
               </w:rPr>
             </w:pPr>
@@ -7601,7 +8613,7 @@
                     <m:ctrlPr>
                       <w:rPr>
                         <w:rFonts w:ascii="Cambria Math" w:eastAsia="宋体" w:hAnsi="Cambria Math"/>
-                        <w:sz w:val="21"/>
+                        <w:sz w:val="20"/>
                         <w:szCs w:val="21"/>
                       </w:rPr>
                     </m:ctrlPr>
@@ -7610,7 +8622,7 @@
                     <m:r>
                       <w:rPr>
                         <w:rFonts w:ascii="Cambria Math" w:eastAsia="宋体" w:hAnsi="Cambria Math"/>
-                        <w:sz w:val="21"/>
+                        <w:sz w:val="20"/>
                         <w:szCs w:val="21"/>
                       </w:rPr>
                       <m:t>k</m:t>
@@ -7620,7 +8632,7 @@
                     <m:r>
                       <w:rPr>
                         <w:rFonts w:ascii="Cambria Math" w:eastAsia="宋体" w:hAnsi="Cambria Math"/>
-                        <w:sz w:val="21"/>
+                        <w:sz w:val="20"/>
                         <w:szCs w:val="21"/>
                       </w:rPr>
                       <m:t>x</m:t>
@@ -7647,7 +8659,7 @@
               <w:pStyle w:val="Compact"/>
               <w:rPr>
                 <w:rFonts w:ascii="宋体" w:eastAsia="宋体" w:hAnsi="宋体"/>
-                <w:sz w:val="21"/>
+                <w:sz w:val="20"/>
                 <w:szCs w:val="21"/>
               </w:rPr>
             </w:pPr>
@@ -7656,10 +8668,30 @@
                 <w:rFonts w:ascii="宋体" w:eastAsia="宋体" w:hAnsi="宋体"/>
                 <w:b/>
                 <w:color w:val="1E3A8A"/>
-                <w:sz w:val="21"/>
-                <w:szCs w:val="21"/>
-              </w:rPr>
-              <w:t>初速度 5 m/s 射程</w:t>
+                <w:sz w:val="20"/>
+                <w:szCs w:val="21"/>
+              </w:rPr>
+              <w:t>初速度</w:t>
+            </w:r>
+            <w:r>
+              <w:rPr>
+                <w:rFonts w:ascii="宋体" w:eastAsia="宋体" w:hAnsi="宋体"/>
+                <w:b/>
+                <w:color w:val="1E3A8A"/>
+                <w:sz w:val="20"/>
+                <w:szCs w:val="21"/>
+              </w:rPr>
+              <w:t xml:space="preserve"> 5 m/s </w:t>
+            </w:r>
+            <w:r>
+              <w:rPr>
+                <w:rFonts w:ascii="宋体" w:eastAsia="宋体" w:hAnsi="宋体"/>
+                <w:b/>
+                <w:color w:val="1E3A8A"/>
+                <w:sz w:val="20"/>
+                <w:szCs w:val="21"/>
+              </w:rPr>
+              <w:t>射程</w:t>
             </w:r>
           </w:p>
         </w:tc>
@@ -7679,7 +8711,7 @@
               <w:pStyle w:val="Compact"/>
               <w:rPr>
                 <w:rFonts w:ascii="宋体" w:eastAsia="宋体" w:hAnsi="宋体"/>
-                <w:sz w:val="21"/>
+                <w:sz w:val="20"/>
                 <w:szCs w:val="21"/>
               </w:rPr>
             </w:pPr>
@@ -7688,10 +8720,30 @@
                 <w:rFonts w:ascii="宋体" w:eastAsia="宋体" w:hAnsi="宋体"/>
                 <w:b/>
                 <w:color w:val="1E3A8A"/>
-                <w:sz w:val="21"/>
-                <w:szCs w:val="21"/>
-              </w:rPr>
-              <w:t>初速度 10 m/s 射程</w:t>
+                <w:sz w:val="20"/>
+                <w:szCs w:val="21"/>
+              </w:rPr>
+              <w:t>初速度</w:t>
+            </w:r>
+            <w:r>
+              <w:rPr>
+                <w:rFonts w:ascii="宋体" w:eastAsia="宋体" w:hAnsi="宋体"/>
+                <w:b/>
+                <w:color w:val="1E3A8A"/>
+                <w:sz w:val="20"/>
+                <w:szCs w:val="21"/>
+              </w:rPr>
+              <w:t xml:space="preserve"> 10 m/s </w:t>
+            </w:r>
+            <w:r>
+              <w:rPr>
+                <w:rFonts w:ascii="宋体" w:eastAsia="宋体" w:hAnsi="宋体"/>
+                <w:b/>
+                <w:color w:val="1E3A8A"/>
+                <w:sz w:val="20"/>
+                <w:szCs w:val="21"/>
+              </w:rPr>
+              <w:t>射程</w:t>
             </w:r>
           </w:p>
         </w:tc>
@@ -7712,14 +8764,14 @@
               <w:pStyle w:val="Compact"/>
               <w:rPr>
                 <w:rFonts w:ascii="宋体" w:eastAsia="宋体" w:hAnsi="宋体"/>
-                <w:sz w:val="21"/>
+                <w:sz w:val="20"/>
                 <w:szCs w:val="21"/>
               </w:rPr>
             </w:pPr>
             <w:r>
               <w:rPr>
                 <w:rFonts w:ascii="宋体" w:eastAsia="宋体" w:hAnsi="宋体"/>
-                <w:sz w:val="21"/>
+                <w:sz w:val="20"/>
                 <w:szCs w:val="21"/>
               </w:rPr>
               <w:t>0.000</w:t>
@@ -7741,14 +8793,14 @@
               <w:pStyle w:val="Compact"/>
               <w:rPr>
                 <w:rFonts w:ascii="宋体" w:eastAsia="宋体" w:hAnsi="宋体"/>
-                <w:sz w:val="21"/>
+                <w:sz w:val="20"/>
                 <w:szCs w:val="21"/>
               </w:rPr>
             </w:pPr>
             <w:r>
               <w:rPr>
                 <w:rFonts w:ascii="宋体" w:eastAsia="宋体" w:hAnsi="宋体"/>
-                <w:sz w:val="21"/>
+                <w:sz w:val="20"/>
                 <w:szCs w:val="21"/>
               </w:rPr>
               <w:t>2.55 m</w:t>
@@ -7770,14 +8822,14 @@
               <w:pStyle w:val="Compact"/>
               <w:rPr>
                 <w:rFonts w:ascii="宋体" w:eastAsia="宋体" w:hAnsi="宋体"/>
-                <w:sz w:val="21"/>
+                <w:sz w:val="20"/>
                 <w:szCs w:val="21"/>
               </w:rPr>
             </w:pPr>
             <w:r>
               <w:rPr>
                 <w:rFonts w:ascii="宋体" w:eastAsia="宋体" w:hAnsi="宋体"/>
-                <w:sz w:val="21"/>
+                <w:sz w:val="20"/>
                 <w:szCs w:val="21"/>
               </w:rPr>
               <w:t>10.19 m</w:t>
@@ -7802,14 +8854,14 @@
               <w:pStyle w:val="Compact"/>
               <w:rPr>
                 <w:rFonts w:ascii="宋体" w:eastAsia="宋体" w:hAnsi="宋体"/>
-                <w:sz w:val="21"/>
+                <w:sz w:val="20"/>
                 <w:szCs w:val="21"/>
               </w:rPr>
             </w:pPr>
             <w:r>
               <w:rPr>
                 <w:rFonts w:ascii="宋体" w:eastAsia="宋体" w:hAnsi="宋体"/>
-                <w:sz w:val="21"/>
+                <w:sz w:val="20"/>
                 <w:szCs w:val="21"/>
               </w:rPr>
               <w:t>0.005</w:t>
@@ -7832,14 +8884,14 @@
               <w:pStyle w:val="Compact"/>
               <w:rPr>
                 <w:rFonts w:ascii="宋体" w:eastAsia="宋体" w:hAnsi="宋体"/>
-                <w:sz w:val="21"/>
+                <w:sz w:val="20"/>
                 <w:szCs w:val="21"/>
               </w:rPr>
             </w:pPr>
             <w:r>
               <w:rPr>
                 <w:rFonts w:ascii="宋体" w:eastAsia="宋体" w:hAnsi="宋体"/>
-                <w:sz w:val="21"/>
+                <w:sz w:val="20"/>
                 <w:szCs w:val="21"/>
               </w:rPr>
               <w:t>2.52 m</w:t>
@@ -7862,14 +8914,14 @@
               <w:pStyle w:val="Compact"/>
               <w:rPr>
                 <w:rFonts w:ascii="宋体" w:eastAsia="宋体" w:hAnsi="宋体"/>
-                <w:sz w:val="21"/>
+                <w:sz w:val="20"/>
                 <w:szCs w:val="21"/>
               </w:rPr>
             </w:pPr>
             <w:r>
               <w:rPr>
                 <w:rFonts w:ascii="宋体" w:eastAsia="宋体" w:hAnsi="宋体"/>
-                <w:sz w:val="21"/>
+                <w:sz w:val="20"/>
                 <w:szCs w:val="21"/>
               </w:rPr>
               <w:t>9.82 m</w:t>
@@ -7893,14 +8945,14 @@
               <w:pStyle w:val="Compact"/>
               <w:rPr>
                 <w:rFonts w:ascii="宋体" w:eastAsia="宋体" w:hAnsi="宋体"/>
-                <w:sz w:val="21"/>
+                <w:sz w:val="20"/>
                 <w:szCs w:val="21"/>
               </w:rPr>
             </w:pPr>
             <w:r>
               <w:rPr>
                 <w:rFonts w:ascii="宋体" w:eastAsia="宋体" w:hAnsi="宋体"/>
-                <w:sz w:val="21"/>
+                <w:sz w:val="20"/>
                 <w:szCs w:val="21"/>
               </w:rPr>
               <w:t>0.010</w:t>
@@ -7922,14 +8974,14 @@
               <w:pStyle w:val="Compact"/>
               <w:rPr>
                 <w:rFonts w:ascii="宋体" w:eastAsia="宋体" w:hAnsi="宋体"/>
-                <w:sz w:val="21"/>
+                <w:sz w:val="20"/>
                 <w:szCs w:val="21"/>
               </w:rPr>
             </w:pPr>
             <w:r>
               <w:rPr>
                 <w:rFonts w:ascii="宋体" w:eastAsia="宋体" w:hAnsi="宋体"/>
-                <w:sz w:val="21"/>
+                <w:sz w:val="20"/>
                 <w:szCs w:val="21"/>
               </w:rPr>
               <w:t>2.48 m</w:t>
@@ -7951,14 +9003,14 @@
               <w:pStyle w:val="Compact"/>
               <w:rPr>
                 <w:rFonts w:ascii="宋体" w:eastAsia="宋体" w:hAnsi="宋体"/>
-                <w:sz w:val="21"/>
+                <w:sz w:val="20"/>
                 <w:szCs w:val="21"/>
               </w:rPr>
             </w:pPr>
             <w:r>
               <w:rPr>
                 <w:rFonts w:ascii="宋体" w:eastAsia="宋体" w:hAnsi="宋体"/>
-                <w:sz w:val="21"/>
+                <w:sz w:val="20"/>
                 <w:szCs w:val="21"/>
               </w:rPr>
               <w:t>9.45 m</w:t>
@@ -7983,14 +9035,14 @@
               <w:pStyle w:val="Compact"/>
               <w:rPr>
                 <w:rFonts w:ascii="宋体" w:eastAsia="宋体" w:hAnsi="宋体"/>
-                <w:sz w:val="21"/>
+                <w:sz w:val="20"/>
                 <w:szCs w:val="21"/>
               </w:rPr>
             </w:pPr>
             <w:r>
               <w:rPr>
                 <w:rFonts w:ascii="宋体" w:eastAsia="宋体" w:hAnsi="宋体"/>
-                <w:sz w:val="21"/>
+                <w:sz w:val="20"/>
                 <w:szCs w:val="21"/>
               </w:rPr>
               <w:t>0.020</w:t>
@@ -8013,14 +9065,14 @@
               <w:pStyle w:val="Compact"/>
               <w:rPr>
                 <w:rFonts w:ascii="宋体" w:eastAsia="宋体" w:hAnsi="宋体"/>
-                <w:sz w:val="21"/>
+                <w:sz w:val="20"/>
                 <w:szCs w:val="21"/>
               </w:rPr>
             </w:pPr>
             <w:r>
               <w:rPr>
                 <w:rFonts w:ascii="宋体" w:eastAsia="宋体" w:hAnsi="宋体"/>
-                <w:sz w:val="21"/>
+                <w:sz w:val="20"/>
                 <w:szCs w:val="21"/>
               </w:rPr>
               <w:t>2.40 m</w:t>
@@ -8043,14 +9095,14 @@
               <w:pStyle w:val="Compact"/>
               <w:rPr>
                 <w:rFonts w:ascii="宋体" w:eastAsia="宋体" w:hAnsi="宋体"/>
-                <w:sz w:val="21"/>
+                <w:sz w:val="20"/>
                 <w:szCs w:val="21"/>
               </w:rPr>
             </w:pPr>
             <w:r>
               <w:rPr>
                 <w:rFonts w:ascii="宋体" w:eastAsia="宋体" w:hAnsi="宋体"/>
-                <w:sz w:val="21"/>
+                <w:sz w:val="20"/>
                 <w:szCs w:val="21"/>
               </w:rPr>
               <w:t>8.70 m</w:t>
@@ -8064,7 +9116,7 @@
         <w:pStyle w:val="a0"/>
         <w:rPr>
           <w:rFonts w:ascii="宋体" w:eastAsia="宋体" w:hAnsi="宋体"/>
-          <w:sz w:val="21"/>
+          <w:sz w:val="20"/>
           <w:szCs w:val="21"/>
           <w:lang w:eastAsia="zh-CN"/>
         </w:rPr>
@@ -8072,7 +9124,7 @@
       <w:r>
         <w:rPr>
           <w:rFonts w:ascii="宋体" w:eastAsia="宋体" w:hAnsi="宋体"/>
-          <w:sz w:val="21"/>
+          <w:sz w:val="20"/>
           <w:szCs w:val="21"/>
           <w:lang w:eastAsia="zh-CN"/>
         </w:rPr>
@@ -8084,15 +9136,17 @@
         <w:pStyle w:val="2"/>
         <w:rPr>
           <w:rFonts w:ascii="宋体" w:eastAsia="宋体" w:hAnsi="宋体"/>
+          <w:sz w:val="24"/>
         </w:rPr>
       </w:pPr>
-      <w:bookmarkStart w:id="15" w:name="五后续改进方向"/>
-      <w:bookmarkEnd w:id="11"/>
-      <w:bookmarkEnd w:id="14"/>
+      <w:bookmarkStart w:id="16" w:name="五后续改进方向"/>
+      <w:bookmarkEnd w:id="12"/>
+      <w:bookmarkEnd w:id="15"/>
       <w:proofErr w:type="spellStart"/>
       <w:r>
         <w:rPr>
           <w:rFonts w:ascii="宋体" w:eastAsia="宋体" w:hAnsi="宋体"/>
+          <w:sz w:val="24"/>
         </w:rPr>
         <w:t>五、后续改进方向</w:t>
       </w:r>
@@ -8107,7 +9161,7 @@
         </w:numPr>
         <w:rPr>
           <w:rFonts w:ascii="宋体" w:eastAsia="宋体" w:hAnsi="宋体"/>
-          <w:sz w:val="21"/>
+          <w:sz w:val="20"/>
           <w:szCs w:val="21"/>
           <w:lang w:eastAsia="zh-CN"/>
         </w:rPr>
@@ -8117,7 +9171,7 @@
           <w:rFonts w:ascii="宋体" w:eastAsia="宋体" w:hAnsi="宋体"/>
           <w:b/>
           <w:bCs/>
-          <w:sz w:val="21"/>
+          <w:sz w:val="20"/>
           <w:szCs w:val="21"/>
           <w:lang w:eastAsia="zh-CN"/>
         </w:rPr>
@@ -8126,7 +9180,7 @@
       <w:r>
         <w:rPr>
           <w:rFonts w:ascii="宋体" w:eastAsia="宋体" w:hAnsi="宋体"/>
-          <w:sz w:val="21"/>
+          <w:sz w:val="20"/>
           <w:szCs w:val="21"/>
           <w:lang w:eastAsia="zh-CN"/>
         </w:rPr>
@@ -8139,7 +9193,7 @@
           </m:rPr>
           <w:rPr>
             <w:rFonts w:ascii="Cambria Math" w:eastAsia="宋体" w:hAnsi="Cambria Math"/>
-            <w:sz w:val="21"/>
+            <w:sz w:val="20"/>
             <w:szCs w:val="21"/>
             <w:lang w:eastAsia="zh-CN"/>
           </w:rPr>
@@ -8156,7 +9210,7 @@
         </w:numPr>
         <w:rPr>
           <w:rFonts w:ascii="宋体" w:eastAsia="宋体" w:hAnsi="宋体"/>
-          <w:sz w:val="21"/>
+          <w:sz w:val="20"/>
           <w:szCs w:val="21"/>
           <w:lang w:eastAsia="zh-CN"/>
         </w:rPr>
@@ -8166,7 +9220,7 @@
           <w:rFonts w:ascii="宋体" w:eastAsia="宋体" w:hAnsi="宋体"/>
           <w:b/>
           <w:bCs/>
-          <w:sz w:val="21"/>
+          <w:sz w:val="20"/>
           <w:szCs w:val="21"/>
           <w:lang w:eastAsia="zh-CN"/>
         </w:rPr>
@@ -8175,11 +9229,20 @@
       <w:r>
         <w:rPr>
           <w:rFonts w:ascii="宋体" w:eastAsia="宋体" w:hAnsi="宋体"/>
-          <w:sz w:val="21"/>
-          <w:szCs w:val="21"/>
-          <w:lang w:eastAsia="zh-CN"/>
-        </w:rPr>
-        <w:t xml:space="preserve">：将 </w:t>
+          <w:sz w:val="20"/>
+          <w:szCs w:val="21"/>
+          <w:lang w:eastAsia="zh-CN"/>
+        </w:rPr>
+        <w:t>：将</w:t>
+      </w:r>
+      <w:r>
+        <w:rPr>
+          <w:rFonts w:ascii="宋体" w:eastAsia="宋体" w:hAnsi="宋体"/>
+          <w:sz w:val="20"/>
+          <w:szCs w:val="21"/>
+          <w:lang w:eastAsia="zh-CN"/>
+        </w:rPr>
+        <w:t xml:space="preserve"> </w:t>
       </w:r>
       <m:oMath>
         <m:r>
@@ -8188,7 +9251,7 @@
           </m:rPr>
           <w:rPr>
             <w:rFonts w:ascii="Cambria Math" w:eastAsia="宋体" w:hAnsi="Cambria Math"/>
-            <w:sz w:val="21"/>
+            <w:sz w:val="20"/>
             <w:szCs w:val="21"/>
             <w:lang w:eastAsia="zh-CN"/>
           </w:rPr>
@@ -8198,11 +9261,38 @@
       <w:r>
         <w:rPr>
           <w:rFonts w:ascii="宋体" w:eastAsia="宋体" w:hAnsi="宋体"/>
-          <w:sz w:val="21"/>
-          <w:szCs w:val="21"/>
-          <w:lang w:eastAsia="zh-CN"/>
-        </w:rPr>
-        <w:t xml:space="preserve"> 升到3维模拟环境风的影响</w:t>
+          <w:sz w:val="20"/>
+          <w:szCs w:val="21"/>
+          <w:lang w:eastAsia="zh-CN"/>
+        </w:rPr>
+        <w:t xml:space="preserve"> </w:t>
+      </w:r>
+      <w:r>
+        <w:rPr>
+          <w:rFonts w:ascii="宋体" w:eastAsia="宋体" w:hAnsi="宋体"/>
+          <w:sz w:val="20"/>
+          <w:szCs w:val="21"/>
+          <w:lang w:eastAsia="zh-CN"/>
+        </w:rPr>
+        <w:t>升到</w:t>
+      </w:r>
+      <w:r>
+        <w:rPr>
+          <w:rFonts w:ascii="宋体" w:eastAsia="宋体" w:hAnsi="宋体"/>
+          <w:sz w:val="20"/>
+          <w:szCs w:val="21"/>
+          <w:lang w:eastAsia="zh-CN"/>
+        </w:rPr>
+        <w:t>3</w:t>
+      </w:r>
+      <w:r>
+        <w:rPr>
+          <w:rFonts w:ascii="宋体" w:eastAsia="宋体" w:hAnsi="宋体"/>
+          <w:sz w:val="20"/>
+          <w:szCs w:val="21"/>
+          <w:lang w:eastAsia="zh-CN"/>
+        </w:rPr>
+        <w:t>维模拟环境风的影响</w:t>
       </w:r>
     </w:p>
     <w:p>
@@ -8214,7 +9304,7 @@
         </w:numPr>
         <w:rPr>
           <w:rFonts w:ascii="宋体" w:eastAsia="宋体" w:hAnsi="宋体"/>
-          <w:sz w:val="21"/>
+          <w:sz w:val="20"/>
           <w:szCs w:val="21"/>
           <w:lang w:eastAsia="zh-CN"/>
         </w:rPr>
@@ -8224,7 +9314,7 @@
           <w:rFonts w:ascii="宋体" w:eastAsia="宋体" w:hAnsi="宋体"/>
           <w:b/>
           <w:bCs/>
-          <w:sz w:val="21"/>
+          <w:sz w:val="20"/>
           <w:szCs w:val="21"/>
           <w:lang w:eastAsia="zh-CN"/>
         </w:rPr>
@@ -8233,14 +9323,14 @@
       <w:r>
         <w:rPr>
           <w:rFonts w:ascii="宋体" w:eastAsia="宋体" w:hAnsi="宋体"/>
-          <w:sz w:val="21"/>
+          <w:sz w:val="20"/>
           <w:szCs w:val="21"/>
           <w:lang w:eastAsia="zh-CN"/>
         </w:rPr>
         <w:t>：考虑实现更复杂的高次模型</w:t>
       </w:r>
       <w:bookmarkEnd w:id="0"/>
-      <w:bookmarkEnd w:id="15"/>
+      <w:bookmarkEnd w:id="16"/>
     </w:p>
     <w:sectPr>
       <w:pgSz w:w="12240" w:h="15840"/>
@@ -8252,7 +9342,7 @@
 </file>
 
 <file path=word/endnotes.xml><?xml version="1.0" encoding="utf-8"?>
-<w:endnotes xmlns:wpc="http://schemas.microsoft.com/office/word/2010/wordprocessingCanvas" xmlns:cx="http://schemas.microsoft.com/office/drawing/2014/chartex" xmlns:cx1="http://schemas.microsoft.com/office/drawing/2015/9/8/chartex" xmlns:cx2="http://schemas.microsoft.com/office/drawing/2015/10/21/chartex" xmlns:cx3="http://schemas.microsoft.com/office/drawing/2016/5/9/chartex" xmlns:cx4="http://schemas.microsoft.com/office/drawing/2016/5/10/chartex" xmlns:cx5="http://schemas.microsoft.com/office/drawing/2016/5/11/chartex" xmlns:cx6="http://schemas.microsoft.com/office/drawing/2016/5/12/chartex" xmlns:cx7="http://schemas.microsoft.com/office/drawing/2016/5/13/chartex" xmlns:cx8="http://schemas.microsoft.com/office/drawing/2016/5/14/chartex" xmlns:mc="http://schemas.openxmlformats.org/markup-compatibility/2006" xmlns:aink="http://schemas.microsoft.com/office/drawing/2016/ink" xmlns:am3d="http://schemas.microsoft.com/office/drawing/2017/model3d" xmlns:o="urn:schemas-microsoft-com:office:office" xmlns:oel="http://schemas.microsoft.com/office/2019/extlst" xmlns:r="http://schemas.openxmlformats.org/officeDocument/2006/relationships" xmlns:m="http://schemas.openxmlformats.org/officeDocument/2006/math" xmlns:v="urn:schemas-microsoft-com:vml" xmlns:wp14="http://schemas.microsoft.com/office/word/2010/wordprocessingDrawing" xmlns:wp="http://schemas.openxmlformats.org/drawingml/2006/wordprocessingDrawing" xmlns:w10="urn:schemas-microsoft-com:office:word" xmlns:w="http://schemas.openxmlformats.org/wordprocessingml/2006/main" xmlns:w14="http://schemas.microsoft.com/office/word/2010/wordml" xmlns:w15="http://schemas.microsoft.com/office/word/2012/wordml" xmlns:w16cex="http://schemas.microsoft.com/office/word/2018/wordml/cex" xmlns:w16cid="http://schemas.microsoft.com/office/word/2016/wordml/cid" xmlns:w16="http://schemas.microsoft.com/office/word/2018/wordml" xmlns:w16du="http://schemas.microsoft.com/office/word/2023/wordml/word16du" xmlns:w16sdtdh="http://schemas.microsoft.com/office/word/2020/wordml/sdtdatahash" xmlns:w16sdtfl="http://schemas.microsoft.com/office/word/2024/wordml/sdtformatlock" xmlns:w16se="http://schemas.microsoft.com/office/word/2015/wordml/symex" xmlns:wpg="http://schemas.microsoft.com/office/word/2010/wordprocessingGroup" xmlns:wpi="http://schemas.microsoft.com/office/word/2010/wordprocessingInk" xmlns:wne="http://schemas.microsoft.com/office/word/2006/wordml" xmlns:wps="http://schemas.microsoft.com/office/word/2010/wordprocessingShape" mc:Ignorable="w14 w15 w16se w16cid w16 w16cex w16sdtdh w16sdtfl w16du wp14">
+<w:endnotes xmlns:wpc="http://schemas.microsoft.com/office/word/2010/wordprocessingCanvas" xmlns:cx="http://schemas.microsoft.com/office/drawing/2014/chartex" xmlns:cx1="http://schemas.microsoft.com/office/drawing/2015/9/8/chartex" xmlns:cx2="http://schemas.microsoft.com/office/drawing/2015/10/21/chartex" xmlns:cx3="http://schemas.microsoft.com/office/drawing/2016/5/9/chartex" xmlns:cx4="http://schemas.microsoft.com/office/drawing/2016/5/10/chartex" xmlns:cx5="http://schemas.microsoft.com/office/drawing/2016/5/11/chartex" xmlns:cx6="http://schemas.microsoft.com/office/drawing/2016/5/12/chartex" xmlns:cx7="http://schemas.microsoft.com/office/drawing/2016/5/13/chartex" xmlns:cx8="http://schemas.microsoft.com/office/drawing/2016/5/14/chartex" xmlns:mc="http://schemas.openxmlformats.org/markup-compatibility/2006" xmlns:aink="http://schemas.microsoft.com/office/drawing/2016/ink" xmlns:am3d="http://schemas.microsoft.com/office/drawing/2017/model3d" xmlns:o="urn:schemas-microsoft-com:office:office" xmlns:r="http://schemas.openxmlformats.org/officeDocument/2006/relationships" xmlns:m="http://schemas.openxmlformats.org/officeDocument/2006/math" xmlns:v="urn:schemas-microsoft-com:vml" xmlns:wp14="http://schemas.microsoft.com/office/word/2010/wordprocessingDrawing" xmlns:wp="http://schemas.openxmlformats.org/drawingml/2006/wordprocessingDrawing" xmlns:w10="urn:schemas-microsoft-com:office:word" xmlns:w="http://schemas.openxmlformats.org/wordprocessingml/2006/main" xmlns:w14="http://schemas.microsoft.com/office/word/2010/wordml" xmlns:w15="http://schemas.microsoft.com/office/word/2012/wordml" xmlns:w16cid="http://schemas.microsoft.com/office/word/2016/wordml/cid" xmlns:w16se="http://schemas.microsoft.com/office/word/2015/wordml/symex" xmlns:wpg="http://schemas.microsoft.com/office/word/2010/wordprocessingGroup" xmlns:wpi="http://schemas.microsoft.com/office/word/2010/wordprocessingInk" xmlns:wne="http://schemas.microsoft.com/office/word/2006/wordml" xmlns:wps="http://schemas.microsoft.com/office/word/2010/wordprocessingShape" mc:Ignorable="w14 w15 w16se w16cid wp14">
   <w:endnote w:type="separator" w:id="-1">
     <w:p>
       <w:pPr>
@@ -8277,7 +9367,7 @@
 </file>
 
 <file path=word/footnotes.xml><?xml version="1.0" encoding="utf-8"?>
-<w:footnotes xmlns:wpc="http://schemas.microsoft.com/office/word/2010/wordprocessingCanvas" xmlns:cx="http://schemas.microsoft.com/office/drawing/2014/chartex" xmlns:cx1="http://schemas.microsoft.com/office/drawing/2015/9/8/chartex" xmlns:cx2="http://schemas.microsoft.com/office/drawing/2015/10/21/chartex" xmlns:cx3="http://schemas.microsoft.com/office/drawing/2016/5/9/chartex" xmlns:cx4="http://schemas.microsoft.com/office/drawing/2016/5/10/chartex" xmlns:cx5="http://schemas.microsoft.com/office/drawing/2016/5/11/chartex" xmlns:cx6="http://schemas.microsoft.com/office/drawing/2016/5/12/chartex" xmlns:cx7="http://schemas.microsoft.com/office/drawing/2016/5/13/chartex" xmlns:cx8="http://schemas.microsoft.com/office/drawing/2016/5/14/chartex" xmlns:mc="http://schemas.openxmlformats.org/markup-compatibility/2006" xmlns:aink="http://schemas.microsoft.com/office/drawing/2016/ink" xmlns:am3d="http://schemas.microsoft.com/office/drawing/2017/model3d" xmlns:o="urn:schemas-microsoft-com:office:office" xmlns:oel="http://schemas.microsoft.com/office/2019/extlst" xmlns:r="http://schemas.openxmlformats.org/officeDocument/2006/relationships" xmlns:m="http://schemas.openxmlformats.org/officeDocument/2006/math" xmlns:v="urn:schemas-microsoft-com:vml" xmlns:wp14="http://schemas.microsoft.com/office/word/2010/wordprocessingDrawing" xmlns:wp="http://schemas.openxmlformats.org/drawingml/2006/wordprocessingDrawing" xmlns:w10="urn:schemas-microsoft-com:office:word" xmlns:w="http://schemas.openxmlformats.org/wordprocessingml/2006/main" xmlns:w14="http://schemas.microsoft.com/office/word/2010/wordml" xmlns:w15="http://schemas.microsoft.com/office/word/2012/wordml" xmlns:w16cex="http://schemas.microsoft.com/office/word/2018/wordml/cex" xmlns:w16cid="http://schemas.microsoft.com/office/word/2016/wordml/cid" xmlns:w16="http://schemas.microsoft.com/office/word/2018/wordml" xmlns:w16du="http://schemas.microsoft.com/office/word/2023/wordml/word16du" xmlns:w16sdtdh="http://schemas.microsoft.com/office/word/2020/wordml/sdtdatahash" xmlns:w16sdtfl="http://schemas.microsoft.com/office/word/2024/wordml/sdtformatlock" xmlns:w16se="http://schemas.microsoft.com/office/word/2015/wordml/symex" xmlns:wpg="http://schemas.microsoft.com/office/word/2010/wordprocessingGroup" xmlns:wpi="http://schemas.microsoft.com/office/word/2010/wordprocessingInk" xmlns:wne="http://schemas.microsoft.com/office/word/2006/wordml" xmlns:wps="http://schemas.microsoft.com/office/word/2010/wordprocessingShape" mc:Ignorable="w14 w15 w16se w16cid w16 w16cex w16sdtdh w16sdtfl w16du wp14">
+<w:footnotes xmlns:wpc="http://schemas.microsoft.com/office/word/2010/wordprocessingCanvas" xmlns:cx="http://schemas.microsoft.com/office/drawing/2014/chartex" xmlns:cx1="http://schemas.microsoft.com/office/drawing/2015/9/8/chartex" xmlns:cx2="http://schemas.microsoft.com/office/drawing/2015/10/21/chartex" xmlns:cx3="http://schemas.microsoft.com/office/drawing/2016/5/9/chartex" xmlns:cx4="http://schemas.microsoft.com/office/drawing/2016/5/10/chartex" xmlns:cx5="http://schemas.microsoft.com/office/drawing/2016/5/11/chartex" xmlns:cx6="http://schemas.microsoft.com/office/drawing/2016/5/12/chartex" xmlns:cx7="http://schemas.microsoft.com/office/drawing/2016/5/13/chartex" xmlns:cx8="http://schemas.microsoft.com/office/drawing/2016/5/14/chartex" xmlns:mc="http://schemas.openxmlformats.org/markup-compatibility/2006" xmlns:aink="http://schemas.microsoft.com/office/drawing/2016/ink" xmlns:am3d="http://schemas.microsoft.com/office/drawing/2017/model3d" xmlns:o="urn:schemas-microsoft-com:office:office" xmlns:r="http://schemas.openxmlformats.org/officeDocument/2006/relationships" xmlns:m="http://schemas.openxmlformats.org/officeDocument/2006/math" xmlns:v="urn:schemas-microsoft-com:vml" xmlns:wp14="http://schemas.microsoft.com/office/word/2010/wordprocessingDrawing" xmlns:wp="http://schemas.openxmlformats.org/drawingml/2006/wordprocessingDrawing" xmlns:w10="urn:schemas-microsoft-com:office:word" xmlns:w="http://schemas.openxmlformats.org/wordprocessingml/2006/main" xmlns:w14="http://schemas.microsoft.com/office/word/2010/wordml" xmlns:w15="http://schemas.microsoft.com/office/word/2012/wordml" xmlns:w16cid="http://schemas.microsoft.com/office/word/2016/wordml/cid" xmlns:w16se="http://schemas.microsoft.com/office/word/2015/wordml/symex" xmlns:wpg="http://schemas.microsoft.com/office/word/2010/wordprocessingGroup" xmlns:wpi="http://schemas.microsoft.com/office/word/2010/wordprocessingInk" xmlns:wne="http://schemas.microsoft.com/office/word/2006/wordml" xmlns:wps="http://schemas.microsoft.com/office/word/2010/wordprocessingShape" mc:Ignorable="w14 w15 w16se w16cid wp14">
   <w:footnote w:type="separator" w:id="-1">
     <w:p>
       <w:r>
@@ -8296,7 +9386,7 @@
 </file>
 
 <file path=word/numbering.xml><?xml version="1.0" encoding="utf-8"?>
-<w:numbering xmlns:wpc="http://schemas.microsoft.com/office/word/2010/wordprocessingCanvas" xmlns:cx="http://schemas.microsoft.com/office/drawing/2014/chartex" xmlns:cx1="http://schemas.microsoft.com/office/drawing/2015/9/8/chartex" xmlns:cx2="http://schemas.microsoft.com/office/drawing/2015/10/21/chartex" xmlns:cx3="http://schemas.microsoft.com/office/drawing/2016/5/9/chartex" xmlns:cx4="http://schemas.microsoft.com/office/drawing/2016/5/10/chartex" xmlns:cx5="http://schemas.microsoft.com/office/drawing/2016/5/11/chartex" xmlns:cx6="http://schemas.microsoft.com/office/drawing/2016/5/12/chartex" xmlns:cx7="http://schemas.microsoft.com/office/drawing/2016/5/13/chartex" xmlns:cx8="http://schemas.microsoft.com/office/drawing/2016/5/14/chartex" xmlns:mc="http://schemas.openxmlformats.org/markup-compatibility/2006" xmlns:aink="http://schemas.microsoft.com/office/drawing/2016/ink" xmlns:am3d="http://schemas.microsoft.com/office/drawing/2017/model3d" xmlns:o="urn:schemas-microsoft-com:office:office" xmlns:oel="http://schemas.microsoft.com/office/2019/extlst" xmlns:r="http://schemas.openxmlformats.org/officeDocument/2006/relationships" xmlns:m="http://schemas.openxmlformats.org/officeDocument/2006/math" xmlns:v="urn:schemas-microsoft-com:vml" xmlns:wp14="http://schemas.microsoft.com/office/word/2010/wordprocessingDrawing" xmlns:wp="http://schemas.openxmlformats.org/drawingml/2006/wordprocessingDrawing" xmlns:w10="urn:schemas-microsoft-com:office:word" xmlns:w="http://schemas.openxmlformats.org/wordprocessingml/2006/main" xmlns:w14="http://schemas.microsoft.com/office/word/2010/wordml" xmlns:w15="http://schemas.microsoft.com/office/word/2012/wordml" xmlns:w16cex="http://schemas.microsoft.com/office/word/2018/wordml/cex" xmlns:w16cid="http://schemas.microsoft.com/office/word/2016/wordml/cid" xmlns:w16="http://schemas.microsoft.com/office/word/2018/wordml" xmlns:w16du="http://schemas.microsoft.com/office/word/2023/wordml/word16du" xmlns:w16sdtdh="http://schemas.microsoft.com/office/word/2020/wordml/sdtdatahash" xmlns:w16sdtfl="http://schemas.microsoft.com/office/word/2024/wordml/sdtformatlock" xmlns:w16se="http://schemas.microsoft.com/office/word/2015/wordml/symex" xmlns:wpg="http://schemas.microsoft.com/office/word/2010/wordprocessingGroup" xmlns:wpi="http://schemas.microsoft.com/office/word/2010/wordprocessingInk" xmlns:wne="http://schemas.microsoft.com/office/word/2006/wordml" xmlns:wps="http://schemas.microsoft.com/office/word/2010/wordprocessingShape" mc:Ignorable="w14 w15 w16se w16cid w16 w16cex w16sdtdh w16sdtfl w16du wp14">
+<w:numbering xmlns:wpc="http://schemas.microsoft.com/office/word/2010/wordprocessingCanvas" xmlns:cx="http://schemas.microsoft.com/office/drawing/2014/chartex" xmlns:cx1="http://schemas.microsoft.com/office/drawing/2015/9/8/chartex" xmlns:cx2="http://schemas.microsoft.com/office/drawing/2015/10/21/chartex" xmlns:cx3="http://schemas.microsoft.com/office/drawing/2016/5/9/chartex" xmlns:cx4="http://schemas.microsoft.com/office/drawing/2016/5/10/chartex" xmlns:cx5="http://schemas.microsoft.com/office/drawing/2016/5/11/chartex" xmlns:cx6="http://schemas.microsoft.com/office/drawing/2016/5/12/chartex" xmlns:cx7="http://schemas.microsoft.com/office/drawing/2016/5/13/chartex" xmlns:cx8="http://schemas.microsoft.com/office/drawing/2016/5/14/chartex" xmlns:mc="http://schemas.openxmlformats.org/markup-compatibility/2006" xmlns:aink="http://schemas.microsoft.com/office/drawing/2016/ink" xmlns:am3d="http://schemas.microsoft.com/office/drawing/2017/model3d" xmlns:o="urn:schemas-microsoft-com:office:office" xmlns:r="http://schemas.openxmlformats.org/officeDocument/2006/relationships" xmlns:m="http://schemas.openxmlformats.org/officeDocument/2006/math" xmlns:v="urn:schemas-microsoft-com:vml" xmlns:wp14="http://schemas.microsoft.com/office/word/2010/wordprocessingDrawing" xmlns:wp="http://schemas.openxmlformats.org/drawingml/2006/wordprocessingDrawing" xmlns:w10="urn:schemas-microsoft-com:office:word" xmlns:w="http://schemas.openxmlformats.org/wordprocessingml/2006/main" xmlns:w14="http://schemas.microsoft.com/office/word/2010/wordml" xmlns:w15="http://schemas.microsoft.com/office/word/2012/wordml" xmlns:w16cid="http://schemas.microsoft.com/office/word/2016/wordml/cid" xmlns:w16se="http://schemas.microsoft.com/office/word/2015/wordml/symex" xmlns:wpg="http://schemas.microsoft.com/office/word/2010/wordprocessingGroup" xmlns:wpi="http://schemas.microsoft.com/office/word/2010/wordprocessingInk" xmlns:wne="http://schemas.microsoft.com/office/word/2006/wordml" xmlns:wps="http://schemas.microsoft.com/office/word/2010/wordprocessingShape" mc:Ignorable="w14 w15 w16se w16cid wp14">
   <w:abstractNum w:abstractNumId="0" w15:restartNumberingAfterBreak="0">
     <w:nsid w:val="0000A990"/>
     <w:multiLevelType w:val="multilevel"/>
@@ -8460,10 +9550,10 @@
       </w:pPr>
     </w:lvl>
   </w:abstractNum>
-  <w:num w:numId="1" w16cid:durableId="551699787">
+  <w:num w:numId="1">
     <w:abstractNumId w:val="0"/>
   </w:num>
-  <w:num w:numId="2" w16cid:durableId="1003439607">
+  <w:num w:numId="2">
     <w:abstractNumId w:val="1"/>
     <w:lvlOverride w:ilvl="0">
       <w:startOverride w:val="1"/>
@@ -8493,7 +9583,7 @@
       <w:startOverride w:val="1"/>
     </w:lvlOverride>
   </w:num>
-  <w:num w:numId="3" w16cid:durableId="259682168">
+  <w:num w:numId="3">
     <w:abstractNumId w:val="1"/>
     <w:lvlOverride w:ilvl="0">
       <w:startOverride w:val="1"/>
@@ -8523,7 +9613,7 @@
       <w:startOverride w:val="1"/>
     </w:lvlOverride>
   </w:num>
-  <w:num w:numId="4" w16cid:durableId="980960733">
+  <w:num w:numId="4">
     <w:abstractNumId w:val="1"/>
     <w:lvlOverride w:ilvl="0">
       <w:startOverride w:val="1"/>
@@ -8557,7 +9647,7 @@
 </file>
 
 <file path=word/styles.xml><?xml version="1.0" encoding="utf-8"?>
-<w:styles xmlns:mc="http://schemas.openxmlformats.org/markup-compatibility/2006" xmlns:r="http://schemas.openxmlformats.org/officeDocument/2006/relationships" xmlns:w="http://schemas.openxmlformats.org/wordprocessingml/2006/main" xmlns:w14="http://schemas.microsoft.com/office/word/2010/wordml" xmlns:w15="http://schemas.microsoft.com/office/word/2012/wordml" xmlns:w16cex="http://schemas.microsoft.com/office/word/2018/wordml/cex" xmlns:w16cid="http://schemas.microsoft.com/office/word/2016/wordml/cid" xmlns:w16="http://schemas.microsoft.com/office/word/2018/wordml" xmlns:w16du="http://schemas.microsoft.com/office/word/2023/wordml/word16du" xmlns:w16sdtdh="http://schemas.microsoft.com/office/word/2020/wordml/sdtdatahash" xmlns:w16sdtfl="http://schemas.microsoft.com/office/word/2024/wordml/sdtformatlock" xmlns:w16se="http://schemas.microsoft.com/office/word/2015/wordml/symex" mc:Ignorable="w14 w15 w16se w16cid w16 w16cex w16sdtdh w16sdtfl w16du">
+<w:styles xmlns:mc="http://schemas.openxmlformats.org/markup-compatibility/2006" xmlns:r="http://schemas.openxmlformats.org/officeDocument/2006/relationships" xmlns:w="http://schemas.openxmlformats.org/wordprocessingml/2006/main" xmlns:w14="http://schemas.microsoft.com/office/word/2010/wordml" xmlns:w15="http://schemas.microsoft.com/office/word/2012/wordml" xmlns:w16cid="http://schemas.microsoft.com/office/word/2016/wordml/cid" xmlns:w16se="http://schemas.microsoft.com/office/word/2015/wordml/symex" mc:Ignorable="w14 w15 w16se w16cid">
   <w:docDefaults>
     <w:rPrDefault>
       <w:rPr>
@@ -8573,7 +9663,7 @@
       </w:pPr>
     </w:pPrDefault>
   </w:docDefaults>
-  <w:latentStyles w:defLockedState="0" w:defUIPriority="0" w:defSemiHidden="0" w:defUnhideWhenUsed="0" w:defQFormat="0" w:count="376">
+  <w:latentStyles w:defLockedState="0" w:defUIPriority="0" w:defSemiHidden="0" w:defUnhideWhenUsed="0" w:defQFormat="0" w:count="375">
     <w:lsdException w:name="Normal Table" w:semiHidden="1" w:unhideWhenUsed="1"/>
     <w:lsdException w:name="Table Simple 1" w:semiHidden="1" w:unhideWhenUsed="1"/>
     <w:lsdException w:name="Table Simple 2" w:semiHidden="1" w:unhideWhenUsed="1"/>
@@ -8815,7 +9905,6 @@
     <w:lsdException w:name="Smart Hyperlink" w:semiHidden="1" w:uiPriority="99" w:unhideWhenUsed="1"/>
     <w:lsdException w:name="Hashtag" w:semiHidden="1" w:uiPriority="99" w:unhideWhenUsed="1"/>
     <w:lsdException w:name="Unresolved Mention" w:semiHidden="1" w:uiPriority="99" w:unhideWhenUsed="1"/>
-    <w:lsdException w:name="Smart Link" w:semiHidden="1" w:uiPriority="99" w:unhideWhenUsed="1"/>
   </w:latentStyles>
   <w:style w:type="paragraph" w:default="1" w:styleId="a">
     <w:name w:val="Normal"/>
